--- a/originalidade-resumo.docx
+++ b/originalidade-resumo.docx
@@ -12,7 +12,7 @@
           <w:color w:val="184F95"/>
           <w:sz w:val="42"/>
         </w:rPr>
-        <w:t>Delimitação de originalidade</w:t>
+        <w:t>De onde veio a proposta, e o que a distingue</w:t>
       </w:r>
     </w:p>
     <w:p>
@@ -24,7 +24,7 @@
           <w:color w:val="555B66"/>
           <w:sz w:val="23"/>
         </w:rPr>
-        <w:t>Fábrica de software multi-agente — resumo comparativo</w:t>
+        <w:t>Fábrica de software multi-agente — resumo da delimitação de originalidade</w:t>
       </w:r>
     </w:p>
     <w:p>
@@ -42,48 +42,35 @@
         <w:t>Enzo Consulo  ·  29 de agosto de 2026  ·  repositório público: github.com/enzoconsulo/Generic-Multi-Agents</w:t>
       </w:r>
     </w:p>
-    <w:tbl>
-      <w:tblPr>
-        <w:tblW w:type="auto" w:w="0"/>
-        <w:jc w:val="center"/>
-        <w:tblLook w:firstColumn="1" w:firstRow="1" w:lastColumn="0" w:lastRow="0" w:noHBand="0" w:noVBand="1" w:val="04A0"/>
-      </w:tblPr>
-      <w:tblGrid>
-        <w:gridCol w:w="9518"/>
-      </w:tblGrid>
-      <w:tr>
-        <w:tc>
-          <w:tcPr>
-            <w:tcW w:type="dxa" w:w="9518"/>
-            <w:shd w:val="clear" w:fill="F2F5FA"/>
-          </w:tcPr>
-          <w:p>
-            <w:pPr>
-              <w:spacing w:after="0"/>
-            </w:pPr>
-            <w:r/>
-            <w:r>
-              <w:rPr>
-                <w:b/>
-                <w:color w:val="184F95"/>
-                <w:sz w:val="17"/>
-              </w:rPr>
-              <w:t xml:space="preserve">EM UMA FRASE  </w:t>
-            </w:r>
-            <w:r>
-              <w:rPr>
-                <w:sz w:val="19"/>
-              </w:rPr>
-              <w:t>Existe o gênero; não existe este sistema. Fábricas agênticas existem, e são citadas adiante. O que nenhuma delas tem é o que este trabalho fez: operar seis semanas em três projetos reais, medir onde falha e quanto custa, e reprojetar a partir dessa medição.</w:t>
-            </w:r>
-          </w:p>
-        </w:tc>
-      </w:tr>
-    </w:tbl>
     <w:p>
       <w:pPr>
-        <w:spacing w:after="80"/>
+        <w:spacing w:after="120"/>
+        <w:jc w:val="both"/>
       </w:pPr>
+      <w:r>
+        <w:rPr>
+          <w:b w:val="0"/>
+          <w:i w:val="0"/>
+          <w:sz w:val="20"/>
+        </w:rPr>
+        <w:t xml:space="preserve">A proposta não nasceu de um produto observado. Nasceu de um diagnóstico, registrado na documentação do trabalho antes de existir código: </w:t>
+      </w:r>
+      <w:r>
+        <w:rPr>
+          <w:b/>
+          <w:i w:val="0"/>
+          <w:sz w:val="20"/>
+        </w:rPr>
+        <w:t>quando se pede a um modelo de linguagem que construa um sistema inteiro, as falhas não são de escrita, são de processo</w:t>
+      </w:r>
+      <w:r>
+        <w:rPr>
+          <w:b w:val="0"/>
+          <w:i w:val="0"/>
+          <w:sz w:val="20"/>
+        </w:rPr>
+        <w:t>. O modelo continua produzindo bem cada trecho isolado; o que se perde é a coerência do conjunto.</w:t>
+      </w:r>
     </w:p>
     <w:p>
       <w:pPr>
@@ -96,7 +83,7 @@
           <w:color w:val="184F95"/>
           <w:sz w:val="26"/>
         </w:rPr>
-        <w:t>1.  O que a primeira versão construiu</w:t>
+        <w:t>1.  Os quatro modos de falha, e o que responde a cada um</w:t>
       </w:r>
     </w:p>
     <w:p>
@@ -110,7 +97,7 @@
           <w:i w:val="0"/>
           <w:sz w:val="20"/>
         </w:rPr>
-        <w:t>Não é protótipo de demonstração. São três sistemas de domínios distintos, entregues por agentes, com 86 tarefas concluídas de 89.</w:t>
+        <w:t>Nenhum deles se resolve com um modelo melhor. E nenhum mecanismo do sistema existe sem se ligar a um deles — é essa derivação, e não uma lista de funcionalidades, que sustenta a proposta.</w:t>
       </w:r>
     </w:p>
     <w:tbl>
@@ -121,51 +108,10 @@
         <w:tblLook w:firstColumn="1" w:firstRow="1" w:lastColumn="0" w:lastRow="0" w:noHBand="0" w:noVBand="1" w:val="04A0"/>
       </w:tblPr>
       <w:tblGrid>
-        <w:gridCol w:w="3173"/>
-        <w:gridCol w:w="3173"/>
-        <w:gridCol w:w="3173"/>
+        <w:gridCol w:w="4759"/>
+        <w:gridCol w:w="4759"/>
       </w:tblGrid>
       <w:tr>
-        <w:tc>
-          <w:tcPr>
-            <w:tcW w:type="dxa" w:w="1928"/>
-            <w:shd w:val="clear" w:fill="2A78D6"/>
-          </w:tcPr>
-          <w:p>
-            <w:pPr>
-              <w:spacing w:after="20"/>
-            </w:pPr>
-            <w:r/>
-            <w:r>
-              <w:rPr>
-                <w:b/>
-                <w:color w:val="FFFFFF"/>
-                <w:sz w:val="17"/>
-              </w:rPr>
-              <w:t>Projeto</w:t>
-            </w:r>
-          </w:p>
-        </w:tc>
-        <w:tc>
-          <w:tcPr>
-            <w:tcW w:type="dxa" w:w="5102"/>
-            <w:shd w:val="clear" w:fill="2A78D6"/>
-          </w:tcPr>
-          <w:p>
-            <w:pPr>
-              <w:spacing w:after="20"/>
-            </w:pPr>
-            <w:r/>
-            <w:r>
-              <w:rPr>
-                <w:b/>
-                <w:color w:val="FFFFFF"/>
-                <w:sz w:val="17"/>
-              </w:rPr>
-              <w:t>O que é</w:t>
-            </w:r>
-          </w:p>
-        </w:tc>
         <w:tc>
           <w:tcPr>
             <w:tcW w:type="dxa" w:w="2041"/>
@@ -182,15 +128,14 @@
                 <w:color w:val="FFFFFF"/>
                 <w:sz w:val="17"/>
               </w:rPr>
-              <w:t>Entregue</w:t>
+              <w:t>Modo de falha</w:t>
             </w:r>
           </w:p>
         </w:tc>
-      </w:tr>
-      <w:tr>
         <w:tc>
           <w:tcPr>
-            <w:tcW w:type="dxa" w:w="1928"/>
+            <w:tcW w:type="dxa" w:w="7030"/>
+            <w:shd w:val="clear" w:fill="2A78D6"/>
           </w:tcPr>
           <w:p>
             <w:pPr>
@@ -199,31 +144,16 @@
             <w:r/>
             <w:r>
               <w:rPr>
-                <w:b w:val="0"/>
+                <w:b/>
+                <w:color w:val="FFFFFF"/>
                 <w:sz w:val="17"/>
               </w:rPr>
-              <w:t>Jogo de tabuleiro</w:t>
+              <w:t>O mecanismo que responde</w:t>
             </w:r>
           </w:p>
         </w:tc>
-        <w:tc>
-          <w:tcPr>
-            <w:tcW w:type="dxa" w:w="5102"/>
-          </w:tcPr>
-          <w:p>
-            <w:pPr>
-              <w:spacing w:after="20"/>
-            </w:pPr>
-            <w:r/>
-            <w:r>
-              <w:rPr>
-                <w:b w:val="0"/>
-                <w:sz w:val="17"/>
-              </w:rPr>
-              <w:t>Versão web, multijogador em tempo real</w:t>
-            </w:r>
-          </w:p>
-        </w:tc>
+      </w:tr>
+      <w:tr>
         <w:tc>
           <w:tcPr>
             <w:tcW w:type="dxa" w:w="2041"/>
@@ -238,16 +168,13 @@
                 <w:b w:val="0"/>
                 <w:sz w:val="17"/>
               </w:rPr>
-              <w:t>69 de 72 tarefas</w:t>
+              <w:t>Perda de contexto</w:t>
             </w:r>
           </w:p>
         </w:tc>
-      </w:tr>
-      <w:tr>
         <w:tc>
           <w:tcPr>
-            <w:tcW w:type="dxa" w:w="1928"/>
-            <w:shd w:val="clear" w:fill="F5F5F2"/>
+            <w:tcW w:type="dxa" w:w="7030"/>
           </w:tcPr>
           <w:p>
             <w:pPr>
@@ -259,29 +186,12 @@
                 <w:b w:val="0"/>
                 <w:sz w:val="17"/>
               </w:rPr>
-              <w:t>Serviço embarcado</w:t>
+              <w:t>O agente começa frio por desenho, recebe um índice denso do projeto em vez de varrer arquivos, e cada papel recebe só o que usa</w:t>
             </w:r>
           </w:p>
         </w:tc>
-        <w:tc>
-          <w:tcPr>
-            <w:tcW w:type="dxa" w:w="5102"/>
-            <w:shd w:val="clear" w:fill="F5F5F2"/>
-          </w:tcPr>
-          <w:p>
-            <w:pPr>
-              <w:spacing w:after="20"/>
-            </w:pPr>
-            <w:r/>
-            <w:r>
-              <w:rPr>
-                <w:b w:val="0"/>
-                <w:sz w:val="17"/>
-              </w:rPr>
-              <w:t>Rotina permanente no computador de placa única que controla uma impressora 3D</w:t>
-            </w:r>
-          </w:p>
-        </w:tc>
+      </w:tr>
+      <w:tr>
         <w:tc>
           <w:tcPr>
             <w:tcW w:type="dxa" w:w="2041"/>
@@ -297,15 +207,14 @@
                 <w:b w:val="0"/>
                 <w:sz w:val="17"/>
               </w:rPr>
-              <w:t>11 de 11 tarefas</w:t>
+              <w:t>Decisão sem rastro</w:t>
             </w:r>
           </w:p>
         </w:tc>
-      </w:tr>
-      <w:tr>
         <w:tc>
           <w:tcPr>
-            <w:tcW w:type="dxa" w:w="1928"/>
+            <w:tcW w:type="dxa" w:w="7030"/>
+            <w:shd w:val="clear" w:fill="F5F5F2"/>
           </w:tcPr>
           <w:p>
             <w:pPr>
@@ -317,28 +226,12 @@
                 <w:b w:val="0"/>
                 <w:sz w:val="17"/>
               </w:rPr>
-              <w:t>Plataforma de dados</w:t>
+              <w:t>Toda decisão é gravada com o motivo no instante em que acontece; a história do projeto vira índice consultável</w:t>
             </w:r>
           </w:p>
         </w:tc>
-        <w:tc>
-          <w:tcPr>
-            <w:tcW w:type="dxa" w:w="5102"/>
-          </w:tcPr>
-          <w:p>
-            <w:pPr>
-              <w:spacing w:after="20"/>
-            </w:pPr>
-            <w:r/>
-            <w:r>
-              <w:rPr>
-                <w:b w:val="0"/>
-                <w:sz w:val="17"/>
-              </w:rPr>
-              <w:t>Camada de análise por modelos de linguagem sobre um repositório de dados</w:t>
-            </w:r>
-          </w:p>
-        </w:tc>
+      </w:tr>
+      <w:tr>
         <w:tc>
           <w:tcPr>
             <w:tcW w:type="dxa" w:w="2041"/>
@@ -353,7 +246,65 @@
                 <w:b w:val="0"/>
                 <w:sz w:val="17"/>
               </w:rPr>
-              <w:t>6 de 6 tarefas</w:t>
+              <w:t>Autoaprovação</w:t>
+            </w:r>
+          </w:p>
+        </w:tc>
+        <w:tc>
+          <w:tcPr>
+            <w:tcW w:type="dxa" w:w="7030"/>
+          </w:tcPr>
+          <w:p>
+            <w:pPr>
+              <w:spacing w:after="20"/>
+            </w:pPr>
+            <w:r/>
+            <w:r>
+              <w:rPr>
+                <w:b w:val="0"/>
+                <w:sz w:val="17"/>
+              </w:rPr>
+              <w:t>Dois portões operados por quem não construiu — e a ferramenta de escrever não existe para eles</w:t>
+            </w:r>
+          </w:p>
+        </w:tc>
+      </w:tr>
+      <w:tr>
+        <w:tc>
+          <w:tcPr>
+            <w:tcW w:type="dxa" w:w="2041"/>
+            <w:shd w:val="clear" w:fill="F5F5F2"/>
+          </w:tcPr>
+          <w:p>
+            <w:pPr>
+              <w:spacing w:after="20"/>
+            </w:pPr>
+            <w:r/>
+            <w:r>
+              <w:rPr>
+                <w:b w:val="0"/>
+                <w:sz w:val="17"/>
+              </w:rPr>
+              <w:t>Tentativa sem limite</w:t>
+            </w:r>
+          </w:p>
+        </w:tc>
+        <w:tc>
+          <w:tcPr>
+            <w:tcW w:type="dxa" w:w="7030"/>
+            <w:shd w:val="clear" w:fill="F5F5F2"/>
+          </w:tcPr>
+          <w:p>
+            <w:pPr>
+              <w:spacing w:after="20"/>
+            </w:pPr>
+            <w:r/>
+            <w:r>
+              <w:rPr>
+                <w:b w:val="0"/>
+                <w:sz w:val="17"/>
+              </w:rPr>
+              <w:t>Três ciclos por tarefa, escada de resposta ao fracasso com replanejamento, e teto de custo com parada limpa</w:t>
             </w:r>
           </w:p>
         </w:tc>
@@ -375,7 +326,7 @@
           <w:i w:val="0"/>
           <w:sz w:val="20"/>
         </w:rPr>
-        <w:t>São domínios que não se parecem — sincronia em tempo real, software embarcado e engenharia de dados. É isso que sustenta a afirmação de generalidade: a fábrica não foi construída em torno de um exemplo único.</w:t>
+        <w:t>Daí saem as três regras que a documentação apresenta como origem de todo o resto — quem implementa nunca é quem aprova, estado fora da conversa, falha limitada — e a tese: o gargalo não está na geração de texto, e sim na governança.</w:t>
       </w:r>
     </w:p>
     <w:p>
@@ -389,7 +340,37 @@
           <w:color w:val="184F95"/>
           <w:sz w:val="26"/>
         </w:rPr>
-        <w:t>2.  As diferenças que decidem</w:t>
+        <w:t>2.  O estado da arte, lido pelo mesmo diagnóstico</w:t>
+      </w:r>
+    </w:p>
+    <w:p>
+      <w:pPr>
+        <w:spacing w:after="120"/>
+        <w:jc w:val="both"/>
+      </w:pPr>
+      <w:r>
+        <w:rPr>
+          <w:b w:val="0"/>
+          <w:i w:val="0"/>
+          <w:sz w:val="20"/>
+        </w:rPr>
+        <w:t xml:space="preserve">Existem sistemas próximos e eles são citados. Mas a pergunta útil não é “quem também tem portão de qualidade?” — praticamente todos têm. É </w:t>
+      </w:r>
+      <w:r>
+        <w:rPr>
+          <w:b/>
+          <w:i w:val="0"/>
+          <w:sz w:val="20"/>
+        </w:rPr>
+        <w:t>qual modo de falha cada projeto resolve, e a que custo</w:t>
+      </w:r>
+      <w:r>
+        <w:rPr>
+          <w:b w:val="0"/>
+          <w:i w:val="0"/>
+          <w:sz w:val="20"/>
+        </w:rPr>
+        <w:t>.</w:t>
       </w:r>
     </w:p>
     <w:tbl>
@@ -422,13 +403,13 @@
                 <w:color w:val="FFFFFF"/>
                 <w:sz w:val="16"/>
               </w:rPr>
-              <w:t>Eixo</w:t>
+              <w:t>Modo de falha</w:t>
             </w:r>
           </w:p>
         </w:tc>
         <w:tc>
           <w:tcPr>
-            <w:tcW w:type="dxa" w:w="2608"/>
+            <w:tcW w:type="dxa" w:w="2494"/>
             <w:shd w:val="clear" w:fill="2A78D6"/>
           </w:tcPr>
           <w:p>
@@ -448,7 +429,7 @@
         </w:tc>
         <w:tc>
           <w:tcPr>
-            <w:tcW w:type="dxa" w:w="2438"/>
+            <w:tcW w:type="dxa" w:w="2494"/>
             <w:shd w:val="clear" w:fill="2A78D6"/>
           </w:tcPr>
           <w:p>
@@ -468,7 +449,7 @@
         </w:tc>
         <w:tc>
           <w:tcPr>
-            <w:tcW w:type="dxa" w:w="2324"/>
+            <w:tcW w:type="dxa" w:w="2381"/>
             <w:shd w:val="clear" w:fill="2A78D6"/>
           </w:tcPr>
           <w:p>
@@ -502,13 +483,13 @@
                 <w:b w:val="0"/>
                 <w:sz w:val="16"/>
               </w:rPr>
-              <w:t>Quem aprova</w:t>
+              <w:t>Perda de contexto</w:t>
             </w:r>
           </w:p>
         </w:tc>
         <w:tc>
           <w:tcPr>
-            <w:tcW w:type="dxa" w:w="2608"/>
+            <w:tcW w:type="dxa" w:w="2494"/>
           </w:tcPr>
           <w:p>
             <w:pPr>
@@ -520,13 +501,13 @@
                 <w:b w:val="0"/>
                 <w:sz w:val="16"/>
               </w:rPr>
-              <w:t>Agentes, sem a ferramenta de escrever</w:t>
+              <w:t>Agente frio; índice denso; contexto por papel</w:t>
             </w:r>
           </w:p>
         </w:tc>
         <w:tc>
           <w:tcPr>
-            <w:tcW w:type="dxa" w:w="2438"/>
+            <w:tcW w:type="dxa" w:w="2494"/>
           </w:tcPr>
           <w:p>
             <w:pPr>
@@ -538,13 +519,13 @@
                 <w:b w:val="0"/>
                 <w:sz w:val="16"/>
               </w:rPr>
-              <w:t>O humano, antes de cada passo</w:t>
+              <w:t>O operador humano sustenta a continuidade</w:t>
             </w:r>
           </w:p>
         </w:tc>
         <w:tc>
           <w:tcPr>
-            <w:tcW w:type="dxa" w:w="2324"/>
+            <w:tcW w:type="dxa" w:w="2381"/>
           </w:tcPr>
           <w:p>
             <w:pPr>
@@ -556,7 +537,7 @@
                 <w:b w:val="0"/>
                 <w:sz w:val="16"/>
               </w:rPr>
-              <w:t>Agentes revisores, em diálogo</w:t>
+              <w:t>O diálogo é o estado — o modo não é atacado</w:t>
             </w:r>
           </w:p>
         </w:tc>
@@ -577,13 +558,13 @@
                 <w:b w:val="0"/>
                 <w:sz w:val="16"/>
               </w:rPr>
-              <w:t>Quem coordena</w:t>
+              <w:t>Decisão sem rastro</w:t>
             </w:r>
           </w:p>
         </w:tc>
         <w:tc>
           <w:tcPr>
-            <w:tcW w:type="dxa" w:w="2608"/>
+            <w:tcW w:type="dxa" w:w="2494"/>
             <w:shd w:val="clear" w:fill="F5F5F2"/>
           </w:tcPr>
           <w:p>
@@ -596,13 +577,13 @@
                 <w:b w:val="0"/>
                 <w:sz w:val="16"/>
               </w:rPr>
-              <w:t>Código determinístico</w:t>
+              <w:t>Decisão gravada com o motivo; história indexada</w:t>
             </w:r>
           </w:p>
         </w:tc>
         <w:tc>
           <w:tcPr>
-            <w:tcW w:type="dxa" w:w="2438"/>
+            <w:tcW w:type="dxa" w:w="2494"/>
             <w:shd w:val="clear" w:fill="F5F5F2"/>
           </w:tcPr>
           <w:p>
@@ -615,13 +596,13 @@
                 <w:b w:val="0"/>
                 <w:sz w:val="16"/>
               </w:rPr>
-              <w:t>O humano, pela interface</w:t>
+              <w:t>Versionamento e artefatos do espaço de trabalho</w:t>
             </w:r>
           </w:p>
         </w:tc>
         <w:tc>
           <w:tcPr>
-            <w:tcW w:type="dxa" w:w="2324"/>
+            <w:tcW w:type="dxa" w:w="2381"/>
             <w:shd w:val="clear" w:fill="F5F5F2"/>
           </w:tcPr>
           <w:p>
@@ -634,7 +615,7 @@
                 <w:b w:val="0"/>
                 <w:sz w:val="16"/>
               </w:rPr>
-              <w:t>Diálogo entre agentes</w:t>
+              <w:t>Não trata</w:t>
             </w:r>
           </w:p>
         </w:tc>
@@ -654,13 +635,13 @@
                 <w:b w:val="0"/>
                 <w:sz w:val="16"/>
               </w:rPr>
-              <w:t>Origem do projeto</w:t>
+              <w:t>Autoaprovação</w:t>
             </w:r>
           </w:p>
         </w:tc>
         <w:tc>
           <w:tcPr>
-            <w:tcW w:type="dxa" w:w="2608"/>
+            <w:tcW w:type="dxa" w:w="2494"/>
           </w:tcPr>
           <w:p>
             <w:pPr>
@@ -672,13 +653,13 @@
                 <w:b w:val="0"/>
                 <w:sz w:val="16"/>
               </w:rPr>
-              <w:t>Sob demanda, sintetizada do pedido</w:t>
+              <w:t>Portões sem a ferramenta de escrever</w:t>
             </w:r>
           </w:p>
         </w:tc>
         <w:tc>
           <w:tcPr>
-            <w:tcW w:type="dxa" w:w="2438"/>
+            <w:tcW w:type="dxa" w:w="2494"/>
           </w:tcPr>
           <w:p>
             <w:pPr>
@@ -690,13 +671,13 @@
                 <w:b w:val="0"/>
                 <w:sz w:val="16"/>
               </w:rPr>
-              <w:t>Dezoito modelos num assistente</w:t>
+              <w:t>Aprovação humana, ao custo da autonomia</w:t>
             </w:r>
           </w:p>
         </w:tc>
         <w:tc>
           <w:tcPr>
-            <w:tcW w:type="dxa" w:w="2324"/>
+            <w:tcW w:type="dxa" w:w="2381"/>
           </w:tcPr>
           <w:p>
             <w:pPr>
@@ -708,7 +689,7 @@
                 <w:b w:val="0"/>
                 <w:sz w:val="16"/>
               </w:rPr>
-              <w:t>Elenco fixo de papéis</w:t>
+              <w:t>Revisor é agente do mesmo diálogo</w:t>
             </w:r>
           </w:p>
         </w:tc>
@@ -729,13 +710,13 @@
                 <w:b w:val="0"/>
                 <w:sz w:val="16"/>
               </w:rPr>
-              <w:t>Ao falhar</w:t>
+              <w:t>Tentativa sem limite</w:t>
             </w:r>
           </w:p>
         </w:tc>
         <w:tc>
           <w:tcPr>
-            <w:tcW w:type="dxa" w:w="2608"/>
+            <w:tcW w:type="dxa" w:w="2494"/>
             <w:shd w:val="clear" w:fill="F5F5F2"/>
           </w:tcPr>
           <w:p>
@@ -748,13 +729,13 @@
                 <w:b w:val="0"/>
                 <w:sz w:val="16"/>
               </w:rPr>
-              <w:t>Escada de quatro degraus, com replanejamento</w:t>
+              <w:t>Três ciclos, escada de fracasso, teto por tarefa</w:t>
             </w:r>
           </w:p>
         </w:tc>
         <w:tc>
           <w:tcPr>
-            <w:tcW w:type="dxa" w:w="2438"/>
+            <w:tcW w:type="dxa" w:w="2494"/>
             <w:shd w:val="clear" w:fill="F5F5F2"/>
           </w:tcPr>
           <w:p>
@@ -767,13 +748,13 @@
                 <w:b w:val="0"/>
                 <w:sz w:val="16"/>
               </w:rPr>
-              <w:t>O humano decide</w:t>
+              <w:t>O operador decide quando parar</w:t>
             </w:r>
           </w:p>
         </w:tc>
         <w:tc>
           <w:tcPr>
-            <w:tcW w:type="dxa" w:w="2324"/>
+            <w:tcW w:type="dxa" w:w="2381"/>
             <w:shd w:val="clear" w:fill="F5F5F2"/>
           </w:tcPr>
           <w:p>
@@ -787,259 +768,6 @@
                 <w:sz w:val="16"/>
               </w:rPr>
               <w:t>Novo ciclo de diálogo</w:t>
-            </w:r>
-          </w:p>
-        </w:tc>
-      </w:tr>
-      <w:tr>
-        <w:tc>
-          <w:tcPr>
-            <w:tcW w:type="dxa" w:w="1701"/>
-          </w:tcPr>
-          <w:p>
-            <w:pPr>
-              <w:spacing w:after="20"/>
-            </w:pPr>
-            <w:r/>
-            <w:r>
-              <w:rPr>
-                <w:b w:val="0"/>
-                <w:sz w:val="16"/>
-              </w:rPr>
-              <w:t>Artefatos não-software</w:t>
-            </w:r>
-          </w:p>
-        </w:tc>
-        <w:tc>
-          <w:tcPr>
-            <w:tcW w:type="dxa" w:w="2608"/>
-          </w:tcPr>
-          <w:p>
-            <w:pPr>
-              <w:spacing w:after="20"/>
-            </w:pPr>
-            <w:r/>
-            <w:r>
-              <w:rPr>
-                <w:b w:val="0"/>
-                <w:sz w:val="16"/>
-              </w:rPr>
-              <w:t>Trilha própria, com escada de prova</w:t>
-            </w:r>
-          </w:p>
-        </w:tc>
-        <w:tc>
-          <w:tcPr>
-            <w:tcW w:type="dxa" w:w="2438"/>
-          </w:tcPr>
-          <w:p>
-            <w:pPr>
-              <w:spacing w:after="20"/>
-            </w:pPr>
-            <w:r/>
-            <w:r>
-              <w:rPr>
-                <w:b w:val="0"/>
-                <w:sz w:val="16"/>
-              </w:rPr>
-              <w:t>Não trata</w:t>
-            </w:r>
-          </w:p>
-        </w:tc>
-        <w:tc>
-          <w:tcPr>
-            <w:tcW w:type="dxa" w:w="2324"/>
-          </w:tcPr>
-          <w:p>
-            <w:pPr>
-              <w:spacing w:after="20"/>
-            </w:pPr>
-            <w:r/>
-            <w:r>
-              <w:rPr>
-                <w:b w:val="0"/>
-                <w:sz w:val="16"/>
-              </w:rPr>
-              <w:t>Não trata</w:t>
-            </w:r>
-          </w:p>
-        </w:tc>
-      </w:tr>
-      <w:tr>
-        <w:tc>
-          <w:tcPr>
-            <w:tcW w:type="dxa" w:w="1701"/>
-            <w:shd w:val="clear" w:fill="F5F5F2"/>
-          </w:tcPr>
-          <w:p>
-            <w:pPr>
-              <w:spacing w:after="20"/>
-            </w:pPr>
-            <w:r/>
-            <w:r>
-              <w:rPr>
-                <w:b w:val="0"/>
-                <w:sz w:val="16"/>
-              </w:rPr>
-              <w:t>Base do desenho</w:t>
-            </w:r>
-          </w:p>
-        </w:tc>
-        <w:tc>
-          <w:tcPr>
-            <w:tcW w:type="dxa" w:w="2608"/>
-            <w:shd w:val="clear" w:fill="F5F5F2"/>
-          </w:tcPr>
-          <w:p>
-            <w:pPr>
-              <w:spacing w:after="20"/>
-            </w:pPr>
-            <w:r/>
-            <w:r>
-              <w:rPr>
-                <w:b w:val="0"/>
-                <w:sz w:val="16"/>
-              </w:rPr>
-              <w:t>Telemetria própria: 139 execuções</w:t>
-            </w:r>
-          </w:p>
-        </w:tc>
-        <w:tc>
-          <w:tcPr>
-            <w:tcW w:type="dxa" w:w="2438"/>
-            <w:shd w:val="clear" w:fill="F5F5F2"/>
-          </w:tcPr>
-          <w:p>
-            <w:pPr>
-              <w:spacing w:after="20"/>
-            </w:pPr>
-            <w:r/>
-            <w:r>
-              <w:rPr>
-                <w:b w:val="0"/>
-                <w:sz w:val="16"/>
-              </w:rPr>
-              <w:t>Experiência do autor</w:t>
-            </w:r>
-          </w:p>
-        </w:tc>
-        <w:tc>
-          <w:tcPr>
-            <w:tcW w:type="dxa" w:w="2324"/>
-            <w:shd w:val="clear" w:fill="F5F5F2"/>
-          </w:tcPr>
-          <w:p>
-            <w:pPr>
-              <w:spacing w:after="20"/>
-            </w:pPr>
-            <w:r/>
-            <w:r>
-              <w:rPr>
-                <w:b w:val="0"/>
-                <w:sz w:val="16"/>
-              </w:rPr>
-              <w:t>Conjuntos de referência</w:t>
-            </w:r>
-          </w:p>
-        </w:tc>
-      </w:tr>
-    </w:tbl>
-    <w:p>
-      <w:pPr>
-        <w:spacing w:after="80"/>
-      </w:pPr>
-    </w:p>
-    <w:p>
-      <w:pPr>
-        <w:spacing w:after="120"/>
-        <w:jc w:val="both"/>
-      </w:pPr>
-      <w:r>
-        <w:rPr>
-          <w:b w:val="0"/>
-          <w:i w:val="0"/>
-          <w:sz w:val="20"/>
-        </w:rPr>
-        <w:t xml:space="preserve">A linha que mais separa é a primeira. O concorrente comercial mais próximo </w:t>
-      </w:r>
-      <w:r>
-        <w:rPr>
-          <w:b/>
-          <w:i w:val="0"/>
-          <w:sz w:val="20"/>
-        </w:rPr>
-        <w:t>rejeita a autonomia explicitamente</w:t>
-      </w:r>
-      <w:r>
-        <w:rPr>
-          <w:b w:val="0"/>
-          <w:i w:val="0"/>
-          <w:sz w:val="20"/>
-        </w:rPr>
-        <w:t>: há aprovação humana antes de cada passo. Aqui a intervenção humana é uma só — o pedido. Todo o limite de ciclos, a escada de fracasso e o replanejamento existem porque não há humano no laço.</w:t>
-      </w:r>
-    </w:p>
-    <w:p>
-      <w:pPr>
-        <w:keepNext/>
-        <w:spacing w:before="320" w:after="100"/>
-      </w:pPr>
-      <w:r>
-        <w:rPr>
-          <w:b/>
-          <w:color w:val="184F95"/>
-          <w:sz w:val="26"/>
-        </w:rPr>
-        <w:t>3.  O que é herdado, e citado</w:t>
-      </w:r>
-    </w:p>
-    <w:p>
-      <w:pPr>
-        <w:spacing w:after="120"/>
-        <w:jc w:val="both"/>
-      </w:pPr>
-      <w:r>
-        <w:rPr>
-          <w:b w:val="0"/>
-          <w:i w:val="0"/>
-          <w:sz w:val="20"/>
-        </w:rPr>
-        <w:t>Papéis especializados de agentes produzindo software (ChatDev e MetaGPT, 2023); o termo “fábrica de software” e a metáfora da linha de produção (Cusumano, 1991); agente como processo supervisionado em OTP (Cortex, Sagents, SwarmEx, Synapse — prática corrente em Elixir); portão de qualidade, commit por unidade de trabalho e modelo diferente por papel (softwarefabrik.io).</w:t>
-      </w:r>
-    </w:p>
-    <w:tbl>
-      <w:tblPr>
-        <w:tblW w:type="auto" w:w="0"/>
-        <w:jc w:val="center"/>
-        <w:tblLook w:firstColumn="1" w:firstRow="1" w:lastColumn="0" w:lastRow="0" w:noHBand="0" w:noVBand="1" w:val="04A0"/>
-      </w:tblPr>
-      <w:tblGrid>
-        <w:gridCol w:w="9518"/>
-      </w:tblGrid>
-      <w:tr>
-        <w:tc>
-          <w:tcPr>
-            <w:tcW w:type="dxa" w:w="9518"/>
-            <w:shd w:val="clear" w:fill="F2F5FA"/>
-          </w:tcPr>
-          <w:p>
-            <w:pPr>
-              <w:spacing w:after="0"/>
-            </w:pPr>
-            <w:r/>
-            <w:r>
-              <w:rPr>
-                <w:b/>
-                <w:color w:val="184F95"/>
-                <w:sz w:val="17"/>
-              </w:rPr>
-              <w:t xml:space="preserve">O PRINCÍPIO  </w:t>
-            </w:r>
-            <w:r>
-              <w:rPr>
-                <w:sz w:val="19"/>
-              </w:rPr>
-              <w:t>Plágio é sobre atribuição, não sobre ineditismo. Citar de saída é mais sólido do que ser questionado a respeito depois.</w:t>
             </w:r>
           </w:p>
         </w:tc>
@@ -1061,7 +789,119 @@
           <w:color w:val="184F95"/>
           <w:sz w:val="26"/>
         </w:rPr>
-        <w:t>4.  A contribuição, em uma frase</w:t>
+        <w:t>3.  As diferenças reais</w:t>
+      </w:r>
+    </w:p>
+    <w:p>
+      <w:pPr>
+        <w:pStyle w:val="ListBullet"/>
+        <w:spacing w:after="60"/>
+        <w:ind w:left="397"/>
+      </w:pPr>
+      <w:r>
+        <w:rPr>
+          <w:b/>
+          <w:sz w:val="20"/>
+        </w:rPr>
+        <w:t>A autoaprovação é resolvida por ausência de ferramenta, não por presença de humano.</w:t>
+      </w:r>
+      <w:r>
+        <w:rPr>
+          <w:b w:val="0"/>
+          <w:sz w:val="20"/>
+        </w:rPr>
+        <w:t xml:space="preserve"> As duas soluções são mutuamente exclusivas: colocar o humano no portão resolve o problema e elimina a autonomia; retirar a ferramenta de escrever do revisor resolve preservando a autonomia — e obriga a limitar a falha por desenho, porque não há quem interrompa.</w:t>
+      </w:r>
+    </w:p>
+    <w:p>
+      <w:pPr>
+        <w:pStyle w:val="ListBullet"/>
+        <w:spacing w:after="60"/>
+        <w:ind w:left="397"/>
+      </w:pPr>
+      <w:r>
+        <w:rPr>
+          <w:b/>
+          <w:sz w:val="20"/>
+        </w:rPr>
+        <w:t>O coordenador não é um agente.</w:t>
+      </w:r>
+      <w:r>
+        <w:rPr>
+          <w:b w:val="0"/>
+          <w:sz w:val="20"/>
+        </w:rPr>
+        <w:t xml:space="preserve"> Quem decide ordem, promoção e escalonamento é código determinístico. A decisão veio de medição: o coordenador baseado em modelo consumia cerca de 17% do custo de um trabalho para executar uma máquina de estados.</w:t>
+      </w:r>
+    </w:p>
+    <w:p>
+      <w:pPr>
+        <w:pStyle w:val="ListBullet"/>
+        <w:spacing w:after="60"/>
+        <w:ind w:left="397"/>
+      </w:pPr>
+      <w:r>
+        <w:rPr>
+          <w:b/>
+          <w:sz w:val="20"/>
+        </w:rPr>
+        <w:t>Não há catálogo nem elenco.</w:t>
+      </w:r>
+      <w:r>
+        <w:rPr>
+          <w:b w:val="0"/>
+          <w:sz w:val="20"/>
+        </w:rPr>
+        <w:t xml:space="preserve"> Especificação, plano, tarefas e equipe são sintetizados do pedido. O sistema comercial parte de dezoito modelos de stack; os acadêmicos, de papéis fixos de empresa.</w:t>
+      </w:r>
+    </w:p>
+    <w:p>
+      <w:pPr>
+        <w:pStyle w:val="ListBullet"/>
+        <w:spacing w:after="60"/>
+        <w:ind w:left="397"/>
+      </w:pPr>
+      <w:r>
+        <w:rPr>
+          <w:b/>
+          <w:sz w:val="20"/>
+        </w:rPr>
+        <w:t>O desenho é derivado da telemetria da própria operação.</w:t>
+      </w:r>
+      <w:r>
+        <w:rPr>
+          <w:b w:val="0"/>
+          <w:sz w:val="20"/>
+        </w:rPr>
+        <w:t xml:space="preserve"> Seis semanas de uso real, com contabilidade por chamada, guiando o redesenho — inclusive quando a medição contrariou a hipótese de partida. Nenhum dos comparados publica medição da própria operação.</w:t>
+      </w:r>
+    </w:p>
+    <w:p>
+      <w:pPr>
+        <w:spacing w:after="160"/>
+        <w:jc w:val="both"/>
+      </w:pPr>
+      <w:r>
+        <w:rPr>
+          <w:b w:val="0"/>
+          <w:i w:val="0"/>
+          <w:sz w:val="20"/>
+        </w:rPr>
+        <w:t>O sistema também opera fora de software, com uma escada de prova que obriga o verificador a declarar se o critério foi executado, inspecionado ou julgado. É extensão do mesmo princípio e vale registro, mas não é a contribuição central.</w:t>
+      </w:r>
+    </w:p>
+    <w:p>
+      <w:pPr>
+        <w:keepNext/>
+        <w:spacing w:before="320" w:after="100"/>
+      </w:pPr>
+      <w:r>
+        <w:rPr>
+          <w:b/>
+          <w:color w:val="184F95"/>
+          <w:sz w:val="26"/>
+        </w:rPr>
+        <w:t>4.  Convergência, e não plágio</w:t>
       </w:r>
     </w:p>
     <w:p>
@@ -1075,7 +915,7 @@
           <w:i w:val="0"/>
           <w:sz w:val="20"/>
         </w:rPr>
-        <w:t xml:space="preserve">Não é “construí uma fábrica de software multi-agente” — isso existe. É </w:t>
+        <w:t xml:space="preserve">Há sobreposição real, e ela deve ser declarada: o termo “fábrica de software” é anterior aos modelos de linguagem (CUSUMANO, 1991); papéis especializados vêm de ChatDev e MetaGPT (2023); portão de qualidade e modelo por papel existem no produto comercial; e agente como processo supervisionado é prática corrente em Elixir. </w:t>
       </w:r>
       <w:r>
         <w:rPr>
@@ -1083,7 +923,29 @@
           <w:i w:val="0"/>
           <w:sz w:val="20"/>
         </w:rPr>
-        <w:t>operei uma por seis semanas em três projetos reais, medi onde ela falha e quanto custa, e reprojetei a partir dessa medição</w:t>
+        <w:t>São itens a citar, não a reivindicar.</w:t>
+      </w:r>
+    </w:p>
+    <w:p>
+      <w:pPr>
+        <w:spacing w:after="120"/>
+        <w:jc w:val="both"/>
+      </w:pPr>
+      <w:r>
+        <w:rPr>
+          <w:b w:val="0"/>
+          <w:i w:val="0"/>
+          <w:sz w:val="20"/>
+        </w:rPr>
+        <w:t xml:space="preserve">A semelhança é convergência porque </w:t>
+      </w:r>
+      <w:r>
+        <w:rPr>
+          <w:b/>
+          <w:i w:val="0"/>
+          <w:sz w:val="20"/>
+        </w:rPr>
+        <w:t>o mesmo diagnóstico, sob as mesmas restrições, produz mecanismos parecidos</w:t>
       </w:r>
       <w:r>
         <w:rPr>
@@ -1091,7 +953,7 @@
           <w:i w:val="0"/>
           <w:sz w:val="20"/>
         </w:rPr>
-        <w:t>, movendo a governança de frases em prompt para propriedades da estrutura.</w:t>
+        <w:t xml:space="preserve"> — e convergência independente é corroboração do diagnóstico, não cópia. Onde o problema é o mesmo, as soluções divergem: a autoaprovação é atacada por todos, e este é o único que a resolve sem colocar um humano no caminho.</w:t>
       </w:r>
     </w:p>
     <w:p>
@@ -1105,7 +967,7 @@
           <w:color w:val="184F95"/>
           <w:sz w:val="26"/>
         </w:rPr>
-        <w:t>5.  A evidência, por commit</w:t>
+        <w:t>5.  A evidência</w:t>
       </w:r>
     </w:p>
     <w:p>
@@ -1119,7 +981,7 @@
           <w:i w:val="0"/>
           <w:sz w:val="20"/>
         </w:rPr>
-        <w:t>O repositório é público. Os mecanismos centrais têm commit e data, e aparecem depois dos incidentes que os motivaram — não no primeiro dia.</w:t>
+        <w:t>O repositório é público, com 205 commits entre 18 de julho e 28 de agosto de 2026. Os conceitos aparecem em sequência, cada um depois do incidente que o motivou:</w:t>
       </w:r>
     </w:p>
     <w:tbl>
@@ -1268,122 +1130,7 @@
                 <w:b w:val="0"/>
                 <w:sz w:val="16"/>
               </w:rPr>
-              <w:t>2255150</w:t>
-            </w:r>
-          </w:p>
-        </w:tc>
-        <w:tc>
-          <w:tcPr>
-            <w:tcW w:type="dxa" w:w="907"/>
-            <w:shd w:val="clear" w:fill="F5F5F2"/>
-          </w:tcPr>
-          <w:p>
-            <w:pPr>
-              <w:spacing w:after="20"/>
-            </w:pPr>
-            <w:r/>
-            <w:r>
-              <w:rPr>
-                <w:b w:val="0"/>
-                <w:sz w:val="16"/>
-              </w:rPr>
-              <w:t>01/08</w:t>
-            </w:r>
-          </w:p>
-        </w:tc>
-        <w:tc>
-          <w:tcPr>
-            <w:tcW w:type="dxa" w:w="6917"/>
-            <w:shd w:val="clear" w:fill="F5F5F2"/>
-          </w:tcPr>
-          <w:p>
-            <w:pPr>
-              <w:spacing w:after="20"/>
-            </w:pPr>
-            <w:r/>
-            <w:r>
-              <w:rPr>
-                <w:b w:val="0"/>
-                <w:sz w:val="16"/>
-              </w:rPr>
-              <w:t>Trilha genérica: a fábrica deixa de ser só de software</w:t>
-            </w:r>
-          </w:p>
-        </w:tc>
-      </w:tr>
-      <w:tr>
-        <w:tc>
-          <w:tcPr>
-            <w:tcW w:type="dxa" w:w="1247"/>
-          </w:tcPr>
-          <w:p>
-            <w:pPr>
-              <w:spacing w:after="20"/>
-            </w:pPr>
-            <w:r/>
-            <w:r>
-              <w:rPr>
-                <w:b w:val="0"/>
-                <w:sz w:val="16"/>
-              </w:rPr>
               <w:t>91559b8</w:t>
-            </w:r>
-          </w:p>
-        </w:tc>
-        <w:tc>
-          <w:tcPr>
-            <w:tcW w:type="dxa" w:w="907"/>
-          </w:tcPr>
-          <w:p>
-            <w:pPr>
-              <w:spacing w:after="20"/>
-            </w:pPr>
-            <w:r/>
-            <w:r>
-              <w:rPr>
-                <w:b w:val="0"/>
-                <w:sz w:val="16"/>
-              </w:rPr>
-              <w:t>02/08</w:t>
-            </w:r>
-          </w:p>
-        </w:tc>
-        <w:tc>
-          <w:tcPr>
-            <w:tcW w:type="dxa" w:w="6917"/>
-          </w:tcPr>
-          <w:p>
-            <w:pPr>
-              <w:spacing w:after="20"/>
-            </w:pPr>
-            <w:r/>
-            <w:r>
-              <w:rPr>
-                <w:b w:val="0"/>
-                <w:sz w:val="16"/>
-              </w:rPr>
-              <w:t>O laço de orquestração vira código testado</w:t>
-            </w:r>
-          </w:p>
-        </w:tc>
-      </w:tr>
-      <w:tr>
-        <w:tc>
-          <w:tcPr>
-            <w:tcW w:type="dxa" w:w="1247"/>
-            <w:shd w:val="clear" w:fill="F5F5F2"/>
-          </w:tcPr>
-          <w:p>
-            <w:pPr>
-              <w:spacing w:after="20"/>
-            </w:pPr>
-            <w:r/>
-            <w:r>
-              <w:rPr>
-                <w:b w:val="0"/>
-                <w:sz w:val="16"/>
-              </w:rPr>
-              <w:t>8017c41</w:t>
             </w:r>
           </w:p>
         </w:tc>
@@ -1421,7 +1168,7 @@
                 <w:b w:val="0"/>
                 <w:sz w:val="16"/>
               </w:rPr>
-              <w:t>O pipeline decide sozinho, sem portão de julgamento humano</w:t>
+              <w:t>O laço de orquestração vira código testado</w:t>
             </w:r>
           </w:p>
         </w:tc>
@@ -1441,7 +1188,7 @@
                 <w:b w:val="0"/>
                 <w:sz w:val="16"/>
               </w:rPr>
-              <w:t>9a1c186</w:t>
+              <w:t>8017c41</w:t>
             </w:r>
           </w:p>
         </w:tc>
@@ -1459,7 +1206,7 @@
                 <w:b w:val="0"/>
                 <w:sz w:val="16"/>
               </w:rPr>
-              <w:t>14/08</w:t>
+              <w:t>02/08</w:t>
             </w:r>
           </w:p>
         </w:tc>
@@ -1477,7 +1224,7 @@
                 <w:b w:val="0"/>
                 <w:sz w:val="16"/>
               </w:rPr>
-              <w:t>Rótulo obrigatório de grau de prova nas duas trilhas</w:t>
+              <w:t>O pipeline decide sozinho, sem portão de julgamento humano</w:t>
             </w:r>
           </w:p>
         </w:tc>
@@ -1498,7 +1245,7 @@
                 <w:b w:val="0"/>
                 <w:sz w:val="16"/>
               </w:rPr>
-              <w:t>e8974c5</w:t>
+              <w:t>696762e</w:t>
             </w:r>
           </w:p>
         </w:tc>
@@ -1517,6 +1264,63 @@
                 <w:b w:val="0"/>
                 <w:sz w:val="16"/>
               </w:rPr>
+              <w:t>31/07</w:t>
+            </w:r>
+          </w:p>
+        </w:tc>
+        <w:tc>
+          <w:tcPr>
+            <w:tcW w:type="dxa" w:w="6917"/>
+            <w:shd w:val="clear" w:fill="F5F5F2"/>
+          </w:tcPr>
+          <w:p>
+            <w:pPr>
+              <w:spacing w:after="20"/>
+            </w:pPr>
+            <w:r/>
+            <w:r>
+              <w:rPr>
+                <w:b w:val="0"/>
+                <w:sz w:val="16"/>
+              </w:rPr>
+              <w:t>Um ganho de 12% remedido, identificado como ruído e retirado</w:t>
+            </w:r>
+          </w:p>
+        </w:tc>
+      </w:tr>
+      <w:tr>
+        <w:tc>
+          <w:tcPr>
+            <w:tcW w:type="dxa" w:w="1247"/>
+          </w:tcPr>
+          <w:p>
+            <w:pPr>
+              <w:spacing w:after="20"/>
+            </w:pPr>
+            <w:r/>
+            <w:r>
+              <w:rPr>
+                <w:b w:val="0"/>
+                <w:sz w:val="16"/>
+              </w:rPr>
+              <w:t>e8974c5</w:t>
+            </w:r>
+          </w:p>
+        </w:tc>
+        <w:tc>
+          <w:tcPr>
+            <w:tcW w:type="dxa" w:w="907"/>
+          </w:tcPr>
+          <w:p>
+            <w:pPr>
+              <w:spacing w:after="20"/>
+            </w:pPr>
+            <w:r/>
+            <w:r>
+              <w:rPr>
+                <w:b w:val="0"/>
+                <w:sz w:val="16"/>
+              </w:rPr>
               <w:t>21/08</w:t>
             </w:r>
           </w:p>
@@ -1524,7 +1328,6 @@
         <w:tc>
           <w:tcPr>
             <w:tcW w:type="dxa" w:w="6917"/>
-            <w:shd w:val="clear" w:fill="F5F5F2"/>
           </w:tcPr>
           <w:p>
             <w:pPr>
@@ -1558,7 +1361,7 @@
           <w:i w:val="0"/>
           <w:sz w:val="20"/>
         </w:rPr>
-        <w:t xml:space="preserve">O último é o mais relevante para a defesa do método: uma otimização já desenhada foi </w:t>
+        <w:t xml:space="preserve">Os dois últimos são os mais relevantes para a defesa do método: em ambos </w:t>
       </w:r>
       <w:r>
         <w:rPr>
@@ -1566,7 +1369,7 @@
           <w:i w:val="0"/>
           <w:sz w:val="20"/>
         </w:rPr>
-        <w:t>descartada porque a medição contrariou a hipótese</w:t>
+        <w:t>a medição contrariou a hipótese e o rumo mudou</w:t>
       </w:r>
       <w:r>
         <w:rPr>
@@ -1574,133 +1377,7 @@
           <w:i w:val="0"/>
           <w:sz w:val="20"/>
         </w:rPr>
-        <w:t>. Ao lado dele estão o commit 174f0a0, que registra previsões escritas antes da rodada, e o 696762e, em que um ganho anunciado foi refutado por nova medição e retirado.</w:t>
-      </w:r>
-    </w:p>
-    <w:p>
-      <w:pPr>
-        <w:keepNext/>
-        <w:spacing w:before="320" w:after="100"/>
-      </w:pPr>
-      <w:r>
-        <w:rPr>
-          <w:b/>
-          <w:color w:val="184F95"/>
-          <w:sz w:val="26"/>
-        </w:rPr>
-        <w:t>6.  Perguntas prováveis</w:t>
-      </w:r>
-    </w:p>
-    <w:p>
-      <w:pPr>
-        <w:keepNext/>
-        <w:spacing w:before="200" w:after="60"/>
-      </w:pPr>
-      <w:r>
-        <w:rPr>
-          <w:b/>
-          <w:color w:val="1A1A1A"/>
-          <w:sz w:val="21"/>
-        </w:rPr>
-        <w:t>“A softwarefabrik faz a mesma coisa.”</w:t>
-      </w:r>
-    </w:p>
-    <w:p>
-      <w:pPr>
-        <w:spacing w:after="120"/>
-        <w:jc w:val="both"/>
-      </w:pPr>
-      <w:r>
-        <w:rPr>
-          <w:b w:val="0"/>
-          <w:i w:val="0"/>
-          <w:sz w:val="20"/>
-        </w:rPr>
-        <w:t>Faz o oposto no ponto que decide: lá o humano aprova cada passo, e a autonomia é rejeitada explicitamente. Aqui a intervenção humana é uma só.</w:t>
-      </w:r>
-    </w:p>
-    <w:p>
-      <w:pPr>
-        <w:keepNext/>
-        <w:spacing w:before="200" w:after="60"/>
-      </w:pPr>
-      <w:r>
-        <w:rPr>
-          <w:b/>
-          <w:color w:val="1A1A1A"/>
-          <w:sz w:val="21"/>
-        </w:rPr>
-        <w:t>“Agente como processo supervisionado é ideia sua?”</w:t>
-      </w:r>
-    </w:p>
-    <w:p>
-      <w:pPr>
-        <w:spacing w:after="120"/>
-        <w:jc w:val="both"/>
-      </w:pPr>
-      <w:r>
-        <w:rPr>
-          <w:b w:val="0"/>
-          <w:i w:val="0"/>
-          <w:sz w:val="20"/>
-        </w:rPr>
-        <w:t>Não, e está citado. É prática corrente na comunidade Elixir, com ao menos quatro implementações públicas. O que é próprio é o que roda sobre isso: os dois portões com perguntas diferentes, a escada de fracasso e a trilha não-software.</w:t>
-      </w:r>
-    </w:p>
-    <w:p>
-      <w:pPr>
-        <w:keepNext/>
-        <w:spacing w:before="200" w:after="60"/>
-      </w:pPr>
-      <w:r>
-        <w:rPr>
-          <w:b/>
-          <w:color w:val="1A1A1A"/>
-          <w:sz w:val="21"/>
-        </w:rPr>
-        <w:t>“Qual é a novidade, então?”</w:t>
-      </w:r>
-    </w:p>
-    <w:p>
-      <w:pPr>
-        <w:spacing w:after="120"/>
-        <w:jc w:val="both"/>
-      </w:pPr>
-      <w:r>
-        <w:rPr>
-          <w:b w:val="0"/>
-          <w:i w:val="0"/>
-          <w:sz w:val="20"/>
-        </w:rPr>
-        <w:t>Medir a própria operação e reprojetar a partir disso. Nenhum dos outros publica telemetria da própria execução. Foi a medição que mostrou que 78% do custo estava no coordenador fazendo trabalho de máquina de estados — e foi por isso que ele virou código.</w:t>
-      </w:r>
-    </w:p>
-    <w:p>
-      <w:pPr>
-        <w:keepNext/>
-        <w:spacing w:before="200" w:after="60"/>
-      </w:pPr>
-      <w:r>
-        <w:rPr>
-          <w:b/>
-          <w:color w:val="1A1A1A"/>
-          <w:sz w:val="21"/>
-        </w:rPr>
-        <w:t>“E se aparecer outro projeto semelhante?”</w:t>
-      </w:r>
-    </w:p>
-    <w:p>
-      <w:pPr>
-        <w:spacing w:after="120"/>
-        <w:jc w:val="both"/>
-      </w:pPr>
-      <w:r>
-        <w:rPr>
-          <w:b w:val="0"/>
-          <w:i w:val="0"/>
-          <w:sz w:val="20"/>
-        </w:rPr>
-        <w:t>A resposta é a mesma: o campo está cheio e a convergência é esperada, porque todos enfrentam as mesmas restrições. O diferencial não é precedência, e sim seis semanas de telemetria da própria operação guiando o redesenho — o que é próprio por construção.</w:t>
+        <w:t>. A primeira versão entregou 86 tarefas concluídas de 89, em três projetos de domínios distintos, com 139 execuções gravadas.</w:t>
       </w:r>
     </w:p>
     <w:sectPr>

--- a/originalidade-resumo.docx
+++ b/originalidade-resumo.docx
@@ -12,7 +12,7 @@
           <w:color w:val="184F95"/>
           <w:sz w:val="42"/>
         </w:rPr>
-        <w:t>De onde veio a proposta, e o que a distingue</w:t>
+        <w:t>O que distingue este trabalho</w:t>
       </w:r>
     </w:p>
     <w:p>
@@ -24,7 +24,7 @@
           <w:color w:val="555B66"/>
           <w:sz w:val="23"/>
         </w:rPr>
-        <w:t>Fábrica de software multi-agente — resumo da delimitação de originalidade</w:t>
+        <w:t>Fábrica de software multi-agente — resumo comparativo</w:t>
       </w:r>
     </w:p>
     <w:p>
@@ -44,6 +44,20 @@
     </w:p>
     <w:p>
       <w:pPr>
+        <w:keepNext/>
+        <w:spacing w:before="320" w:after="100"/>
+      </w:pPr>
+      <w:r>
+        <w:rPr>
+          <w:b/>
+          <w:color w:val="184F95"/>
+          <w:sz w:val="26"/>
+        </w:rPr>
+        <w:t>1.  Primeiro, o regime — sem isso a comparação engana</w:t>
+      </w:r>
+    </w:p>
+    <w:p>
+      <w:pPr>
         <w:spacing w:after="120"/>
         <w:jc w:val="both"/>
       </w:pPr>
@@ -53,7 +67,7 @@
           <w:i w:val="0"/>
           <w:sz w:val="20"/>
         </w:rPr>
-        <w:t xml:space="preserve">A proposta não nasceu de um produto observado. Nasceu de um diagnóstico, registrado na documentação do trabalho antes de existir código: </w:t>
+        <w:t xml:space="preserve">O ChatDev reporta </w:t>
       </w:r>
       <w:r>
         <w:rPr>
@@ -61,7 +75,7 @@
           <w:i w:val="0"/>
           <w:sz w:val="20"/>
         </w:rPr>
-        <w:t>quando se pede a um modelo de linguagem que construa um sistema inteiro, as falhas não são de escrita, são de processo</w:t>
+        <w:t>22.949 tokens para produzir um software inteiro</w:t>
       </w:r>
       <w:r>
         <w:rPr>
@@ -69,7 +83,37 @@
           <w:i w:val="0"/>
           <w:sz w:val="20"/>
         </w:rPr>
-        <w:t>. O modelo continua produzindo bem cada trecho isolado; o que se perde é a coerência do conjunto.</w:t>
+        <w:t xml:space="preserve">. Aqui, o contexto de </w:t>
+      </w:r>
+      <w:r>
+        <w:rPr>
+          <w:b/>
+          <w:i w:val="0"/>
+          <w:sz w:val="20"/>
+        </w:rPr>
+        <w:t>um único despacho</w:t>
+      </w:r>
+      <w:r>
+        <w:rPr>
+          <w:b w:val="0"/>
+          <w:i w:val="0"/>
+          <w:sz w:val="20"/>
+        </w:rPr>
+        <w:t xml:space="preserve"> ficou entre 11 e 14 mil tokens depois de otimizado, e um trabalho real consumiu 2,44 milhões só de leitura. Duas ordens de grandeza separam os problemas.</w:t>
+      </w:r>
+    </w:p>
+    <w:p>
+      <w:pPr>
+        <w:spacing w:after="120"/>
+        <w:jc w:val="both"/>
+      </w:pPr>
+      <w:r>
+        <w:rPr>
+          <w:b w:val="0"/>
+          <w:i w:val="0"/>
+          <w:sz w:val="20"/>
+        </w:rPr>
+        <w:t>Num regime de sessão única, perda de contexto quase não morde — tudo cabe no diálogo. Num regime de semanas, ela é o problema central, e passam a ser necessários mecanismos que no primeiro nem fariam sentido: estado que sobrevive à sessão, contexto diferenciado por papel, começo de requisição reaproveitável e contabilidade por chamada. Os sistemas não são concorrentes; resolvem problemas de tamanhos diferentes.</w:t>
       </w:r>
     </w:p>
     <w:p>
@@ -83,7 +127,7 @@
           <w:color w:val="184F95"/>
           <w:sz w:val="26"/>
         </w:rPr>
-        <w:t>1.  Os quatro modos de falha, e o que responde a cada um</w:t>
+        <w:t>2.  A origem da proposta</w:t>
       </w:r>
     </w:p>
     <w:p>
@@ -97,236 +141,23 @@
           <w:i w:val="0"/>
           <w:sz w:val="20"/>
         </w:rPr>
-        <w:t>Nenhum deles se resolve com um modelo melhor. E nenhum mecanismo do sistema existe sem se ligar a um deles — é essa derivação, e não uma lista de funcionalidades, que sustenta a proposta.</w:t>
+        <w:t xml:space="preserve">Não veio de um produto observado. Veio de um diagnóstico registrado na documentação antes de existir código: </w:t>
       </w:r>
-    </w:p>
-    <w:tbl>
-      <w:tblPr>
-        <w:tblStyle w:val="TableGrid"/>
-        <w:tblW w:type="auto" w:w="0"/>
-        <w:jc w:val="center"/>
-        <w:tblLook w:firstColumn="1" w:firstRow="1" w:lastColumn="0" w:lastRow="0" w:noHBand="0" w:noVBand="1" w:val="04A0"/>
-      </w:tblPr>
-      <w:tblGrid>
-        <w:gridCol w:w="4759"/>
-        <w:gridCol w:w="4759"/>
-      </w:tblGrid>
-      <w:tr>
-        <w:tc>
-          <w:tcPr>
-            <w:tcW w:type="dxa" w:w="2041"/>
-            <w:shd w:val="clear" w:fill="2A78D6"/>
-          </w:tcPr>
-          <w:p>
-            <w:pPr>
-              <w:spacing w:after="20"/>
-            </w:pPr>
-            <w:r/>
-            <w:r>
-              <w:rPr>
-                <w:b/>
-                <w:color w:val="FFFFFF"/>
-                <w:sz w:val="17"/>
-              </w:rPr>
-              <w:t>Modo de falha</w:t>
-            </w:r>
-          </w:p>
-        </w:tc>
-        <w:tc>
-          <w:tcPr>
-            <w:tcW w:type="dxa" w:w="7030"/>
-            <w:shd w:val="clear" w:fill="2A78D6"/>
-          </w:tcPr>
-          <w:p>
-            <w:pPr>
-              <w:spacing w:after="20"/>
-            </w:pPr>
-            <w:r/>
-            <w:r>
-              <w:rPr>
-                <w:b/>
-                <w:color w:val="FFFFFF"/>
-                <w:sz w:val="17"/>
-              </w:rPr>
-              <w:t>O mecanismo que responde</w:t>
-            </w:r>
-          </w:p>
-        </w:tc>
-      </w:tr>
-      <w:tr>
-        <w:tc>
-          <w:tcPr>
-            <w:tcW w:type="dxa" w:w="2041"/>
-          </w:tcPr>
-          <w:p>
-            <w:pPr>
-              <w:spacing w:after="20"/>
-            </w:pPr>
-            <w:r/>
-            <w:r>
-              <w:rPr>
-                <w:b w:val="0"/>
-                <w:sz w:val="17"/>
-              </w:rPr>
-              <w:t>Perda de contexto</w:t>
-            </w:r>
-          </w:p>
-        </w:tc>
-        <w:tc>
-          <w:tcPr>
-            <w:tcW w:type="dxa" w:w="7030"/>
-          </w:tcPr>
-          <w:p>
-            <w:pPr>
-              <w:spacing w:after="20"/>
-            </w:pPr>
-            <w:r/>
-            <w:r>
-              <w:rPr>
-                <w:b w:val="0"/>
-                <w:sz w:val="17"/>
-              </w:rPr>
-              <w:t>O agente começa frio por desenho, recebe um índice denso do projeto em vez de varrer arquivos, e cada papel recebe só o que usa</w:t>
-            </w:r>
-          </w:p>
-        </w:tc>
-      </w:tr>
-      <w:tr>
-        <w:tc>
-          <w:tcPr>
-            <w:tcW w:type="dxa" w:w="2041"/>
-            <w:shd w:val="clear" w:fill="F5F5F2"/>
-          </w:tcPr>
-          <w:p>
-            <w:pPr>
-              <w:spacing w:after="20"/>
-            </w:pPr>
-            <w:r/>
-            <w:r>
-              <w:rPr>
-                <w:b w:val="0"/>
-                <w:sz w:val="17"/>
-              </w:rPr>
-              <w:t>Decisão sem rastro</w:t>
-            </w:r>
-          </w:p>
-        </w:tc>
-        <w:tc>
-          <w:tcPr>
-            <w:tcW w:type="dxa" w:w="7030"/>
-            <w:shd w:val="clear" w:fill="F5F5F2"/>
-          </w:tcPr>
-          <w:p>
-            <w:pPr>
-              <w:spacing w:after="20"/>
-            </w:pPr>
-            <w:r/>
-            <w:r>
-              <w:rPr>
-                <w:b w:val="0"/>
-                <w:sz w:val="17"/>
-              </w:rPr>
-              <w:t>Toda decisão é gravada com o motivo no instante em que acontece; a história do projeto vira índice consultável</w:t>
-            </w:r>
-          </w:p>
-        </w:tc>
-      </w:tr>
-      <w:tr>
-        <w:tc>
-          <w:tcPr>
-            <w:tcW w:type="dxa" w:w="2041"/>
-          </w:tcPr>
-          <w:p>
-            <w:pPr>
-              <w:spacing w:after="20"/>
-            </w:pPr>
-            <w:r/>
-            <w:r>
-              <w:rPr>
-                <w:b w:val="0"/>
-                <w:sz w:val="17"/>
-              </w:rPr>
-              <w:t>Autoaprovação</w:t>
-            </w:r>
-          </w:p>
-        </w:tc>
-        <w:tc>
-          <w:tcPr>
-            <w:tcW w:type="dxa" w:w="7030"/>
-          </w:tcPr>
-          <w:p>
-            <w:pPr>
-              <w:spacing w:after="20"/>
-            </w:pPr>
-            <w:r/>
-            <w:r>
-              <w:rPr>
-                <w:b w:val="0"/>
-                <w:sz w:val="17"/>
-              </w:rPr>
-              <w:t>Dois portões operados por quem não construiu — e a ferramenta de escrever não existe para eles</w:t>
-            </w:r>
-          </w:p>
-        </w:tc>
-      </w:tr>
-      <w:tr>
-        <w:tc>
-          <w:tcPr>
-            <w:tcW w:type="dxa" w:w="2041"/>
-            <w:shd w:val="clear" w:fill="F5F5F2"/>
-          </w:tcPr>
-          <w:p>
-            <w:pPr>
-              <w:spacing w:after="20"/>
-            </w:pPr>
-            <w:r/>
-            <w:r>
-              <w:rPr>
-                <w:b w:val="0"/>
-                <w:sz w:val="17"/>
-              </w:rPr>
-              <w:t>Tentativa sem limite</w:t>
-            </w:r>
-          </w:p>
-        </w:tc>
-        <w:tc>
-          <w:tcPr>
-            <w:tcW w:type="dxa" w:w="7030"/>
-            <w:shd w:val="clear" w:fill="F5F5F2"/>
-          </w:tcPr>
-          <w:p>
-            <w:pPr>
-              <w:spacing w:after="20"/>
-            </w:pPr>
-            <w:r/>
-            <w:r>
-              <w:rPr>
-                <w:b w:val="0"/>
-                <w:sz w:val="17"/>
-              </w:rPr>
-              <w:t>Três ciclos por tarefa, escada de resposta ao fracasso com replanejamento, e teto de custo com parada limpa</w:t>
-            </w:r>
-          </w:p>
-        </w:tc>
-      </w:tr>
-    </w:tbl>
-    <w:p>
-      <w:pPr>
-        <w:spacing w:after="80"/>
-      </w:pPr>
-    </w:p>
-    <w:p>
-      <w:pPr>
-        <w:spacing w:after="120"/>
-        <w:jc w:val="both"/>
-      </w:pPr>
+      <w:r>
+        <w:rPr>
+          <w:b/>
+          <w:i w:val="0"/>
+          <w:sz w:val="20"/>
+        </w:rPr>
+        <w:t>as falhas não são de escrita, são de processo</w:t>
+      </w:r>
       <w:r>
         <w:rPr>
           <w:b w:val="0"/>
           <w:i w:val="0"/>
           <w:sz w:val="20"/>
         </w:rPr>
-        <w:t>Daí saem as três regras que a documentação apresenta como origem de todo o resto — quem implementa nunca é quem aprova, estado fora da conversa, falha limitada — e a tese: o gargalo não está na geração de texto, e sim na governança.</w:t>
+        <w:t>. Quatro modos aparecem sempre — perda de contexto, decisão sem rastro, autoaprovação e tentativa sem limite — e nenhum se resolve com um modelo melhor. Daí as três regras: quem implementa nunca é quem aprova; estado fora da conversa; falha limitada. E a tese: o gargalo não está na geração de texto, e sim na governança.</w:t>
       </w:r>
     </w:p>
     <w:p>
@@ -340,37 +171,7 @@
           <w:color w:val="184F95"/>
           <w:sz w:val="26"/>
         </w:rPr>
-        <w:t>2.  O estado da arte, lido pelo mesmo diagnóstico</w:t>
-      </w:r>
-    </w:p>
-    <w:p>
-      <w:pPr>
-        <w:spacing w:after="120"/>
-        <w:jc w:val="both"/>
-      </w:pPr>
-      <w:r>
-        <w:rPr>
-          <w:b w:val="0"/>
-          <w:i w:val="0"/>
-          <w:sz w:val="20"/>
-        </w:rPr>
-        <w:t xml:space="preserve">Existem sistemas próximos e eles são citados. Mas a pergunta útil não é “quem também tem portão de qualidade?” — praticamente todos têm. É </w:t>
-      </w:r>
-      <w:r>
-        <w:rPr>
-          <w:b/>
-          <w:i w:val="0"/>
-          <w:sz w:val="20"/>
-        </w:rPr>
-        <w:t>qual modo de falha cada projeto resolve, e a que custo</w:t>
-      </w:r>
-      <w:r>
-        <w:rPr>
-          <w:b w:val="0"/>
-          <w:i w:val="0"/>
-          <w:sz w:val="20"/>
-        </w:rPr>
-        <w:t>.</w:t>
+        <w:t>3.  As quatro diferenças reais</w:t>
       </w:r>
     </w:p>
     <w:tbl>
@@ -389,7 +190,7 @@
       <w:tr>
         <w:tc>
           <w:tcPr>
-            <w:tcW w:type="dxa" w:w="1701"/>
+            <w:tcW w:type="dxa" w:w="1814"/>
             <w:shd w:val="clear" w:fill="2A78D6"/>
           </w:tcPr>
           <w:p>
@@ -403,7 +204,47 @@
                 <w:color w:val="FFFFFF"/>
                 <w:sz w:val="16"/>
               </w:rPr>
-              <w:t>Modo de falha</w:t>
+              <w:t>Dimensão</w:t>
+            </w:r>
+          </w:p>
+        </w:tc>
+        <w:tc>
+          <w:tcPr>
+            <w:tcW w:type="dxa" w:w="2381"/>
+            <w:shd w:val="clear" w:fill="2A78D6"/>
+          </w:tcPr>
+          <w:p>
+            <w:pPr>
+              <w:spacing w:after="20"/>
+            </w:pPr>
+            <w:r/>
+            <w:r>
+              <w:rPr>
+                <w:b/>
+                <w:color w:val="FFFFFF"/>
+                <w:sz w:val="16"/>
+              </w:rPr>
+              <w:t>ChatDev / MetaGPT</w:t>
+            </w:r>
+          </w:p>
+        </w:tc>
+        <w:tc>
+          <w:tcPr>
+            <w:tcW w:type="dxa" w:w="2381"/>
+            <w:shd w:val="clear" w:fill="2A78D6"/>
+          </w:tcPr>
+          <w:p>
+            <w:pPr>
+              <w:spacing w:after="20"/>
+            </w:pPr>
+            <w:r/>
+            <w:r>
+              <w:rPr>
+                <w:b/>
+                <w:color w:val="FFFFFF"/>
+                <w:sz w:val="16"/>
+              </w:rPr>
+              <w:t>softwarefabrik.io</w:t>
             </w:r>
           </w:p>
         </w:tc>
@@ -427,51 +268,11 @@
             </w:r>
           </w:p>
         </w:tc>
-        <w:tc>
-          <w:tcPr>
-            <w:tcW w:type="dxa" w:w="2494"/>
-            <w:shd w:val="clear" w:fill="2A78D6"/>
-          </w:tcPr>
-          <w:p>
-            <w:pPr>
-              <w:spacing w:after="20"/>
-            </w:pPr>
-            <w:r/>
-            <w:r>
-              <w:rPr>
-                <w:b/>
-                <w:color w:val="FFFFFF"/>
-                <w:sz w:val="16"/>
-              </w:rPr>
-              <w:t>softwarefabrik.io</w:t>
-            </w:r>
-          </w:p>
-        </w:tc>
-        <w:tc>
-          <w:tcPr>
-            <w:tcW w:type="dxa" w:w="2381"/>
-            <w:shd w:val="clear" w:fill="2A78D6"/>
-          </w:tcPr>
-          <w:p>
-            <w:pPr>
-              <w:spacing w:after="20"/>
-            </w:pPr>
-            <w:r/>
-            <w:r>
-              <w:rPr>
-                <w:b/>
-                <w:color w:val="FFFFFF"/>
-                <w:sz w:val="16"/>
-              </w:rPr>
-              <w:t>ChatDev / MetaGPT</w:t>
-            </w:r>
-          </w:p>
-        </w:tc>
       </w:tr>
       <w:tr>
         <w:tc>
           <w:tcPr>
-            <w:tcW w:type="dxa" w:w="1701"/>
+            <w:tcW w:type="dxa" w:w="1814"/>
           </w:tcPr>
           <w:p>
             <w:pPr>
@@ -483,7 +284,43 @@
                 <w:b w:val="0"/>
                 <w:sz w:val="16"/>
               </w:rPr>
-              <w:t>Perda de contexto</w:t>
+              <w:t>Onde vive o estado</w:t>
+            </w:r>
+          </w:p>
+        </w:tc>
+        <w:tc>
+          <w:tcPr>
+            <w:tcW w:type="dxa" w:w="2381"/>
+          </w:tcPr>
+          <w:p>
+            <w:pPr>
+              <w:spacing w:after="20"/>
+            </w:pPr>
+            <w:r/>
+            <w:r>
+              <w:rPr>
+                <w:b w:val="0"/>
+                <w:sz w:val="16"/>
+              </w:rPr>
+              <w:t>Memória de diálogo, comprimida entre fases</w:t>
+            </w:r>
+          </w:p>
+        </w:tc>
+        <w:tc>
+          <w:tcPr>
+            <w:tcW w:type="dxa" w:w="2381"/>
+          </w:tcPr>
+          <w:p>
+            <w:pPr>
+              <w:spacing w:after="20"/>
+            </w:pPr>
+            <w:r/>
+            <w:r>
+              <w:rPr>
+                <w:b w:val="0"/>
+                <w:sz w:val="16"/>
+              </w:rPr>
+              <w:t>Espaço de trabalho e o operador humano</w:t>
             </w:r>
           </w:p>
         </w:tc>
@@ -501,43 +338,7 @@
                 <w:b w:val="0"/>
                 <w:sz w:val="16"/>
               </w:rPr>
-              <w:t>Agente frio; índice denso; contexto por papel</w:t>
-            </w:r>
-          </w:p>
-        </w:tc>
-        <w:tc>
-          <w:tcPr>
-            <w:tcW w:type="dxa" w:w="2494"/>
-          </w:tcPr>
-          <w:p>
-            <w:pPr>
-              <w:spacing w:after="20"/>
-            </w:pPr>
-            <w:r/>
-            <w:r>
-              <w:rPr>
-                <w:b w:val="0"/>
-                <w:sz w:val="16"/>
-              </w:rPr>
-              <w:t>O operador humano sustenta a continuidade</w:t>
-            </w:r>
-          </w:p>
-        </w:tc>
-        <w:tc>
-          <w:tcPr>
-            <w:tcW w:type="dxa" w:w="2381"/>
-          </w:tcPr>
-          <w:p>
-            <w:pPr>
-              <w:spacing w:after="20"/>
-            </w:pPr>
-            <w:r/>
-            <w:r>
-              <w:rPr>
-                <w:b w:val="0"/>
-                <w:sz w:val="16"/>
-              </w:rPr>
-              <w:t>O diálogo é o estado — o modo não é atacado</w:t>
+              <w:t>Arquivo de tarefa e banco; a conversa nunca é fonte</w:t>
             </w:r>
           </w:p>
         </w:tc>
@@ -545,7 +346,7 @@
       <w:tr>
         <w:tc>
           <w:tcPr>
-            <w:tcW w:type="dxa" w:w="1701"/>
+            <w:tcW w:type="dxa" w:w="1814"/>
             <w:shd w:val="clear" w:fill="F5F5F2"/>
           </w:tcPr>
           <w:p>
@@ -558,7 +359,45 @@
                 <w:b w:val="0"/>
                 <w:sz w:val="16"/>
               </w:rPr>
-              <w:t>Decisão sem rastro</w:t>
+              <w:t>O que o revisor recebe</w:t>
+            </w:r>
+          </w:p>
+        </w:tc>
+        <w:tc>
+          <w:tcPr>
+            <w:tcW w:type="dxa" w:w="2381"/>
+            <w:shd w:val="clear" w:fill="F5F5F2"/>
+          </w:tcPr>
+          <w:p>
+            <w:pPr>
+              <w:spacing w:after="20"/>
+            </w:pPr>
+            <w:r/>
+            <w:r>
+              <w:rPr>
+                <w:b w:val="0"/>
+                <w:sz w:val="16"/>
+              </w:rPr>
+              <w:t>O mesmo histórico da fase: o papel muda, o contexto não</w:t>
+            </w:r>
+          </w:p>
+        </w:tc>
+        <w:tc>
+          <w:tcPr>
+            <w:tcW w:type="dxa" w:w="2381"/>
+            <w:shd w:val="clear" w:fill="F5F5F2"/>
+          </w:tcPr>
+          <w:p>
+            <w:pPr>
+              <w:spacing w:after="20"/>
+            </w:pPr>
+            <w:r/>
+            <w:r>
+              <w:rPr>
+                <w:b w:val="0"/>
+                <w:sz w:val="16"/>
+              </w:rPr>
+              <w:t>As diferenças finais, para decisão humana</w:t>
             </w:r>
           </w:p>
         </w:tc>
@@ -577,7 +416,140 @@
                 <w:b w:val="0"/>
                 <w:sz w:val="16"/>
               </w:rPr>
-              <w:t>Decisão gravada com o motivo; história indexada</w:t>
+              <w:t>Só as mudanças, e nenhum fonte inteiro</w:t>
+            </w:r>
+          </w:p>
+        </w:tc>
+      </w:tr>
+      <w:tr>
+        <w:tc>
+          <w:tcPr>
+            <w:tcW w:type="dxa" w:w="1814"/>
+          </w:tcPr>
+          <w:p>
+            <w:pPr>
+              <w:spacing w:after="20"/>
+            </w:pPr>
+            <w:r/>
+            <w:r>
+              <w:rPr>
+                <w:b w:val="0"/>
+                <w:sz w:val="16"/>
+              </w:rPr>
+              <w:t>Para que o custo é medido</w:t>
+            </w:r>
+          </w:p>
+        </w:tc>
+        <w:tc>
+          <w:tcPr>
+            <w:tcW w:type="dxa" w:w="2381"/>
+          </w:tcPr>
+          <w:p>
+            <w:pPr>
+              <w:spacing w:after="20"/>
+            </w:pPr>
+            <w:r/>
+            <w:r>
+              <w:rPr>
+                <w:b w:val="0"/>
+                <w:sz w:val="16"/>
+              </w:rPr>
+              <w:t>Comparar frameworks, no artigo</w:t>
+            </w:r>
+          </w:p>
+        </w:tc>
+        <w:tc>
+          <w:tcPr>
+            <w:tcW w:type="dxa" w:w="2381"/>
+          </w:tcPr>
+          <w:p>
+            <w:pPr>
+              <w:spacing w:after="20"/>
+            </w:pPr>
+            <w:r/>
+            <w:r>
+              <w:rPr>
+                <w:b w:val="0"/>
+                <w:sz w:val="16"/>
+              </w:rPr>
+              <w:t>Estimar antes de executar</w:t>
+            </w:r>
+          </w:p>
+        </w:tc>
+        <w:tc>
+          <w:tcPr>
+            <w:tcW w:type="dxa" w:w="2494"/>
+          </w:tcPr>
+          <w:p>
+            <w:pPr>
+              <w:spacing w:after="20"/>
+            </w:pPr>
+            <w:r/>
+            <w:r>
+              <w:rPr>
+                <w:b w:val="0"/>
+                <w:sz w:val="16"/>
+              </w:rPr>
+              <w:t>Reprojetar: a medição decide onde mexer</w:t>
+            </w:r>
+          </w:p>
+        </w:tc>
+      </w:tr>
+      <w:tr>
+        <w:tc>
+          <w:tcPr>
+            <w:tcW w:type="dxa" w:w="1814"/>
+            <w:shd w:val="clear" w:fill="F5F5F2"/>
+          </w:tcPr>
+          <w:p>
+            <w:pPr>
+              <w:spacing w:after="20"/>
+            </w:pPr>
+            <w:r/>
+            <w:r>
+              <w:rPr>
+                <w:b w:val="0"/>
+                <w:sz w:val="16"/>
+              </w:rPr>
+              <w:t>O que acontece ao falhar</w:t>
+            </w:r>
+          </w:p>
+        </w:tc>
+        <w:tc>
+          <w:tcPr>
+            <w:tcW w:type="dxa" w:w="2381"/>
+            <w:shd w:val="clear" w:fill="F5F5F2"/>
+          </w:tcPr>
+          <w:p>
+            <w:pPr>
+              <w:spacing w:after="20"/>
+            </w:pPr>
+            <w:r/>
+            <w:r>
+              <w:rPr>
+                <w:b w:val="0"/>
+                <w:sz w:val="16"/>
+              </w:rPr>
+              <w:t>Dez rodadas, ou duas modificações sem mudança</w:t>
+            </w:r>
+          </w:p>
+        </w:tc>
+        <w:tc>
+          <w:tcPr>
+            <w:tcW w:type="dxa" w:w="2381"/>
+            <w:shd w:val="clear" w:fill="F5F5F2"/>
+          </w:tcPr>
+          <w:p>
+            <w:pPr>
+              <w:spacing w:after="20"/>
+            </w:pPr>
+            <w:r/>
+            <w:r>
+              <w:rPr>
+                <w:b w:val="0"/>
+                <w:sz w:val="16"/>
+              </w:rPr>
+              <w:t>O operador decide</w:t>
             </w:r>
           </w:p>
         </w:tc>
@@ -596,14 +568,91 @@
                 <w:b w:val="0"/>
                 <w:sz w:val="16"/>
               </w:rPr>
-              <w:t>Versionamento e artefatos do espaço de trabalho</w:t>
+              <w:t>Escada: sobe modelo, troca especialista, replaneja, bloqueia</w:t>
             </w:r>
           </w:p>
         </w:tc>
+      </w:tr>
+    </w:tbl>
+    <w:p>
+      <w:pPr>
+        <w:spacing w:after="80"/>
+      </w:pPr>
+    </w:p>
+    <w:p>
+      <w:pPr>
+        <w:spacing w:after="120"/>
+        <w:jc w:val="both"/>
+      </w:pPr>
+      <w:r>
+        <w:rPr>
+          <w:b w:val="0"/>
+          <w:i w:val="0"/>
+          <w:sz w:val="20"/>
+        </w:rPr>
+        <w:t>Duas correções honestas, que versões anteriores desta comparação erravam: o revisor do ChatDev também não edita código, e o limite de dez rodadas é um limite real. O que distingue aqui não é ter limite, e sim a escada — em especial o terceiro degrau, que trata o fracasso repetido como possível erro de dimensionamento da tarefa e a redivide automaticamente. E a proibição de corrigir não é convenção de protocolo: é ausência da ferramenta no catálogo do papel, com teste que garante.</w:t>
+      </w:r>
+    </w:p>
+    <w:p>
+      <w:pPr>
+        <w:keepNext/>
+        <w:spacing w:before="320" w:after="100"/>
+      </w:pPr>
+      <w:r>
+        <w:rPr>
+          <w:b/>
+          <w:color w:val="184F95"/>
+          <w:sz w:val="26"/>
+        </w:rPr>
+        <w:t>4.  A economia do contexto — a alavanca mais específica</w:t>
+      </w:r>
+    </w:p>
+    <w:p>
+      <w:pPr>
+        <w:spacing w:after="120"/>
+        <w:jc w:val="both"/>
+      </w:pPr>
+      <w:r>
+        <w:rPr>
+          <w:b w:val="0"/>
+          <w:i w:val="0"/>
+          <w:sz w:val="20"/>
+        </w:rPr>
+        <w:t xml:space="preserve">A interface do modelo não tem memória: todo o histórico é reenviado a cada chamada. Logo, </w:t>
+      </w:r>
+      <w:r>
+        <w:rPr>
+          <w:b/>
+          <w:i w:val="0"/>
+          <w:sz w:val="20"/>
+        </w:rPr>
+        <w:t>um arquivo que o revisor nunca vai abrir não é um desperdício de uma vez, é um desperdício multiplicado pelo número de voltas do despacho</w:t>
+      </w:r>
+      <w:r>
+        <w:rPr>
+          <w:b w:val="0"/>
+          <w:i w:val="0"/>
+          <w:sz w:val="20"/>
+        </w:rPr>
+        <w:t>.</w:t>
+      </w:r>
+    </w:p>
+    <w:tbl>
+      <w:tblPr>
+        <w:tblStyle w:val="TableGrid"/>
+        <w:tblW w:type="auto" w:w="0"/>
+        <w:jc w:val="center"/>
+        <w:tblLook w:firstColumn="1" w:firstRow="1" w:lastColumn="0" w:lastRow="0" w:noHBand="0" w:noVBand="1" w:val="04A0"/>
+      </w:tblPr>
+      <w:tblGrid>
+        <w:gridCol w:w="4759"/>
+        <w:gridCol w:w="4759"/>
+      </w:tblGrid>
+      <w:tr>
         <w:tc>
           <w:tcPr>
-            <w:tcW w:type="dxa" w:w="2381"/>
-            <w:shd w:val="clear" w:fill="F5F5F2"/>
+            <w:tcW w:type="dxa" w:w="2494"/>
+            <w:shd w:val="clear" w:fill="2A78D6"/>
           </w:tcPr>
           <w:p>
             <w:pPr>
@@ -612,18 +661,18 @@
             <w:r/>
             <w:r>
               <w:rPr>
-                <w:b w:val="0"/>
-                <w:sz w:val="16"/>
+                <w:b/>
+                <w:color w:val="FFFFFF"/>
+                <w:sz w:val="17"/>
               </w:rPr>
-              <w:t>Não trata</w:t>
+              <w:t>Alavanca</w:t>
             </w:r>
           </w:p>
         </w:tc>
-      </w:tr>
-      <w:tr>
         <w:tc>
           <w:tcPr>
-            <w:tcW w:type="dxa" w:w="1701"/>
+            <w:tcW w:type="dxa" w:w="6576"/>
+            <w:shd w:val="clear" w:fill="2A78D6"/>
           </w:tcPr>
           <w:p>
             <w:pPr>
@@ -632,13 +681,16 @@
             <w:r/>
             <w:r>
               <w:rPr>
-                <w:b w:val="0"/>
-                <w:sz w:val="16"/>
+                <w:b/>
+                <w:color w:val="FFFFFF"/>
+                <w:sz w:val="17"/>
               </w:rPr>
-              <w:t>Autoaprovação</w:t>
+              <w:t>O que é</w:t>
             </w:r>
           </w:p>
         </w:tc>
+      </w:tr>
+      <w:tr>
         <w:tc>
           <w:tcPr>
             <w:tcW w:type="dxa" w:w="2494"/>
@@ -651,15 +703,15 @@
             <w:r>
               <w:rPr>
                 <w:b w:val="0"/>
-                <w:sz w:val="16"/>
+                <w:sz w:val="17"/>
               </w:rPr>
-              <w:t>Portões sem a ferramenta de escrever</w:t>
+              <w:t>Começo estável e reaproveitado</w:t>
             </w:r>
           </w:p>
         </w:tc>
         <w:tc>
           <w:tcPr>
-            <w:tcW w:type="dxa" w:w="2494"/>
+            <w:tcW w:type="dxa" w:w="6576"/>
           </w:tcPr>
           <w:p>
             <w:pPr>
@@ -669,51 +721,14 @@
             <w:r>
               <w:rPr>
                 <w:b w:val="0"/>
-                <w:sz w:val="16"/>
+                <w:sz w:val="17"/>
               </w:rPr>
-              <w:t>Aprovação humana, ao custo da autonomia</w:t>
-            </w:r>
-          </w:p>
-        </w:tc>
-        <w:tc>
-          <w:tcPr>
-            <w:tcW w:type="dxa" w:w="2381"/>
-          </w:tcPr>
-          <w:p>
-            <w:pPr>
-              <w:spacing w:after="20"/>
-            </w:pPr>
-            <w:r/>
-            <w:r>
-              <w:rPr>
-                <w:b w:val="0"/>
-                <w:sz w:val="16"/>
-              </w:rPr>
-              <w:t>Revisor é agente do mesmo diálogo</w:t>
+              <w:t>Ferramentas, doutrina e índice do projeto idênticos entre despachos — o trecho repetido cai a cerca de um décimo do preço</w:t>
             </w:r>
           </w:p>
         </w:tc>
       </w:tr>
       <w:tr>
-        <w:tc>
-          <w:tcPr>
-            <w:tcW w:type="dxa" w:w="1701"/>
-            <w:shd w:val="clear" w:fill="F5F5F2"/>
-          </w:tcPr>
-          <w:p>
-            <w:pPr>
-              <w:spacing w:after="20"/>
-            </w:pPr>
-            <w:r/>
-            <w:r>
-              <w:rPr>
-                <w:b w:val="0"/>
-                <w:sz w:val="16"/>
-              </w:rPr>
-              <w:t>Tentativa sem limite</w:t>
-            </w:r>
-          </w:p>
-        </w:tc>
         <w:tc>
           <w:tcPr>
             <w:tcW w:type="dxa" w:w="2494"/>
@@ -727,12 +742,71 @@
             <w:r>
               <w:rPr>
                 <w:b w:val="0"/>
-                <w:sz w:val="16"/>
+                <w:sz w:val="17"/>
               </w:rPr>
-              <w:t>Três ciclos, escada de fracasso, teto por tarefa</w:t>
+              <w:t>Contexto por papel</w:t>
             </w:r>
           </w:p>
         </w:tc>
+        <w:tc>
+          <w:tcPr>
+            <w:tcW w:type="dxa" w:w="6576"/>
+            <w:shd w:val="clear" w:fill="F5F5F2"/>
+          </w:tcPr>
+          <w:p>
+            <w:pPr>
+              <w:spacing w:after="20"/>
+            </w:pPr>
+            <w:r/>
+            <w:r>
+              <w:rPr>
+                <w:b w:val="0"/>
+                <w:sz w:val="17"/>
+              </w:rPr>
+              <w:t>Quem constrói leva os arquivos da tarefa; quem revisa leva só as mudanças</w:t>
+            </w:r>
+          </w:p>
+        </w:tc>
+      </w:tr>
+      <w:tr>
+        <w:tc>
+          <w:tcPr>
+            <w:tcW w:type="dxa" w:w="2494"/>
+          </w:tcPr>
+          <w:p>
+            <w:pPr>
+              <w:spacing w:after="20"/>
+            </w:pPr>
+            <w:r/>
+            <w:r>
+              <w:rPr>
+                <w:b w:val="0"/>
+                <w:sz w:val="17"/>
+              </w:rPr>
+              <w:t>Checagem por comando antes do modelo</w:t>
+            </w:r>
+          </w:p>
+        </w:tc>
+        <w:tc>
+          <w:tcPr>
+            <w:tcW w:type="dxa" w:w="6576"/>
+          </w:tcPr>
+          <w:p>
+            <w:pPr>
+              <w:spacing w:after="20"/>
+            </w:pPr>
+            <w:r/>
+            <w:r>
+              <w:rPr>
+                <w:b w:val="0"/>
+                <w:sz w:val="17"/>
+              </w:rPr>
+              <w:t>Critérios escritos como comando executável rodam de graça, antes do despacho</w:t>
+            </w:r>
+          </w:p>
+        </w:tc>
+      </w:tr>
+      <w:tr>
         <w:tc>
           <w:tcPr>
             <w:tcW w:type="dxa" w:w="2494"/>
@@ -746,15 +820,15 @@
             <w:r>
               <w:rPr>
                 <w:b w:val="0"/>
-                <w:sz w:val="16"/>
+                <w:sz w:val="17"/>
               </w:rPr>
-              <w:t>O operador decide quando parar</w:t>
+              <w:t>Modelo conforme o papel</w:t>
             </w:r>
           </w:p>
         </w:tc>
         <w:tc>
           <w:tcPr>
-            <w:tcW w:type="dxa" w:w="2381"/>
+            <w:tcW w:type="dxa" w:w="6576"/>
             <w:shd w:val="clear" w:fill="F5F5F2"/>
           </w:tcPr>
           <w:p>
@@ -765,9 +839,47 @@
             <w:r>
               <w:rPr>
                 <w:b w:val="0"/>
-                <w:sz w:val="16"/>
+                <w:sz w:val="17"/>
               </w:rPr>
-              <w:t>Novo ciclo de diálogo</w:t>
+              <w:t>Verificar é mecânico e usa o modelo barato; o retrabalho sobe de modelo</w:t>
+            </w:r>
+          </w:p>
+        </w:tc>
+      </w:tr>
+      <w:tr>
+        <w:tc>
+          <w:tcPr>
+            <w:tcW w:type="dxa" w:w="2494"/>
+          </w:tcPr>
+          <w:p>
+            <w:pPr>
+              <w:spacing w:after="20"/>
+            </w:pPr>
+            <w:r/>
+            <w:r>
+              <w:rPr>
+                <w:b w:val="0"/>
+                <w:sz w:val="17"/>
+              </w:rPr>
+              <w:t>Trabalho em lote</w:t>
+            </w:r>
+          </w:p>
+        </w:tc>
+        <w:tc>
+          <w:tcPr>
+            <w:tcW w:type="dxa" w:w="6576"/>
+          </w:tcPr>
+          <w:p>
+            <w:pPr>
+              <w:spacing w:after="20"/>
+            </w:pPr>
+            <w:r/>
+            <w:r>
+              <w:rPr>
+                <w:b w:val="0"/>
+                <w:sz w:val="17"/>
+              </w:rPr>
+              <w:t>Reindexação e documentação vão pela via assíncrona, que cobra metade</w:t>
             </w:r>
           </w:p>
         </w:tc>
@@ -780,105 +892,7 @@
     </w:p>
     <w:p>
       <w:pPr>
-        <w:keepNext/>
-        <w:spacing w:before="320" w:after="100"/>
-      </w:pPr>
-      <w:r>
-        <w:rPr>
-          <w:b/>
-          <w:color w:val="184F95"/>
-          <w:sz w:val="26"/>
-        </w:rPr>
-        <w:t>3.  As diferenças reais</w:t>
-      </w:r>
-    </w:p>
-    <w:p>
-      <w:pPr>
-        <w:pStyle w:val="ListBullet"/>
-        <w:spacing w:after="60"/>
-        <w:ind w:left="397"/>
-      </w:pPr>
-      <w:r>
-        <w:rPr>
-          <w:b/>
-          <w:sz w:val="20"/>
-        </w:rPr>
-        <w:t>A autoaprovação é resolvida por ausência de ferramenta, não por presença de humano.</w:t>
-      </w:r>
-      <w:r>
-        <w:rPr>
-          <w:b w:val="0"/>
-          <w:sz w:val="20"/>
-        </w:rPr>
-        <w:t xml:space="preserve"> As duas soluções são mutuamente exclusivas: colocar o humano no portão resolve o problema e elimina a autonomia; retirar a ferramenta de escrever do revisor resolve preservando a autonomia — e obriga a limitar a falha por desenho, porque não há quem interrompa.</w:t>
-      </w:r>
-    </w:p>
-    <w:p>
-      <w:pPr>
-        <w:pStyle w:val="ListBullet"/>
-        <w:spacing w:after="60"/>
-        <w:ind w:left="397"/>
-      </w:pPr>
-      <w:r>
-        <w:rPr>
-          <w:b/>
-          <w:sz w:val="20"/>
-        </w:rPr>
-        <w:t>O coordenador não é um agente.</w:t>
-      </w:r>
-      <w:r>
-        <w:rPr>
-          <w:b w:val="0"/>
-          <w:sz w:val="20"/>
-        </w:rPr>
-        <w:t xml:space="preserve"> Quem decide ordem, promoção e escalonamento é código determinístico. A decisão veio de medição: o coordenador baseado em modelo consumia cerca de 17% do custo de um trabalho para executar uma máquina de estados.</w:t>
-      </w:r>
-    </w:p>
-    <w:p>
-      <w:pPr>
-        <w:pStyle w:val="ListBullet"/>
-        <w:spacing w:after="60"/>
-        <w:ind w:left="397"/>
-      </w:pPr>
-      <w:r>
-        <w:rPr>
-          <w:b/>
-          <w:sz w:val="20"/>
-        </w:rPr>
-        <w:t>Não há catálogo nem elenco.</w:t>
-      </w:r>
-      <w:r>
-        <w:rPr>
-          <w:b w:val="0"/>
-          <w:sz w:val="20"/>
-        </w:rPr>
-        <w:t xml:space="preserve"> Especificação, plano, tarefas e equipe são sintetizados do pedido. O sistema comercial parte de dezoito modelos de stack; os acadêmicos, de papéis fixos de empresa.</w:t>
-      </w:r>
-    </w:p>
-    <w:p>
-      <w:pPr>
-        <w:pStyle w:val="ListBullet"/>
-        <w:spacing w:after="60"/>
-        <w:ind w:left="397"/>
-      </w:pPr>
-      <w:r>
-        <w:rPr>
-          <w:b/>
-          <w:sz w:val="20"/>
-        </w:rPr>
-        <w:t>O desenho é derivado da telemetria da própria operação.</w:t>
-      </w:r>
-      <w:r>
-        <w:rPr>
-          <w:b w:val="0"/>
-          <w:sz w:val="20"/>
-        </w:rPr>
-        <w:t xml:space="preserve"> Seis semanas de uso real, com contabilidade por chamada, guiando o redesenho — inclusive quando a medição contrariou a hipótese de partida. Nenhum dos comparados publica medição da própria operação.</w:t>
-      </w:r>
-    </w:p>
-    <w:p>
-      <w:pPr>
-        <w:spacing w:after="160"/>
+        <w:spacing w:after="120"/>
         <w:jc w:val="both"/>
       </w:pPr>
       <w:r>
@@ -887,7 +901,7 @@
           <w:i w:val="0"/>
           <w:sz w:val="20"/>
         </w:rPr>
-        <w:t>O sistema também opera fora de software, com uma escada de prova que obriga o verificador a declarar se o critério foi executado, inspecionado ou julgado. É extensão do mesmo princípio e vale registro, mas não é a contribuição central.</w:t>
+        <w:t>Medido: o revisor passou a sair sem nenhum arquivo embutido, contra dois ou três do construtor da mesma tarefa, com o contexto do papel caindo de cerca de 35 mil para 15 mil tokens. E a medição revelou que 93,14% dos tokens de entrada já eram leitura reaproveitada, enquanto a escrita — 6,66% dos tokens — carregava cerca de metade da conta. Foi esse número que redirecionou o redesenho.</w:t>
       </w:r>
     </w:p>
     <w:p>
@@ -901,7 +915,7 @@
           <w:color w:val="184F95"/>
           <w:sz w:val="26"/>
         </w:rPr>
-        <w:t>4.  Convergência, e não plágio</w:t>
+        <w:t>5.  O que é herdado, e o que é convergência</w:t>
       </w:r>
     </w:p>
     <w:p>
@@ -915,15 +929,7 @@
           <w:i w:val="0"/>
           <w:sz w:val="20"/>
         </w:rPr>
-        <w:t xml:space="preserve">Há sobreposição real, e ela deve ser declarada: o termo “fábrica de software” é anterior aos modelos de linguagem (CUSUMANO, 1991); papéis especializados vêm de ChatDev e MetaGPT (2023); portão de qualidade e modelo por papel existem no produto comercial; e agente como processo supervisionado é prática corrente em Elixir. </w:t>
-      </w:r>
-      <w:r>
-        <w:rPr>
-          <w:b/>
-          <w:i w:val="0"/>
-          <w:sz w:val="20"/>
-        </w:rPr>
-        <w:t>São itens a citar, não a reivindicar.</w:t>
+        <w:t>A citar, não a reivindicar: o termo “fábrica de software” (CUSUMANO, 1991); papéis especializados e limite de iteração (ChatDev, MetaGPT, 2023); portão de qualidade, modelo por papel e estimativa de custo (softwarefabrik.io); agente como processo supervisionado em OTP (prática corrente em Elixir).</w:t>
       </w:r>
     </w:p>
     <w:p>
@@ -937,7 +943,7 @@
           <w:i w:val="0"/>
           <w:sz w:val="20"/>
         </w:rPr>
-        <w:t xml:space="preserve">A semelhança é convergência porque </w:t>
+        <w:t xml:space="preserve">A semelhança é convergência, não cópia, e o argumento mais forte é este: </w:t>
       </w:r>
       <w:r>
         <w:rPr>
@@ -945,7 +951,7 @@
           <w:i w:val="0"/>
           <w:sz w:val="20"/>
         </w:rPr>
-        <w:t>o mesmo diagnóstico, sob as mesmas restrições, produz mecanismos parecidos</w:t>
+        <w:t>as soluções divergem onde o problema é o mesmo</w:t>
       </w:r>
       <w:r>
         <w:rPr>
@@ -953,7 +959,7 @@
           <w:i w:val="0"/>
           <w:sz w:val="20"/>
         </w:rPr>
-        <w:t xml:space="preserve"> — e convergência independente é corroboração do diagnóstico, não cópia. Onde o problema é o mesmo, as soluções divergem: a autoaprovação é atacada por todos, e este é o único que a resolve sem colocar um humano no caminho.</w:t>
+        <w:t>. A autoaprovação é atacada pelos três — o comercial põe um humano no portão, ao custo da autonomia; os acadêmicos usam convenção de protocolo; este remove a ferramenta do catálogo do papel.</w:t>
       </w:r>
     </w:p>
     <w:p>
@@ -967,21 +973,7 @@
           <w:color w:val="184F95"/>
           <w:sz w:val="26"/>
         </w:rPr>
-        <w:t>5.  A evidência</w:t>
-      </w:r>
-    </w:p>
-    <w:p>
-      <w:pPr>
-        <w:spacing w:after="120"/>
-        <w:jc w:val="both"/>
-      </w:pPr>
-      <w:r>
-        <w:rPr>
-          <w:b w:val="0"/>
-          <w:i w:val="0"/>
-          <w:sz w:val="20"/>
-        </w:rPr>
-        <w:t>O repositório é público, com 205 commits entre 18 de julho e 28 de agosto de 2026. Os conceitos aparecem em sequência, cada um depois do incidente que o motivou:</w:t>
+        <w:t>6.  A evidência</w:t>
       </w:r>
     </w:p>
     <w:tbl>
@@ -1130,7 +1122,7 @@
                 <w:b w:val="0"/>
                 <w:sz w:val="16"/>
               </w:rPr>
-              <w:t>91559b8</w:t>
+              <w:t>1a41ca8</w:t>
             </w:r>
           </w:p>
         </w:tc>
@@ -1168,7 +1160,7 @@
                 <w:b w:val="0"/>
                 <w:sz w:val="16"/>
               </w:rPr>
-              <w:t>O laço de orquestração vira código testado</w:t>
+              <w:t>Montador de contexto por papel e teto de custo com parada limpa</w:t>
             </w:r>
           </w:p>
         </w:tc>
@@ -1188,7 +1180,7 @@
                 <w:b w:val="0"/>
                 <w:sz w:val="16"/>
               </w:rPr>
-              <w:t>8017c41</w:t>
+              <w:t>91559b8</w:t>
             </w:r>
           </w:p>
         </w:tc>
@@ -1224,7 +1216,7 @@
                 <w:b w:val="0"/>
                 <w:sz w:val="16"/>
               </w:rPr>
-              <w:t>O pipeline decide sozinho, sem portão de julgamento humano</w:t>
+              <w:t>O laço de orquestração vira código testado</w:t>
             </w:r>
           </w:p>
         </w:tc>
@@ -1245,7 +1237,7 @@
                 <w:b w:val="0"/>
                 <w:sz w:val="16"/>
               </w:rPr>
-              <w:t>696762e</w:t>
+              <w:t>8017c41</w:t>
             </w:r>
           </w:p>
         </w:tc>
@@ -1264,6 +1256,63 @@
                 <w:b w:val="0"/>
                 <w:sz w:val="16"/>
               </w:rPr>
+              <w:t>02/08</w:t>
+            </w:r>
+          </w:p>
+        </w:tc>
+        <w:tc>
+          <w:tcPr>
+            <w:tcW w:type="dxa" w:w="6917"/>
+            <w:shd w:val="clear" w:fill="F5F5F2"/>
+          </w:tcPr>
+          <w:p>
+            <w:pPr>
+              <w:spacing w:after="20"/>
+            </w:pPr>
+            <w:r/>
+            <w:r>
+              <w:rPr>
+                <w:b w:val="0"/>
+                <w:sz w:val="16"/>
+              </w:rPr>
+              <w:t>O pipeline decide sozinho, sem portão de julgamento humano</w:t>
+            </w:r>
+          </w:p>
+        </w:tc>
+      </w:tr>
+      <w:tr>
+        <w:tc>
+          <w:tcPr>
+            <w:tcW w:type="dxa" w:w="1247"/>
+          </w:tcPr>
+          <w:p>
+            <w:pPr>
+              <w:spacing w:after="20"/>
+            </w:pPr>
+            <w:r/>
+            <w:r>
+              <w:rPr>
+                <w:b w:val="0"/>
+                <w:sz w:val="16"/>
+              </w:rPr>
+              <w:t>696762e</w:t>
+            </w:r>
+          </w:p>
+        </w:tc>
+        <w:tc>
+          <w:tcPr>
+            <w:tcW w:type="dxa" w:w="907"/>
+          </w:tcPr>
+          <w:p>
+            <w:pPr>
+              <w:spacing w:after="20"/>
+            </w:pPr>
+            <w:r/>
+            <w:r>
+              <w:rPr>
+                <w:b w:val="0"/>
+                <w:sz w:val="16"/>
+              </w:rPr>
               <w:t>31/07</w:t>
             </w:r>
           </w:p>
@@ -1271,7 +1320,6 @@
         <w:tc>
           <w:tcPr>
             <w:tcW w:type="dxa" w:w="6917"/>
-            <w:shd w:val="clear" w:fill="F5F5F2"/>
           </w:tcPr>
           <w:p>
             <w:pPr>
@@ -1292,6 +1340,7 @@
         <w:tc>
           <w:tcPr>
             <w:tcW w:type="dxa" w:w="1247"/>
+            <w:shd w:val="clear" w:fill="F5F5F2"/>
           </w:tcPr>
           <w:p>
             <w:pPr>
@@ -1310,6 +1359,7 @@
         <w:tc>
           <w:tcPr>
             <w:tcW w:type="dxa" w:w="907"/>
+            <w:shd w:val="clear" w:fill="F5F5F2"/>
           </w:tcPr>
           <w:p>
             <w:pPr>
@@ -1328,6 +1378,7 @@
         <w:tc>
           <w:tcPr>
             <w:tcW w:type="dxa" w:w="6917"/>
+            <w:shd w:val="clear" w:fill="F5F5F2"/>
           </w:tcPr>
           <w:p>
             <w:pPr>
@@ -1361,23 +1412,7 @@
           <w:i w:val="0"/>
           <w:sz w:val="20"/>
         </w:rPr>
-        <w:t xml:space="preserve">Os dois últimos são os mais relevantes para a defesa do método: em ambos </w:t>
-      </w:r>
-      <w:r>
-        <w:rPr>
-          <w:b/>
-          <w:i w:val="0"/>
-          <w:sz w:val="20"/>
-        </w:rPr>
-        <w:t>a medição contrariou a hipótese e o rumo mudou</w:t>
-      </w:r>
-      <w:r>
-        <w:rPr>
-          <w:b w:val="0"/>
-          <w:i w:val="0"/>
-          <w:sz w:val="20"/>
-        </w:rPr>
-        <w:t>. A primeira versão entregou 86 tarefas concluídas de 89, em três projetos de domínios distintos, com 139 execuções gravadas.</w:t>
+        <w:t>Os dois últimos são os mais relevantes para a defesa do método: em ambos a medição contrariou a hipótese e o rumo mudou. São 205 commits em seis semanas, com os conceitos aparecendo depois dos incidentes que os motivaram; e, em operação real, 86 tarefas concluídas de 89, em três projetos de domínios distintos, com 139 execuções gravadas.</w:t>
       </w:r>
     </w:p>
     <w:sectPr>

--- a/originalidade-resumo.docx
+++ b/originalidade-resumo.docx
@@ -12,7 +12,7 @@
           <w:color w:val="184F95"/>
           <w:sz w:val="42"/>
         </w:rPr>
-        <w:t>O que distingue este trabalho</w:t>
+        <w:t>Arquitetura comparada</w:t>
       </w:r>
     </w:p>
     <w:p>
@@ -24,7 +24,7 @@
           <w:color w:val="555B66"/>
           <w:sz w:val="23"/>
         </w:rPr>
-        <w:t>Fábrica de software multi-agente — resumo comparativo</w:t>
+        <w:t>Fábrica de software multi-agente — resumo</w:t>
       </w:r>
     </w:p>
     <w:p>
@@ -44,6 +44,20 @@
     </w:p>
     <w:p>
       <w:pPr>
+        <w:spacing w:after="120"/>
+        <w:jc w:val="both"/>
+      </w:pPr>
+      <w:r>
+        <w:rPr>
+          <w:b w:val="0"/>
+          <w:i w:val="0"/>
+          <w:sz w:val="20"/>
+        </w:rPr>
+        <w:t>Quatro sistemas que constroem software com múltiplos agentes, comparados pela arquitetura: como organizam o trabalho, como os agentes se conectam, onde vive o estado, quem decide o próximo passo e como a autoridade de cada papel é imposta.</w:t>
+      </w:r>
+    </w:p>
+    <w:p>
+      <w:pPr>
         <w:keepNext/>
         <w:spacing w:before="320" w:after="100"/>
       </w:pPr>
@@ -53,7 +67,1128 @@
           <w:color w:val="184F95"/>
           <w:sz w:val="26"/>
         </w:rPr>
-        <w:t>1.  Primeiro, o regime — sem isso a comparação engana</w:t>
+        <w:t>1.  A forma de cada um</w:t>
+      </w:r>
+    </w:p>
+    <w:tbl>
+      <w:tblPr>
+        <w:tblStyle w:val="TableGrid"/>
+        <w:tblW w:type="auto" w:w="0"/>
+        <w:jc w:val="center"/>
+        <w:tblLook w:firstColumn="1" w:firstRow="1" w:lastColumn="0" w:lastRow="0" w:noHBand="0" w:noVBand="1" w:val="04A0"/>
+      </w:tblPr>
+      <w:tblGrid>
+        <w:gridCol w:w="4759"/>
+        <w:gridCol w:w="4759"/>
+      </w:tblGrid>
+      <w:tr>
+        <w:tc>
+          <w:tcPr>
+            <w:tcW w:type="dxa" w:w="1928"/>
+            <w:shd w:val="clear" w:fill="2A78D6"/>
+          </w:tcPr>
+          <w:p>
+            <w:pPr>
+              <w:spacing w:after="20"/>
+            </w:pPr>
+            <w:r/>
+            <w:r>
+              <w:rPr>
+                <w:b/>
+                <w:color w:val="FFFFFF"/>
+                <w:sz w:val="17"/>
+              </w:rPr>
+              <w:t>Sistema</w:t>
+            </w:r>
+          </w:p>
+        </w:tc>
+        <w:tc>
+          <w:tcPr>
+            <w:tcW w:type="dxa" w:w="7143"/>
+            <w:shd w:val="clear" w:fill="2A78D6"/>
+          </w:tcPr>
+          <w:p>
+            <w:pPr>
+              <w:spacing w:after="20"/>
+            </w:pPr>
+            <w:r/>
+            <w:r>
+              <w:rPr>
+                <w:b/>
+                <w:color w:val="FFFFFF"/>
+                <w:sz w:val="17"/>
+              </w:rPr>
+              <w:t>Como os agentes se conectam</w:t>
+            </w:r>
+          </w:p>
+        </w:tc>
+      </w:tr>
+      <w:tr>
+        <w:tc>
+          <w:tcPr>
+            <w:tcW w:type="dxa" w:w="1928"/>
+          </w:tcPr>
+          <w:p>
+            <w:pPr>
+              <w:spacing w:after="20"/>
+            </w:pPr>
+            <w:r/>
+            <w:r>
+              <w:rPr>
+                <w:b w:val="0"/>
+                <w:sz w:val="17"/>
+              </w:rPr>
+              <w:t>ChatDev</w:t>
+            </w:r>
+          </w:p>
+        </w:tc>
+        <w:tc>
+          <w:tcPr>
+            <w:tcW w:type="dxa" w:w="7143"/>
+          </w:tcPr>
+          <w:p>
+            <w:pPr>
+              <w:spacing w:after="20"/>
+            </w:pPr>
+            <w:r/>
+            <w:r>
+              <w:rPr>
+                <w:b w:val="0"/>
+                <w:sz w:val="17"/>
+              </w:rPr>
+              <w:t>Duplas em diálogo, encadeadas por fase, num ciclo em cascata</w:t>
+            </w:r>
+          </w:p>
+        </w:tc>
+      </w:tr>
+      <w:tr>
+        <w:tc>
+          <w:tcPr>
+            <w:tcW w:type="dxa" w:w="1928"/>
+            <w:shd w:val="clear" w:fill="F5F5F2"/>
+          </w:tcPr>
+          <w:p>
+            <w:pPr>
+              <w:spacing w:after="20"/>
+            </w:pPr>
+            <w:r/>
+            <w:r>
+              <w:rPr>
+                <w:b w:val="0"/>
+                <w:sz w:val="17"/>
+              </w:rPr>
+              <w:t>MetaGPT</w:t>
+            </w:r>
+          </w:p>
+        </w:tc>
+        <w:tc>
+          <w:tcPr>
+            <w:tcW w:type="dxa" w:w="7143"/>
+            <w:shd w:val="clear" w:fill="F5F5F2"/>
+          </w:tcPr>
+          <w:p>
+            <w:pPr>
+              <w:spacing w:after="20"/>
+            </w:pPr>
+            <w:r/>
+            <w:r>
+              <w:rPr>
+                <w:b w:val="0"/>
+                <w:sz w:val="17"/>
+              </w:rPr>
+              <w:t>Quadro de mensagens compartilhado: cada papel publica e assina, sem falar diretamente com outro</w:t>
+            </w:r>
+          </w:p>
+        </w:tc>
+      </w:tr>
+      <w:tr>
+        <w:tc>
+          <w:tcPr>
+            <w:tcW w:type="dxa" w:w="1928"/>
+          </w:tcPr>
+          <w:p>
+            <w:pPr>
+              <w:spacing w:after="20"/>
+            </w:pPr>
+            <w:r/>
+            <w:r>
+              <w:rPr>
+                <w:b w:val="0"/>
+                <w:sz w:val="17"/>
+              </w:rPr>
+              <w:t>softwarefabrik.io</w:t>
+            </w:r>
+          </w:p>
+        </w:tc>
+        <w:tc>
+          <w:tcPr>
+            <w:tcW w:type="dxa" w:w="7143"/>
+          </w:tcPr>
+          <w:p>
+            <w:pPr>
+              <w:spacing w:after="20"/>
+            </w:pPr>
+            <w:r/>
+            <w:r>
+              <w:rPr>
+                <w:b w:val="0"/>
+                <w:sz w:val="17"/>
+              </w:rPr>
+              <w:t>Execução linear e, ao fim, um comitê de revisores com decisão humana</w:t>
+            </w:r>
+          </w:p>
+        </w:tc>
+      </w:tr>
+      <w:tr>
+        <w:tc>
+          <w:tcPr>
+            <w:tcW w:type="dxa" w:w="1928"/>
+            <w:shd w:val="clear" w:fill="F5F5F2"/>
+          </w:tcPr>
+          <w:p>
+            <w:pPr>
+              <w:spacing w:after="20"/>
+            </w:pPr>
+            <w:r/>
+            <w:r>
+              <w:rPr>
+                <w:b w:val="0"/>
+                <w:sz w:val="17"/>
+              </w:rPr>
+              <w:t>Este trabalho</w:t>
+            </w:r>
+          </w:p>
+        </w:tc>
+        <w:tc>
+          <w:tcPr>
+            <w:tcW w:type="dxa" w:w="7143"/>
+            <w:shd w:val="clear" w:fill="F5F5F2"/>
+          </w:tcPr>
+          <w:p>
+            <w:pPr>
+              <w:spacing w:after="20"/>
+            </w:pPr>
+            <w:r/>
+            <w:r>
+              <w:rPr>
+                <w:b w:val="0"/>
+                <w:sz w:val="17"/>
+              </w:rPr>
+              <w:t>Fila de tarefas por dependência; cada tarefa percorre construtor, verificador e revisor</w:t>
+            </w:r>
+          </w:p>
+        </w:tc>
+      </w:tr>
+    </w:tbl>
+    <w:p>
+      <w:pPr>
+        <w:spacing w:after="80"/>
+      </w:pPr>
+    </w:p>
+    <w:p>
+      <w:pPr>
+        <w:keepNext/>
+        <w:spacing w:before="320" w:after="100"/>
+      </w:pPr>
+      <w:r>
+        <w:rPr>
+          <w:b/>
+          <w:color w:val="184F95"/>
+          <w:sz w:val="26"/>
+        </w:rPr>
+        <w:t>2.  A comparação</w:t>
+      </w:r>
+    </w:p>
+    <w:tbl>
+      <w:tblPr>
+        <w:tblStyle w:val="TableGrid"/>
+        <w:tblW w:type="auto" w:w="0"/>
+        <w:jc w:val="center"/>
+        <w:tblLook w:firstColumn="1" w:firstRow="1" w:lastColumn="0" w:lastRow="0" w:noHBand="0" w:noVBand="1" w:val="04A0"/>
+      </w:tblPr>
+      <w:tblGrid>
+        <w:gridCol w:w="1904"/>
+        <w:gridCol w:w="1904"/>
+        <w:gridCol w:w="1904"/>
+        <w:gridCol w:w="1904"/>
+        <w:gridCol w:w="1904"/>
+      </w:tblGrid>
+      <w:tr>
+        <w:tc>
+          <w:tcPr>
+            <w:tcW w:type="dxa" w:w="1644"/>
+            <w:shd w:val="clear" w:fill="2A78D6"/>
+          </w:tcPr>
+          <w:p>
+            <w:pPr>
+              <w:spacing w:after="20"/>
+            </w:pPr>
+            <w:r/>
+            <w:r>
+              <w:rPr>
+                <w:b/>
+                <w:color w:val="FFFFFF"/>
+                <w:sz w:val="15"/>
+              </w:rPr>
+              <w:t>Dimensão</w:t>
+            </w:r>
+          </w:p>
+        </w:tc>
+        <w:tc>
+          <w:tcPr>
+            <w:tcW w:type="dxa" w:w="1871"/>
+            <w:shd w:val="clear" w:fill="2A78D6"/>
+          </w:tcPr>
+          <w:p>
+            <w:pPr>
+              <w:spacing w:after="20"/>
+            </w:pPr>
+            <w:r/>
+            <w:r>
+              <w:rPr>
+                <w:b/>
+                <w:color w:val="FFFFFF"/>
+                <w:sz w:val="15"/>
+              </w:rPr>
+              <w:t>ChatDev</w:t>
+            </w:r>
+          </w:p>
+        </w:tc>
+        <w:tc>
+          <w:tcPr>
+            <w:tcW w:type="dxa" w:w="1871"/>
+            <w:shd w:val="clear" w:fill="2A78D6"/>
+          </w:tcPr>
+          <w:p>
+            <w:pPr>
+              <w:spacing w:after="20"/>
+            </w:pPr>
+            <w:r/>
+            <w:r>
+              <w:rPr>
+                <w:b/>
+                <w:color w:val="FFFFFF"/>
+                <w:sz w:val="15"/>
+              </w:rPr>
+              <w:t>MetaGPT</w:t>
+            </w:r>
+          </w:p>
+        </w:tc>
+        <w:tc>
+          <w:tcPr>
+            <w:tcW w:type="dxa" w:w="1871"/>
+            <w:shd w:val="clear" w:fill="2A78D6"/>
+          </w:tcPr>
+          <w:p>
+            <w:pPr>
+              <w:spacing w:after="20"/>
+            </w:pPr>
+            <w:r/>
+            <w:r>
+              <w:rPr>
+                <w:b/>
+                <w:color w:val="FFFFFF"/>
+                <w:sz w:val="15"/>
+              </w:rPr>
+              <w:t>softwarefabrik.io</w:t>
+            </w:r>
+          </w:p>
+        </w:tc>
+        <w:tc>
+          <w:tcPr>
+            <w:tcW w:type="dxa" w:w="1928"/>
+            <w:shd w:val="clear" w:fill="2A78D6"/>
+          </w:tcPr>
+          <w:p>
+            <w:pPr>
+              <w:spacing w:after="20"/>
+            </w:pPr>
+            <w:r/>
+            <w:r>
+              <w:rPr>
+                <w:b/>
+                <w:color w:val="FFFFFF"/>
+                <w:sz w:val="15"/>
+              </w:rPr>
+              <w:t>Este trabalho</w:t>
+            </w:r>
+          </w:p>
+        </w:tc>
+      </w:tr>
+      <w:tr>
+        <w:tc>
+          <w:tcPr>
+            <w:tcW w:type="dxa" w:w="1644"/>
+          </w:tcPr>
+          <w:p>
+            <w:pPr>
+              <w:spacing w:after="20"/>
+            </w:pPr>
+            <w:r/>
+            <w:r>
+              <w:rPr>
+                <w:b w:val="0"/>
+                <w:sz w:val="15"/>
+              </w:rPr>
+              <w:t>Unidade de trabalho</w:t>
+            </w:r>
+          </w:p>
+        </w:tc>
+        <w:tc>
+          <w:tcPr>
+            <w:tcW w:type="dxa" w:w="1871"/>
+          </w:tcPr>
+          <w:p>
+            <w:pPr>
+              <w:spacing w:after="20"/>
+            </w:pPr>
+            <w:r/>
+            <w:r>
+              <w:rPr>
+                <w:b w:val="0"/>
+                <w:sz w:val="15"/>
+              </w:rPr>
+              <w:t>Subtarefa de uma fase</w:t>
+            </w:r>
+          </w:p>
+        </w:tc>
+        <w:tc>
+          <w:tcPr>
+            <w:tcW w:type="dxa" w:w="1871"/>
+          </w:tcPr>
+          <w:p>
+            <w:pPr>
+              <w:spacing w:after="20"/>
+            </w:pPr>
+            <w:r/>
+            <w:r>
+              <w:rPr>
+                <w:b w:val="0"/>
+                <w:sz w:val="15"/>
+              </w:rPr>
+              <w:t>Etapa do procedimento</w:t>
+            </w:r>
+          </w:p>
+        </w:tc>
+        <w:tc>
+          <w:tcPr>
+            <w:tcW w:type="dxa" w:w="1871"/>
+          </w:tcPr>
+          <w:p>
+            <w:pPr>
+              <w:spacing w:after="20"/>
+            </w:pPr>
+            <w:r/>
+            <w:r>
+              <w:rPr>
+                <w:b w:val="0"/>
+                <w:sz w:val="15"/>
+              </w:rPr>
+              <w:t>Uma execução sobre o projeto</w:t>
+            </w:r>
+          </w:p>
+        </w:tc>
+        <w:tc>
+          <w:tcPr>
+            <w:tcW w:type="dxa" w:w="1928"/>
+          </w:tcPr>
+          <w:p>
+            <w:pPr>
+              <w:spacing w:after="20"/>
+            </w:pPr>
+            <w:r/>
+            <w:r>
+              <w:rPr>
+                <w:b w:val="0"/>
+                <w:sz w:val="15"/>
+              </w:rPr>
+              <w:t>Tarefa com estado, dependências e arquivos declarados</w:t>
+            </w:r>
+          </w:p>
+        </w:tc>
+      </w:tr>
+      <w:tr>
+        <w:tc>
+          <w:tcPr>
+            <w:tcW w:type="dxa" w:w="1644"/>
+            <w:shd w:val="clear" w:fill="F5F5F2"/>
+          </w:tcPr>
+          <w:p>
+            <w:pPr>
+              <w:spacing w:after="20"/>
+            </w:pPr>
+            <w:r/>
+            <w:r>
+              <w:rPr>
+                <w:b w:val="0"/>
+                <w:sz w:val="15"/>
+              </w:rPr>
+              <w:t>De onde vem a estrutura</w:t>
+            </w:r>
+          </w:p>
+        </w:tc>
+        <w:tc>
+          <w:tcPr>
+            <w:tcW w:type="dxa" w:w="1871"/>
+            <w:shd w:val="clear" w:fill="F5F5F2"/>
+          </w:tcPr>
+          <w:p>
+            <w:pPr>
+              <w:spacing w:after="20"/>
+            </w:pPr>
+            <w:r/>
+            <w:r>
+              <w:rPr>
+                <w:b w:val="0"/>
+                <w:sz w:val="15"/>
+              </w:rPr>
+              <w:t>Elenco de papéis fixo</w:t>
+            </w:r>
+          </w:p>
+        </w:tc>
+        <w:tc>
+          <w:tcPr>
+            <w:tcW w:type="dxa" w:w="1871"/>
+            <w:shd w:val="clear" w:fill="F5F5F2"/>
+          </w:tcPr>
+          <w:p>
+            <w:pPr>
+              <w:spacing w:after="20"/>
+            </w:pPr>
+            <w:r/>
+            <w:r>
+              <w:rPr>
+                <w:b w:val="0"/>
+                <w:sz w:val="15"/>
+              </w:rPr>
+              <w:t>Procedimento fixo</w:t>
+            </w:r>
+          </w:p>
+        </w:tc>
+        <w:tc>
+          <w:tcPr>
+            <w:tcW w:type="dxa" w:w="1871"/>
+            <w:shd w:val="clear" w:fill="F5F5F2"/>
+          </w:tcPr>
+          <w:p>
+            <w:pPr>
+              <w:spacing w:after="20"/>
+            </w:pPr>
+            <w:r/>
+            <w:r>
+              <w:rPr>
+                <w:b w:val="0"/>
+                <w:sz w:val="15"/>
+              </w:rPr>
+              <w:t>Catálogo de modelos de stack</w:t>
+            </w:r>
+          </w:p>
+        </w:tc>
+        <w:tc>
+          <w:tcPr>
+            <w:tcW w:type="dxa" w:w="1928"/>
+            <w:shd w:val="clear" w:fill="F5F5F2"/>
+          </w:tcPr>
+          <w:p>
+            <w:pPr>
+              <w:spacing w:after="20"/>
+            </w:pPr>
+            <w:r/>
+            <w:r>
+              <w:rPr>
+                <w:b w:val="0"/>
+                <w:sz w:val="15"/>
+              </w:rPr>
+              <w:t>Sintetizada do próprio pedido</w:t>
+            </w:r>
+          </w:p>
+        </w:tc>
+      </w:tr>
+      <w:tr>
+        <w:tc>
+          <w:tcPr>
+            <w:tcW w:type="dxa" w:w="1644"/>
+          </w:tcPr>
+          <w:p>
+            <w:pPr>
+              <w:spacing w:after="20"/>
+            </w:pPr>
+            <w:r/>
+            <w:r>
+              <w:rPr>
+                <w:b w:val="0"/>
+                <w:sz w:val="15"/>
+              </w:rPr>
+              <w:t>Onde vive o estado</w:t>
+            </w:r>
+          </w:p>
+        </w:tc>
+        <w:tc>
+          <w:tcPr>
+            <w:tcW w:type="dxa" w:w="1871"/>
+          </w:tcPr>
+          <w:p>
+            <w:pPr>
+              <w:spacing w:after="20"/>
+            </w:pPr>
+            <w:r/>
+            <w:r>
+              <w:rPr>
+                <w:b w:val="0"/>
+                <w:sz w:val="15"/>
+              </w:rPr>
+              <w:t>Memória de diálogo</w:t>
+            </w:r>
+          </w:p>
+        </w:tc>
+        <w:tc>
+          <w:tcPr>
+            <w:tcW w:type="dxa" w:w="1871"/>
+          </w:tcPr>
+          <w:p>
+            <w:pPr>
+              <w:spacing w:after="20"/>
+            </w:pPr>
+            <w:r/>
+            <w:r>
+              <w:rPr>
+                <w:b w:val="0"/>
+                <w:sz w:val="15"/>
+              </w:rPr>
+              <w:t>Quadro de mensagens e memória global</w:t>
+            </w:r>
+          </w:p>
+        </w:tc>
+        <w:tc>
+          <w:tcPr>
+            <w:tcW w:type="dxa" w:w="1871"/>
+          </w:tcPr>
+          <w:p>
+            <w:pPr>
+              <w:spacing w:after="20"/>
+            </w:pPr>
+            <w:r/>
+            <w:r>
+              <w:rPr>
+                <w:b w:val="0"/>
+                <w:sz w:val="15"/>
+              </w:rPr>
+              <w:t>Espaço de trabalho versionado</w:t>
+            </w:r>
+          </w:p>
+        </w:tc>
+        <w:tc>
+          <w:tcPr>
+            <w:tcW w:type="dxa" w:w="1928"/>
+          </w:tcPr>
+          <w:p>
+            <w:pPr>
+              <w:spacing w:after="20"/>
+            </w:pPr>
+            <w:r/>
+            <w:r>
+              <w:rPr>
+                <w:b w:val="0"/>
+                <w:sz w:val="15"/>
+              </w:rPr>
+              <w:t>Arquivo de tarefa e banco; a conversa nunca é fonte</w:t>
+            </w:r>
+          </w:p>
+        </w:tc>
+      </w:tr>
+      <w:tr>
+        <w:tc>
+          <w:tcPr>
+            <w:tcW w:type="dxa" w:w="1644"/>
+            <w:shd w:val="clear" w:fill="F5F5F2"/>
+          </w:tcPr>
+          <w:p>
+            <w:pPr>
+              <w:spacing w:after="20"/>
+            </w:pPr>
+            <w:r/>
+            <w:r>
+              <w:rPr>
+                <w:b w:val="0"/>
+                <w:sz w:val="15"/>
+              </w:rPr>
+              <w:t>Interface entre papéis</w:t>
+            </w:r>
+          </w:p>
+        </w:tc>
+        <w:tc>
+          <w:tcPr>
+            <w:tcW w:type="dxa" w:w="1871"/>
+            <w:shd w:val="clear" w:fill="F5F5F2"/>
+          </w:tcPr>
+          <w:p>
+            <w:pPr>
+              <w:spacing w:after="20"/>
+            </w:pPr>
+            <w:r/>
+            <w:r>
+              <w:rPr>
+                <w:b w:val="0"/>
+                <w:sz w:val="15"/>
+              </w:rPr>
+              <w:t>A conversa</w:t>
+            </w:r>
+          </w:p>
+        </w:tc>
+        <w:tc>
+          <w:tcPr>
+            <w:tcW w:type="dxa" w:w="1871"/>
+            <w:shd w:val="clear" w:fill="F5F5F2"/>
+          </w:tcPr>
+          <w:p>
+            <w:pPr>
+              <w:spacing w:after="20"/>
+            </w:pPr>
+            <w:r/>
+            <w:r>
+              <w:rPr>
+                <w:b w:val="0"/>
+                <w:sz w:val="15"/>
+              </w:rPr>
+              <w:t>Artefatos estruturados</w:t>
+            </w:r>
+          </w:p>
+        </w:tc>
+        <w:tc>
+          <w:tcPr>
+            <w:tcW w:type="dxa" w:w="1871"/>
+            <w:shd w:val="clear" w:fill="F5F5F2"/>
+          </w:tcPr>
+          <w:p>
+            <w:pPr>
+              <w:spacing w:after="20"/>
+            </w:pPr>
+            <w:r/>
+            <w:r>
+              <w:rPr>
+                <w:b w:val="0"/>
+                <w:sz w:val="15"/>
+              </w:rPr>
+              <w:t>O espaço de trabalho</w:t>
+            </w:r>
+          </w:p>
+        </w:tc>
+        <w:tc>
+          <w:tcPr>
+            <w:tcW w:type="dxa" w:w="1928"/>
+            <w:shd w:val="clear" w:fill="F5F5F2"/>
+          </w:tcPr>
+          <w:p>
+            <w:pPr>
+              <w:spacing w:after="20"/>
+            </w:pPr>
+            <w:r/>
+            <w:r>
+              <w:rPr>
+                <w:b w:val="0"/>
+                <w:sz w:val="15"/>
+              </w:rPr>
+              <w:t>O arquivo da tarefa, com seções por papel</w:t>
+            </w:r>
+          </w:p>
+        </w:tc>
+      </w:tr>
+      <w:tr>
+        <w:tc>
+          <w:tcPr>
+            <w:tcW w:type="dxa" w:w="1644"/>
+          </w:tcPr>
+          <w:p>
+            <w:pPr>
+              <w:spacing w:after="20"/>
+            </w:pPr>
+            <w:r/>
+            <w:r>
+              <w:rPr>
+                <w:b w:val="0"/>
+                <w:sz w:val="15"/>
+              </w:rPr>
+              <w:t>Quem decide o próximo passo</w:t>
+            </w:r>
+          </w:p>
+        </w:tc>
+        <w:tc>
+          <w:tcPr>
+            <w:tcW w:type="dxa" w:w="1871"/>
+          </w:tcPr>
+          <w:p>
+            <w:pPr>
+              <w:spacing w:after="20"/>
+            </w:pPr>
+            <w:r/>
+            <w:r>
+              <w:rPr>
+                <w:b w:val="0"/>
+                <w:sz w:val="15"/>
+              </w:rPr>
+              <w:t>A cascata, fixa</w:t>
+            </w:r>
+          </w:p>
+        </w:tc>
+        <w:tc>
+          <w:tcPr>
+            <w:tcW w:type="dxa" w:w="1871"/>
+          </w:tcPr>
+          <w:p>
+            <w:pPr>
+              <w:spacing w:after="20"/>
+            </w:pPr>
+            <w:r/>
+            <w:r>
+              <w:rPr>
+                <w:b w:val="0"/>
+                <w:sz w:val="15"/>
+              </w:rPr>
+              <w:t>O procedimento, fixo</w:t>
+            </w:r>
+          </w:p>
+        </w:tc>
+        <w:tc>
+          <w:tcPr>
+            <w:tcW w:type="dxa" w:w="1871"/>
+          </w:tcPr>
+          <w:p>
+            <w:pPr>
+              <w:spacing w:after="20"/>
+            </w:pPr>
+            <w:r/>
+            <w:r>
+              <w:rPr>
+                <w:b w:val="0"/>
+                <w:sz w:val="15"/>
+              </w:rPr>
+              <w:t>O operador humano</w:t>
+            </w:r>
+          </w:p>
+        </w:tc>
+        <w:tc>
+          <w:tcPr>
+            <w:tcW w:type="dxa" w:w="1928"/>
+          </w:tcPr>
+          <w:p>
+            <w:pPr>
+              <w:spacing w:after="20"/>
+            </w:pPr>
+            <w:r/>
+            <w:r>
+              <w:rPr>
+                <w:b w:val="0"/>
+                <w:sz w:val="15"/>
+              </w:rPr>
+              <w:t>Máquina de estados, pelas dependências</w:t>
+            </w:r>
+          </w:p>
+        </w:tc>
+      </w:tr>
+      <w:tr>
+        <w:tc>
+          <w:tcPr>
+            <w:tcW w:type="dxa" w:w="1644"/>
+            <w:shd w:val="clear" w:fill="F5F5F2"/>
+          </w:tcPr>
+          <w:p>
+            <w:pPr>
+              <w:spacing w:after="20"/>
+            </w:pPr>
+            <w:r/>
+            <w:r>
+              <w:rPr>
+                <w:b w:val="0"/>
+                <w:sz w:val="15"/>
+              </w:rPr>
+              <w:t>Autoridade do papel</w:t>
+            </w:r>
+          </w:p>
+        </w:tc>
+        <w:tc>
+          <w:tcPr>
+            <w:tcW w:type="dxa" w:w="1871"/>
+            <w:shd w:val="clear" w:fill="F5F5F2"/>
+          </w:tcPr>
+          <w:p>
+            <w:pPr>
+              <w:spacing w:after="20"/>
+            </w:pPr>
+            <w:r/>
+            <w:r>
+              <w:rPr>
+                <w:b w:val="0"/>
+                <w:sz w:val="15"/>
+              </w:rPr>
+              <w:t>Texto no papel</w:t>
+            </w:r>
+          </w:p>
+        </w:tc>
+        <w:tc>
+          <w:tcPr>
+            <w:tcW w:type="dxa" w:w="1871"/>
+            <w:shd w:val="clear" w:fill="F5F5F2"/>
+          </w:tcPr>
+          <w:p>
+            <w:pPr>
+              <w:spacing w:after="20"/>
+            </w:pPr>
+            <w:r/>
+            <w:r>
+              <w:rPr>
+                <w:b w:val="0"/>
+                <w:sz w:val="15"/>
+              </w:rPr>
+              <w:t>Especificação de ação</w:t>
+            </w:r>
+          </w:p>
+        </w:tc>
+        <w:tc>
+          <w:tcPr>
+            <w:tcW w:type="dxa" w:w="1871"/>
+            <w:shd w:val="clear" w:fill="F5F5F2"/>
+          </w:tcPr>
+          <w:p>
+            <w:pPr>
+              <w:spacing w:after="20"/>
+            </w:pPr>
+            <w:r/>
+            <w:r>
+              <w:rPr>
+                <w:b w:val="0"/>
+                <w:sz w:val="15"/>
+              </w:rPr>
+              <w:t>Barreira de interface</w:t>
+            </w:r>
+          </w:p>
+        </w:tc>
+        <w:tc>
+          <w:tcPr>
+            <w:tcW w:type="dxa" w:w="1928"/>
+            <w:shd w:val="clear" w:fill="F5F5F2"/>
+          </w:tcPr>
+          <w:p>
+            <w:pPr>
+              <w:spacing w:after="20"/>
+            </w:pPr>
+            <w:r/>
+            <w:r>
+              <w:rPr>
+                <w:b w:val="0"/>
+                <w:sz w:val="15"/>
+              </w:rPr>
+              <w:t>Catálogo de ferramentas</w:t>
+            </w:r>
+          </w:p>
+        </w:tc>
+      </w:tr>
+      <w:tr>
+        <w:tc>
+          <w:tcPr>
+            <w:tcW w:type="dxa" w:w="1644"/>
+          </w:tcPr>
+          <w:p>
+            <w:pPr>
+              <w:spacing w:after="20"/>
+            </w:pPr>
+            <w:r/>
+            <w:r>
+              <w:rPr>
+                <w:b w:val="0"/>
+                <w:sz w:val="15"/>
+              </w:rPr>
+              <w:t>Ao falhar</w:t>
+            </w:r>
+          </w:p>
+        </w:tc>
+        <w:tc>
+          <w:tcPr>
+            <w:tcW w:type="dxa" w:w="1871"/>
+          </w:tcPr>
+          <w:p>
+            <w:pPr>
+              <w:spacing w:after="20"/>
+            </w:pPr>
+            <w:r/>
+            <w:r>
+              <w:rPr>
+                <w:b w:val="0"/>
+                <w:sz w:val="15"/>
+              </w:rPr>
+              <w:t>Limite de rodadas; segue adiante</w:t>
+            </w:r>
+          </w:p>
+        </w:tc>
+        <w:tc>
+          <w:tcPr>
+            <w:tcW w:type="dxa" w:w="1871"/>
+          </w:tcPr>
+          <w:p>
+            <w:pPr>
+              <w:spacing w:after="20"/>
+            </w:pPr>
+            <w:r/>
+            <w:r>
+              <w:rPr>
+                <w:b w:val="0"/>
+                <w:sz w:val="15"/>
+              </w:rPr>
+              <w:t>Repetição na etapa</w:t>
+            </w:r>
+          </w:p>
+        </w:tc>
+        <w:tc>
+          <w:tcPr>
+            <w:tcW w:type="dxa" w:w="1871"/>
+          </w:tcPr>
+          <w:p>
+            <w:pPr>
+              <w:spacing w:after="20"/>
+            </w:pPr>
+            <w:r/>
+            <w:r>
+              <w:rPr>
+                <w:b w:val="0"/>
+                <w:sz w:val="15"/>
+              </w:rPr>
+              <w:t>O operador decide</w:t>
+            </w:r>
+          </w:p>
+        </w:tc>
+        <w:tc>
+          <w:tcPr>
+            <w:tcW w:type="dxa" w:w="1928"/>
+          </w:tcPr>
+          <w:p>
+            <w:pPr>
+              <w:spacing w:after="20"/>
+            </w:pPr>
+            <w:r/>
+            <w:r>
+              <w:rPr>
+                <w:b w:val="0"/>
+                <w:sz w:val="15"/>
+              </w:rPr>
+              <w:t>Escada: modelo, especialista, redivisão da tarefa, bloqueio</w:t>
+            </w:r>
+          </w:p>
+        </w:tc>
+      </w:tr>
+      <w:tr>
+        <w:tc>
+          <w:tcPr>
+            <w:tcW w:type="dxa" w:w="1644"/>
+            <w:shd w:val="clear" w:fill="F5F5F2"/>
+          </w:tcPr>
+          <w:p>
+            <w:pPr>
+              <w:spacing w:after="20"/>
+            </w:pPr>
+            <w:r/>
+            <w:r>
+              <w:rPr>
+                <w:b w:val="0"/>
+                <w:sz w:val="15"/>
+              </w:rPr>
+              <w:t>Concorrência</w:t>
+            </w:r>
+          </w:p>
+        </w:tc>
+        <w:tc>
+          <w:tcPr>
+            <w:tcW w:type="dxa" w:w="1871"/>
+            <w:shd w:val="clear" w:fill="F5F5F2"/>
+          </w:tcPr>
+          <w:p>
+            <w:pPr>
+              <w:spacing w:after="20"/>
+            </w:pPr>
+            <w:r/>
+            <w:r>
+              <w:rPr>
+                <w:b w:val="0"/>
+                <w:sz w:val="15"/>
+              </w:rPr>
+              <w:t>Sequencial</w:t>
+            </w:r>
+          </w:p>
+        </w:tc>
+        <w:tc>
+          <w:tcPr>
+            <w:tcW w:type="dxa" w:w="1871"/>
+            <w:shd w:val="clear" w:fill="F5F5F2"/>
+          </w:tcPr>
+          <w:p>
+            <w:pPr>
+              <w:spacing w:after="20"/>
+            </w:pPr>
+            <w:r/>
+            <w:r>
+              <w:rPr>
+                <w:b w:val="0"/>
+                <w:sz w:val="15"/>
+              </w:rPr>
+              <w:t>Sequencial, com desacoplamento</w:t>
+            </w:r>
+          </w:p>
+        </w:tc>
+        <w:tc>
+          <w:tcPr>
+            <w:tcW w:type="dxa" w:w="1871"/>
+            <w:shd w:val="clear" w:fill="F5F5F2"/>
+          </w:tcPr>
+          <w:p>
+            <w:pPr>
+              <w:spacing w:after="20"/>
+            </w:pPr>
+            <w:r/>
+            <w:r>
+              <w:rPr>
+                <w:b w:val="0"/>
+                <w:sz w:val="15"/>
+              </w:rPr>
+              <w:t>Uma execução isolada por vez</w:t>
+            </w:r>
+          </w:p>
+        </w:tc>
+        <w:tc>
+          <w:tcPr>
+            <w:tcW w:type="dxa" w:w="1928"/>
+            <w:shd w:val="clear" w:fill="F5F5F2"/>
+          </w:tcPr>
+          <w:p>
+            <w:pPr>
+              <w:spacing w:after="20"/>
+            </w:pPr>
+            <w:r/>
+            <w:r>
+              <w:rPr>
+                <w:b w:val="0"/>
+                <w:sz w:val="15"/>
+              </w:rPr>
+              <w:t>Três tarefas, se os arquivos não se cruzam</w:t>
+            </w:r>
+          </w:p>
+        </w:tc>
+      </w:tr>
+    </w:tbl>
+    <w:p>
+      <w:pPr>
+        <w:spacing w:after="80"/>
+      </w:pPr>
+    </w:p>
+    <w:p>
+      <w:pPr>
+        <w:keepNext/>
+        <w:spacing w:before="320" w:after="100"/>
+      </w:pPr>
+      <w:r>
+        <w:rPr>
+          <w:b/>
+          <w:color w:val="184F95"/>
+          <w:sz w:val="26"/>
+        </w:rPr>
+        <w:t>3.  O que os quatro compartilham</w:t>
       </w:r>
     </w:p>
     <w:p>
@@ -67,39 +1202,7 @@
           <w:i w:val="0"/>
           <w:sz w:val="20"/>
         </w:rPr>
-        <w:t xml:space="preserve">O ChatDev reporta </w:t>
-      </w:r>
-      <w:r>
-        <w:rPr>
-          <w:b/>
-          <w:i w:val="0"/>
-          <w:sz w:val="20"/>
-        </w:rPr>
-        <w:t>22.949 tokens para produzir um software inteiro</w:t>
-      </w:r>
-      <w:r>
-        <w:rPr>
-          <w:b w:val="0"/>
-          <w:i w:val="0"/>
-          <w:sz w:val="20"/>
-        </w:rPr>
-        <w:t xml:space="preserve">. Aqui, o contexto de </w:t>
-      </w:r>
-      <w:r>
-        <w:rPr>
-          <w:b/>
-          <w:i w:val="0"/>
-          <w:sz w:val="20"/>
-        </w:rPr>
-        <w:t>um único despacho</w:t>
-      </w:r>
-      <w:r>
-        <w:rPr>
-          <w:b w:val="0"/>
-          <w:i w:val="0"/>
-          <w:sz w:val="20"/>
-        </w:rPr>
-        <w:t xml:space="preserve"> ficou entre 11 e 14 mil tokens depois de otimizado, e um trabalho real consumiu 2,44 milhões só de leitura. Duas ordens de grandeza separam os problemas.</w:t>
+        <w:t>Papéis especializados no lugar de um agente único; decomposição antes da execução; separação entre quem produz e quem avalia; artefato versionado como saída; e algum limite de repetição — declarado em três deles, cumprido pelo humano no quarto.</w:t>
       </w:r>
     </w:p>
     <w:p>
@@ -113,7 +1216,7 @@
           <w:i w:val="0"/>
           <w:sz w:val="20"/>
         </w:rPr>
-        <w:t>Num regime de sessão única, perda de contexto quase não morde — tudo cabe no diálogo. Num regime de semanas, ela é o problema central, e passam a ser necessários mecanismos que no primeiro nem fariam sentido: estado que sobrevive à sessão, contexto diferenciado por papel, começo de requisição reaproveitável e contabilidade por chamada. Os sistemas não são concorrentes; resolvem problemas de tamanhos diferentes.</w:t>
+        <w:t>Que quatro sistemas independentes cheguem às mesmas cinco escolhas sugere que não são preferências de projeto, e sim respostas necessárias às limitações do substrato: modelos sem memória entre execuções, produzindo artefatos que precisam ser conferidos por quem não os produziu.</w:t>
       </w:r>
     </w:p>
     <w:p>
@@ -127,51 +1230,7 @@
           <w:color w:val="184F95"/>
           <w:sz w:val="26"/>
         </w:rPr>
-        <w:t>2.  A origem da proposta</w:t>
-      </w:r>
-    </w:p>
-    <w:p>
-      <w:pPr>
-        <w:spacing w:after="120"/>
-        <w:jc w:val="both"/>
-      </w:pPr>
-      <w:r>
-        <w:rPr>
-          <w:b w:val="0"/>
-          <w:i w:val="0"/>
-          <w:sz w:val="20"/>
-        </w:rPr>
-        <w:t xml:space="preserve">Não veio de um produto observado. Veio de um diagnóstico registrado na documentação antes de existir código: </w:t>
-      </w:r>
-      <w:r>
-        <w:rPr>
-          <w:b/>
-          <w:i w:val="0"/>
-          <w:sz w:val="20"/>
-        </w:rPr>
-        <w:t>as falhas não são de escrita, são de processo</w:t>
-      </w:r>
-      <w:r>
-        <w:rPr>
-          <w:b w:val="0"/>
-          <w:i w:val="0"/>
-          <w:sz w:val="20"/>
-        </w:rPr>
-        <w:t>. Quatro modos aparecem sempre — perda de contexto, decisão sem rastro, autoaprovação e tentativa sem limite — e nenhum se resolve com um modelo melhor. Daí as três regras: quem implementa nunca é quem aprova; estado fora da conversa; falha limitada. E a tese: o gargalo não está na geração de texto, e sim na governança.</w:t>
-      </w:r>
-    </w:p>
-    <w:p>
-      <w:pPr>
-        <w:keepNext/>
-        <w:spacing w:before="320" w:after="100"/>
-      </w:pPr>
-      <w:r>
-        <w:rPr>
-          <w:b/>
-          <w:color w:val="184F95"/>
-          <w:sz w:val="26"/>
-        </w:rPr>
-        <w:t>3.  As quatro diferenças reais</w:t>
+        <w:t>4.  As três divergências estruturais</w:t>
       </w:r>
     </w:p>
     <w:tbl>
@@ -190,7 +1249,7 @@
       <w:tr>
         <w:tc>
           <w:tcPr>
-            <w:tcW w:type="dxa" w:w="1814"/>
+            <w:tcW w:type="dxa" w:w="1928"/>
             <w:shd w:val="clear" w:fill="2A78D6"/>
           </w:tcPr>
           <w:p>
@@ -204,13 +1263,13 @@
                 <w:color w:val="FFFFFF"/>
                 <w:sz w:val="16"/>
               </w:rPr>
-              <w:t>Dimensão</w:t>
+              <w:t>A escolha</w:t>
             </w:r>
           </w:p>
         </w:tc>
         <w:tc>
           <w:tcPr>
-            <w:tcW w:type="dxa" w:w="2381"/>
+            <w:tcW w:type="dxa" w:w="2494"/>
             <w:shd w:val="clear" w:fill="2A78D6"/>
           </w:tcPr>
           <w:p>
@@ -230,7 +1289,7 @@
         </w:tc>
         <w:tc>
           <w:tcPr>
-            <w:tcW w:type="dxa" w:w="2381"/>
+            <w:tcW w:type="dxa" w:w="2211"/>
             <w:shd w:val="clear" w:fill="2A78D6"/>
           </w:tcPr>
           <w:p>
@@ -250,7 +1309,7 @@
         </w:tc>
         <w:tc>
           <w:tcPr>
-            <w:tcW w:type="dxa" w:w="2494"/>
+            <w:tcW w:type="dxa" w:w="2438"/>
             <w:shd w:val="clear" w:fill="2A78D6"/>
           </w:tcPr>
           <w:p>
@@ -272,7 +1331,7 @@
       <w:tr>
         <w:tc>
           <w:tcPr>
-            <w:tcW w:type="dxa" w:w="1814"/>
+            <w:tcW w:type="dxa" w:w="1928"/>
           </w:tcPr>
           <w:p>
             <w:pPr>
@@ -284,43 +1343,7 @@
                 <w:b w:val="0"/>
                 <w:sz w:val="16"/>
               </w:rPr>
-              <w:t>Onde vive o estado</w:t>
-            </w:r>
-          </w:p>
-        </w:tc>
-        <w:tc>
-          <w:tcPr>
-            <w:tcW w:type="dxa" w:w="2381"/>
-          </w:tcPr>
-          <w:p>
-            <w:pPr>
-              <w:spacing w:after="20"/>
-            </w:pPr>
-            <w:r/>
-            <w:r>
-              <w:rPr>
-                <w:b w:val="0"/>
-                <w:sz w:val="16"/>
-              </w:rPr>
-              <w:t>Memória de diálogo, comprimida entre fases</w:t>
-            </w:r>
-          </w:p>
-        </w:tc>
-        <w:tc>
-          <w:tcPr>
-            <w:tcW w:type="dxa" w:w="2381"/>
-          </w:tcPr>
-          <w:p>
-            <w:pPr>
-              <w:spacing w:after="20"/>
-            </w:pPr>
-            <w:r/>
-            <w:r>
-              <w:rPr>
-                <w:b w:val="0"/>
-                <w:sz w:val="16"/>
-              </w:rPr>
-              <w:t>Espaço de trabalho e o operador humano</w:t>
+              <w:t>Onde está o estado</w:t>
             </w:r>
           </w:p>
         </w:tc>
@@ -338,7 +1361,43 @@
                 <w:b w:val="0"/>
                 <w:sz w:val="16"/>
               </w:rPr>
-              <w:t>Arquivo de tarefa e banco; a conversa nunca é fonte</w:t>
+              <w:t>Dentro da execução — no diálogo, ou no quadro de mensagens</w:t>
+            </w:r>
+          </w:p>
+        </w:tc>
+        <w:tc>
+          <w:tcPr>
+            <w:tcW w:type="dxa" w:w="2211"/>
+          </w:tcPr>
+          <w:p>
+            <w:pPr>
+              <w:spacing w:after="20"/>
+            </w:pPr>
+            <w:r/>
+            <w:r>
+              <w:rPr>
+                <w:b w:val="0"/>
+                <w:sz w:val="16"/>
+              </w:rPr>
+              <w:t>Fora e persistente: o espaço de trabalho</w:t>
+            </w:r>
+          </w:p>
+        </w:tc>
+        <w:tc>
+          <w:tcPr>
+            <w:tcW w:type="dxa" w:w="2438"/>
+          </w:tcPr>
+          <w:p>
+            <w:pPr>
+              <w:spacing w:after="20"/>
+            </w:pPr>
+            <w:r/>
+            <w:r>
+              <w:rPr>
+                <w:b w:val="0"/>
+                <w:sz w:val="16"/>
+              </w:rPr>
+              <w:t>Fora e persistente: arquivo de tarefa e banco</w:t>
             </w:r>
           </w:p>
         </w:tc>
@@ -346,7 +1405,7 @@
       <w:tr>
         <w:tc>
           <w:tcPr>
-            <w:tcW w:type="dxa" w:w="1814"/>
+            <w:tcW w:type="dxa" w:w="1928"/>
             <w:shd w:val="clear" w:fill="F5F5F2"/>
           </w:tcPr>
           <w:p>
@@ -359,45 +1418,7 @@
                 <w:b w:val="0"/>
                 <w:sz w:val="16"/>
               </w:rPr>
-              <w:t>O que o revisor recebe</w:t>
-            </w:r>
-          </w:p>
-        </w:tc>
-        <w:tc>
-          <w:tcPr>
-            <w:tcW w:type="dxa" w:w="2381"/>
-            <w:shd w:val="clear" w:fill="F5F5F2"/>
-          </w:tcPr>
-          <w:p>
-            <w:pPr>
-              <w:spacing w:after="20"/>
-            </w:pPr>
-            <w:r/>
-            <w:r>
-              <w:rPr>
-                <w:b w:val="0"/>
-                <w:sz w:val="16"/>
-              </w:rPr>
-              <w:t>O mesmo histórico da fase: o papel muda, o contexto não</w:t>
-            </w:r>
-          </w:p>
-        </w:tc>
-        <w:tc>
-          <w:tcPr>
-            <w:tcW w:type="dxa" w:w="2381"/>
-            <w:shd w:val="clear" w:fill="F5F5F2"/>
-          </w:tcPr>
-          <w:p>
-            <w:pPr>
-              <w:spacing w:after="20"/>
-            </w:pPr>
-            <w:r/>
-            <w:r>
-              <w:rPr>
-                <w:b w:val="0"/>
-                <w:sz w:val="16"/>
-              </w:rPr>
-              <w:t>As diferenças finais, para decisão humana</w:t>
+              <w:t>Quem fecha o laço de controle</w:t>
             </w:r>
           </w:p>
         </w:tc>
@@ -416,15 +1437,14 @@
                 <w:b w:val="0"/>
                 <w:sz w:val="16"/>
               </w:rPr>
-              <w:t>Só as mudanças, e nenhum fonte inteiro</w:t>
+              <w:t>A estrutura do processo, fixada antes de começar</w:t>
             </w:r>
           </w:p>
         </w:tc>
-      </w:tr>
-      <w:tr>
         <w:tc>
           <w:tcPr>
-            <w:tcW w:type="dxa" w:w="1814"/>
+            <w:tcW w:type="dxa" w:w="2211"/>
+            <w:shd w:val="clear" w:fill="F5F5F2"/>
           </w:tcPr>
           <w:p>
             <w:pPr>
@@ -436,13 +1456,14 @@
                 <w:b w:val="0"/>
                 <w:sz w:val="16"/>
               </w:rPr>
-              <w:t>Para que o custo é medido</w:t>
+              <w:t>O operador humano, a cada passo</w:t>
             </w:r>
           </w:p>
         </w:tc>
         <w:tc>
           <w:tcPr>
-            <w:tcW w:type="dxa" w:w="2381"/>
+            <w:tcW w:type="dxa" w:w="2438"/>
+            <w:shd w:val="clear" w:fill="F5F5F2"/>
           </w:tcPr>
           <w:p>
             <w:pPr>
@@ -454,13 +1475,15 @@
                 <w:b w:val="0"/>
                 <w:sz w:val="16"/>
               </w:rPr>
-              <w:t>Comparar frameworks, no artigo</w:t>
+              <w:t>Código que lê o estado e deriva a ordem em execução</w:t>
             </w:r>
           </w:p>
         </w:tc>
+      </w:tr>
+      <w:tr>
         <w:tc>
           <w:tcPr>
-            <w:tcW w:type="dxa" w:w="2381"/>
+            <w:tcW w:type="dxa" w:w="1928"/>
           </w:tcPr>
           <w:p>
             <w:pPr>
@@ -472,7 +1495,7 @@
                 <w:b w:val="0"/>
                 <w:sz w:val="16"/>
               </w:rPr>
-              <w:t>Estimar antes de executar</w:t>
+              <w:t>Como a autoridade é imposta</w:t>
             </w:r>
           </w:p>
         </w:tc>
@@ -490,16 +1513,13 @@
                 <w:b w:val="0"/>
                 <w:sz w:val="16"/>
               </w:rPr>
-              <w:t>Reprojetar: a medição decide onde mexer</w:t>
+              <w:t>Texto que o modelo interpreta</w:t>
             </w:r>
           </w:p>
         </w:tc>
-      </w:tr>
-      <w:tr>
         <w:tc>
           <w:tcPr>
-            <w:tcW w:type="dxa" w:w="1814"/>
-            <w:shd w:val="clear" w:fill="F5F5F2"/>
+            <w:tcW w:type="dxa" w:w="2211"/>
           </w:tcPr>
           <w:p>
             <w:pPr>
@@ -511,14 +1531,13 @@
                 <w:b w:val="0"/>
                 <w:sz w:val="16"/>
               </w:rPr>
-              <w:t>O que acontece ao falhar</w:t>
+              <w:t>Barreira de interface, com o humano atrás</w:t>
             </w:r>
           </w:p>
         </w:tc>
         <w:tc>
           <w:tcPr>
-            <w:tcW w:type="dxa" w:w="2381"/>
-            <w:shd w:val="clear" w:fill="F5F5F2"/>
+            <w:tcW w:type="dxa" w:w="2438"/>
           </w:tcPr>
           <w:p>
             <w:pPr>
@@ -530,45 +1549,7 @@
                 <w:b w:val="0"/>
                 <w:sz w:val="16"/>
               </w:rPr>
-              <w:t>Dez rodadas, ou duas modificações sem mudança</w:t>
-            </w:r>
-          </w:p>
-        </w:tc>
-        <w:tc>
-          <w:tcPr>
-            <w:tcW w:type="dxa" w:w="2381"/>
-            <w:shd w:val="clear" w:fill="F5F5F2"/>
-          </w:tcPr>
-          <w:p>
-            <w:pPr>
-              <w:spacing w:after="20"/>
-            </w:pPr>
-            <w:r/>
-            <w:r>
-              <w:rPr>
-                <w:b w:val="0"/>
-                <w:sz w:val="16"/>
-              </w:rPr>
-              <w:t>O operador decide</w:t>
-            </w:r>
-          </w:p>
-        </w:tc>
-        <w:tc>
-          <w:tcPr>
-            <w:tcW w:type="dxa" w:w="2494"/>
-            <w:shd w:val="clear" w:fill="F5F5F2"/>
-          </w:tcPr>
-          <w:p>
-            <w:pPr>
-              <w:spacing w:after="20"/>
-            </w:pPr>
-            <w:r/>
-            <w:r>
-              <w:rPr>
-                <w:b w:val="0"/>
-                <w:sz w:val="16"/>
-              </w:rPr>
-              <w:t>Escada: sobe modelo, troca especialista, replaneja, bloqueia</w:t>
+              <w:t>Ausência da ferramenta no catálogo do papel</w:t>
             </w:r>
           </w:p>
         </w:tc>
@@ -590,7 +1571,23 @@
           <w:i w:val="0"/>
           <w:sz w:val="20"/>
         </w:rPr>
-        <w:t>Duas correções honestas, que versões anteriores desta comparação erravam: o revisor do ChatDev também não edita código, e o limite de dez rodadas é um limite real. O que distingue aqui não é ter limite, e sim a escada — em especial o terceiro degrau, que trata o fracasso repetido como possível erro de dimensionamento da tarefa e a redivide automaticamente. E a proibição de corrigir não é convenção de protocolo: é ausência da ferramenta no catálogo do papel, com teste que garante.</w:t>
+        <w:t xml:space="preserve">Somadas, as três colocam este trabalho na combinação que os outros não ocupam: </w:t>
+      </w:r>
+      <w:r>
+        <w:rPr>
+          <w:b/>
+          <w:i w:val="0"/>
+          <w:sz w:val="20"/>
+        </w:rPr>
+        <w:t>estado fora da conversa e persistente, laço de controle fechado por código, e autoridade imposta por ausência de ferramenta</w:t>
+      </w:r>
+      <w:r>
+        <w:rPr>
+          <w:b w:val="0"/>
+          <w:i w:val="0"/>
+          <w:sz w:val="20"/>
+        </w:rPr>
+        <w:t>. É o único ponto do espaço em que a separação entre construir e aprovar se mantém sem operador humano presente — e é dessa escolha que decorre toda a maquinaria de limite de ciclos e redivisão de tarefa, porque não há quem interrompa.</w:t>
       </w:r>
     </w:p>
     <w:p>
@@ -604,376 +1601,7 @@
           <w:color w:val="184F95"/>
           <w:sz w:val="26"/>
         </w:rPr>
-        <w:t>4.  A economia do contexto — a alavanca mais específica</w:t>
-      </w:r>
-    </w:p>
-    <w:p>
-      <w:pPr>
-        <w:spacing w:after="120"/>
-        <w:jc w:val="both"/>
-      </w:pPr>
-      <w:r>
-        <w:rPr>
-          <w:b w:val="0"/>
-          <w:i w:val="0"/>
-          <w:sz w:val="20"/>
-        </w:rPr>
-        <w:t xml:space="preserve">A interface do modelo não tem memória: todo o histórico é reenviado a cada chamada. Logo, </w:t>
-      </w:r>
-      <w:r>
-        <w:rPr>
-          <w:b/>
-          <w:i w:val="0"/>
-          <w:sz w:val="20"/>
-        </w:rPr>
-        <w:t>um arquivo que o revisor nunca vai abrir não é um desperdício de uma vez, é um desperdício multiplicado pelo número de voltas do despacho</w:t>
-      </w:r>
-      <w:r>
-        <w:rPr>
-          <w:b w:val="0"/>
-          <w:i w:val="0"/>
-          <w:sz w:val="20"/>
-        </w:rPr>
-        <w:t>.</w:t>
-      </w:r>
-    </w:p>
-    <w:tbl>
-      <w:tblPr>
-        <w:tblStyle w:val="TableGrid"/>
-        <w:tblW w:type="auto" w:w="0"/>
-        <w:jc w:val="center"/>
-        <w:tblLook w:firstColumn="1" w:firstRow="1" w:lastColumn="0" w:lastRow="0" w:noHBand="0" w:noVBand="1" w:val="04A0"/>
-      </w:tblPr>
-      <w:tblGrid>
-        <w:gridCol w:w="4759"/>
-        <w:gridCol w:w="4759"/>
-      </w:tblGrid>
-      <w:tr>
-        <w:tc>
-          <w:tcPr>
-            <w:tcW w:type="dxa" w:w="2494"/>
-            <w:shd w:val="clear" w:fill="2A78D6"/>
-          </w:tcPr>
-          <w:p>
-            <w:pPr>
-              <w:spacing w:after="20"/>
-            </w:pPr>
-            <w:r/>
-            <w:r>
-              <w:rPr>
-                <w:b/>
-                <w:color w:val="FFFFFF"/>
-                <w:sz w:val="17"/>
-              </w:rPr>
-              <w:t>Alavanca</w:t>
-            </w:r>
-          </w:p>
-        </w:tc>
-        <w:tc>
-          <w:tcPr>
-            <w:tcW w:type="dxa" w:w="6576"/>
-            <w:shd w:val="clear" w:fill="2A78D6"/>
-          </w:tcPr>
-          <w:p>
-            <w:pPr>
-              <w:spacing w:after="20"/>
-            </w:pPr>
-            <w:r/>
-            <w:r>
-              <w:rPr>
-                <w:b/>
-                <w:color w:val="FFFFFF"/>
-                <w:sz w:val="17"/>
-              </w:rPr>
-              <w:t>O que é</w:t>
-            </w:r>
-          </w:p>
-        </w:tc>
-      </w:tr>
-      <w:tr>
-        <w:tc>
-          <w:tcPr>
-            <w:tcW w:type="dxa" w:w="2494"/>
-          </w:tcPr>
-          <w:p>
-            <w:pPr>
-              <w:spacing w:after="20"/>
-            </w:pPr>
-            <w:r/>
-            <w:r>
-              <w:rPr>
-                <w:b w:val="0"/>
-                <w:sz w:val="17"/>
-              </w:rPr>
-              <w:t>Começo estável e reaproveitado</w:t>
-            </w:r>
-          </w:p>
-        </w:tc>
-        <w:tc>
-          <w:tcPr>
-            <w:tcW w:type="dxa" w:w="6576"/>
-          </w:tcPr>
-          <w:p>
-            <w:pPr>
-              <w:spacing w:after="20"/>
-            </w:pPr>
-            <w:r/>
-            <w:r>
-              <w:rPr>
-                <w:b w:val="0"/>
-                <w:sz w:val="17"/>
-              </w:rPr>
-              <w:t>Ferramentas, doutrina e índice do projeto idênticos entre despachos — o trecho repetido cai a cerca de um décimo do preço</w:t>
-            </w:r>
-          </w:p>
-        </w:tc>
-      </w:tr>
-      <w:tr>
-        <w:tc>
-          <w:tcPr>
-            <w:tcW w:type="dxa" w:w="2494"/>
-            <w:shd w:val="clear" w:fill="F5F5F2"/>
-          </w:tcPr>
-          <w:p>
-            <w:pPr>
-              <w:spacing w:after="20"/>
-            </w:pPr>
-            <w:r/>
-            <w:r>
-              <w:rPr>
-                <w:b w:val="0"/>
-                <w:sz w:val="17"/>
-              </w:rPr>
-              <w:t>Contexto por papel</w:t>
-            </w:r>
-          </w:p>
-        </w:tc>
-        <w:tc>
-          <w:tcPr>
-            <w:tcW w:type="dxa" w:w="6576"/>
-            <w:shd w:val="clear" w:fill="F5F5F2"/>
-          </w:tcPr>
-          <w:p>
-            <w:pPr>
-              <w:spacing w:after="20"/>
-            </w:pPr>
-            <w:r/>
-            <w:r>
-              <w:rPr>
-                <w:b w:val="0"/>
-                <w:sz w:val="17"/>
-              </w:rPr>
-              <w:t>Quem constrói leva os arquivos da tarefa; quem revisa leva só as mudanças</w:t>
-            </w:r>
-          </w:p>
-        </w:tc>
-      </w:tr>
-      <w:tr>
-        <w:tc>
-          <w:tcPr>
-            <w:tcW w:type="dxa" w:w="2494"/>
-          </w:tcPr>
-          <w:p>
-            <w:pPr>
-              <w:spacing w:after="20"/>
-            </w:pPr>
-            <w:r/>
-            <w:r>
-              <w:rPr>
-                <w:b w:val="0"/>
-                <w:sz w:val="17"/>
-              </w:rPr>
-              <w:t>Checagem por comando antes do modelo</w:t>
-            </w:r>
-          </w:p>
-        </w:tc>
-        <w:tc>
-          <w:tcPr>
-            <w:tcW w:type="dxa" w:w="6576"/>
-          </w:tcPr>
-          <w:p>
-            <w:pPr>
-              <w:spacing w:after="20"/>
-            </w:pPr>
-            <w:r/>
-            <w:r>
-              <w:rPr>
-                <w:b w:val="0"/>
-                <w:sz w:val="17"/>
-              </w:rPr>
-              <w:t>Critérios escritos como comando executável rodam de graça, antes do despacho</w:t>
-            </w:r>
-          </w:p>
-        </w:tc>
-      </w:tr>
-      <w:tr>
-        <w:tc>
-          <w:tcPr>
-            <w:tcW w:type="dxa" w:w="2494"/>
-            <w:shd w:val="clear" w:fill="F5F5F2"/>
-          </w:tcPr>
-          <w:p>
-            <w:pPr>
-              <w:spacing w:after="20"/>
-            </w:pPr>
-            <w:r/>
-            <w:r>
-              <w:rPr>
-                <w:b w:val="0"/>
-                <w:sz w:val="17"/>
-              </w:rPr>
-              <w:t>Modelo conforme o papel</w:t>
-            </w:r>
-          </w:p>
-        </w:tc>
-        <w:tc>
-          <w:tcPr>
-            <w:tcW w:type="dxa" w:w="6576"/>
-            <w:shd w:val="clear" w:fill="F5F5F2"/>
-          </w:tcPr>
-          <w:p>
-            <w:pPr>
-              <w:spacing w:after="20"/>
-            </w:pPr>
-            <w:r/>
-            <w:r>
-              <w:rPr>
-                <w:b w:val="0"/>
-                <w:sz w:val="17"/>
-              </w:rPr>
-              <w:t>Verificar é mecânico e usa o modelo barato; o retrabalho sobe de modelo</w:t>
-            </w:r>
-          </w:p>
-        </w:tc>
-      </w:tr>
-      <w:tr>
-        <w:tc>
-          <w:tcPr>
-            <w:tcW w:type="dxa" w:w="2494"/>
-          </w:tcPr>
-          <w:p>
-            <w:pPr>
-              <w:spacing w:after="20"/>
-            </w:pPr>
-            <w:r/>
-            <w:r>
-              <w:rPr>
-                <w:b w:val="0"/>
-                <w:sz w:val="17"/>
-              </w:rPr>
-              <w:t>Trabalho em lote</w:t>
-            </w:r>
-          </w:p>
-        </w:tc>
-        <w:tc>
-          <w:tcPr>
-            <w:tcW w:type="dxa" w:w="6576"/>
-          </w:tcPr>
-          <w:p>
-            <w:pPr>
-              <w:spacing w:after="20"/>
-            </w:pPr>
-            <w:r/>
-            <w:r>
-              <w:rPr>
-                <w:b w:val="0"/>
-                <w:sz w:val="17"/>
-              </w:rPr>
-              <w:t>Reindexação e documentação vão pela via assíncrona, que cobra metade</w:t>
-            </w:r>
-          </w:p>
-        </w:tc>
-      </w:tr>
-    </w:tbl>
-    <w:p>
-      <w:pPr>
-        <w:spacing w:after="80"/>
-      </w:pPr>
-    </w:p>
-    <w:p>
-      <w:pPr>
-        <w:spacing w:after="120"/>
-        <w:jc w:val="both"/>
-      </w:pPr>
-      <w:r>
-        <w:rPr>
-          <w:b w:val="0"/>
-          <w:i w:val="0"/>
-          <w:sz w:val="20"/>
-        </w:rPr>
-        <w:t>Medido: o revisor passou a sair sem nenhum arquivo embutido, contra dois ou três do construtor da mesma tarefa, com o contexto do papel caindo de cerca de 35 mil para 15 mil tokens. E a medição revelou que 93,14% dos tokens de entrada já eram leitura reaproveitada, enquanto a escrita — 6,66% dos tokens — carregava cerca de metade da conta. Foi esse número que redirecionou o redesenho.</w:t>
-      </w:r>
-    </w:p>
-    <w:p>
-      <w:pPr>
-        <w:keepNext/>
-        <w:spacing w:before="320" w:after="100"/>
-      </w:pPr>
-      <w:r>
-        <w:rPr>
-          <w:b/>
-          <w:color w:val="184F95"/>
-          <w:sz w:val="26"/>
-        </w:rPr>
-        <w:t>5.  O que é herdado, e o que é convergência</w:t>
-      </w:r>
-    </w:p>
-    <w:p>
-      <w:pPr>
-        <w:spacing w:after="120"/>
-        <w:jc w:val="both"/>
-      </w:pPr>
-      <w:r>
-        <w:rPr>
-          <w:b w:val="0"/>
-          <w:i w:val="0"/>
-          <w:sz w:val="20"/>
-        </w:rPr>
-        <w:t>A citar, não a reivindicar: o termo “fábrica de software” (CUSUMANO, 1991); papéis especializados e limite de iteração (ChatDev, MetaGPT, 2023); portão de qualidade, modelo por papel e estimativa de custo (softwarefabrik.io); agente como processo supervisionado em OTP (prática corrente em Elixir).</w:t>
-      </w:r>
-    </w:p>
-    <w:p>
-      <w:pPr>
-        <w:spacing w:after="120"/>
-        <w:jc w:val="both"/>
-      </w:pPr>
-      <w:r>
-        <w:rPr>
-          <w:b w:val="0"/>
-          <w:i w:val="0"/>
-          <w:sz w:val="20"/>
-        </w:rPr>
-        <w:t xml:space="preserve">A semelhança é convergência, não cópia, e o argumento mais forte é este: </w:t>
-      </w:r>
-      <w:r>
-        <w:rPr>
-          <w:b/>
-          <w:i w:val="0"/>
-          <w:sz w:val="20"/>
-        </w:rPr>
-        <w:t>as soluções divergem onde o problema é o mesmo</w:t>
-      </w:r>
-      <w:r>
-        <w:rPr>
-          <w:b w:val="0"/>
-          <w:i w:val="0"/>
-          <w:sz w:val="20"/>
-        </w:rPr>
-        <w:t>. A autoaprovação é atacada pelos três — o comercial põe um humano no portão, ao custo da autonomia; os acadêmicos usam convenção de protocolo; este remove a ferramenta do catálogo do papel.</w:t>
-      </w:r>
-    </w:p>
-    <w:p>
-      <w:pPr>
-        <w:keepNext/>
-        <w:spacing w:before="320" w:after="100"/>
-      </w:pPr>
-      <w:r>
-        <w:rPr>
-          <w:b/>
-          <w:color w:val="184F95"/>
-          <w:sz w:val="26"/>
-        </w:rPr>
-        <w:t>6.  A evidência</w:t>
+        <w:t>5.  Registro</w:t>
       </w:r>
     </w:p>
     <w:tbl>
@@ -1045,7 +1673,7 @@
                 <w:color w:val="FFFFFF"/>
                 <w:sz w:val="16"/>
               </w:rPr>
-              <w:t>O que registra</w:t>
+              <w:t>Decisão arquitetural</w:t>
             </w:r>
           </w:p>
         </w:tc>
@@ -1065,7 +1693,7 @@
                 <w:b w:val="0"/>
                 <w:sz w:val="16"/>
               </w:rPr>
-              <w:t>8215dbf</w:t>
+              <w:t>1a41ca8</w:t>
             </w:r>
           </w:p>
         </w:tc>
@@ -1083,7 +1711,7 @@
                 <w:b w:val="0"/>
                 <w:sz w:val="16"/>
               </w:rPr>
-              <w:t>01/08</w:t>
+              <w:t>02/08</w:t>
             </w:r>
           </w:p>
         </w:tc>
@@ -1101,7 +1729,7 @@
                 <w:b w:val="0"/>
                 <w:sz w:val="16"/>
               </w:rPr>
-              <w:t>Índice denso do projeto no lugar da varredura de arquivos</w:t>
+              <w:t>Contexto passa a ser função do papel, e não do projeto</w:t>
             </w:r>
           </w:p>
         </w:tc>
@@ -1122,7 +1750,7 @@
                 <w:b w:val="0"/>
                 <w:sz w:val="16"/>
               </w:rPr>
-              <w:t>1a41ca8</w:t>
+              <w:t>91559b8</w:t>
             </w:r>
           </w:p>
         </w:tc>
@@ -1160,7 +1788,7 @@
                 <w:b w:val="0"/>
                 <w:sz w:val="16"/>
               </w:rPr>
-              <w:t>Montador de contexto por papel e teto de custo com parada limpa</w:t>
+              <w:t>O laço de coordenação sai do modelo e vira código testado</w:t>
             </w:r>
           </w:p>
         </w:tc>
@@ -1180,7 +1808,7 @@
                 <w:b w:val="0"/>
                 <w:sz w:val="16"/>
               </w:rPr>
-              <w:t>91559b8</w:t>
+              <w:t>8017c41</w:t>
             </w:r>
           </w:p>
         </w:tc>
@@ -1216,7 +1844,7 @@
                 <w:b w:val="0"/>
                 <w:sz w:val="16"/>
               </w:rPr>
-              <w:t>O laço de orquestração vira código testado</w:t>
+              <w:t>O avanço deixa de depender de julgamento humano</w:t>
             </w:r>
           </w:p>
         </w:tc>
@@ -1237,7 +1865,7 @@
                 <w:b w:val="0"/>
                 <w:sz w:val="16"/>
               </w:rPr>
-              <w:t>8017c41</w:t>
+              <w:t>e0bffee</w:t>
             </w:r>
           </w:p>
         </w:tc>
@@ -1256,7 +1884,7 @@
                 <w:b w:val="0"/>
                 <w:sz w:val="16"/>
               </w:rPr>
-              <w:t>02/08</w:t>
+              <w:t>23/08</w:t>
             </w:r>
           </w:p>
         </w:tc>
@@ -1275,122 +1903,7 @@
                 <w:b w:val="0"/>
                 <w:sz w:val="16"/>
               </w:rPr>
-              <w:t>O pipeline decide sozinho, sem portão de julgamento humano</w:t>
-            </w:r>
-          </w:p>
-        </w:tc>
-      </w:tr>
-      <w:tr>
-        <w:tc>
-          <w:tcPr>
-            <w:tcW w:type="dxa" w:w="1247"/>
-          </w:tcPr>
-          <w:p>
-            <w:pPr>
-              <w:spacing w:after="20"/>
-            </w:pPr>
-            <w:r/>
-            <w:r>
-              <w:rPr>
-                <w:b w:val="0"/>
-                <w:sz w:val="16"/>
-              </w:rPr>
-              <w:t>696762e</w:t>
-            </w:r>
-          </w:p>
-        </w:tc>
-        <w:tc>
-          <w:tcPr>
-            <w:tcW w:type="dxa" w:w="907"/>
-          </w:tcPr>
-          <w:p>
-            <w:pPr>
-              <w:spacing w:after="20"/>
-            </w:pPr>
-            <w:r/>
-            <w:r>
-              <w:rPr>
-                <w:b w:val="0"/>
-                <w:sz w:val="16"/>
-              </w:rPr>
-              <w:t>31/07</w:t>
-            </w:r>
-          </w:p>
-        </w:tc>
-        <w:tc>
-          <w:tcPr>
-            <w:tcW w:type="dxa" w:w="6917"/>
-          </w:tcPr>
-          <w:p>
-            <w:pPr>
-              <w:spacing w:after="20"/>
-            </w:pPr>
-            <w:r/>
-            <w:r>
-              <w:rPr>
-                <w:b w:val="0"/>
-                <w:sz w:val="16"/>
-              </w:rPr>
-              <w:t>Um ganho de 12% remedido, identificado como ruído e retirado</w:t>
-            </w:r>
-          </w:p>
-        </w:tc>
-      </w:tr>
-      <w:tr>
-        <w:tc>
-          <w:tcPr>
-            <w:tcW w:type="dxa" w:w="1247"/>
-            <w:shd w:val="clear" w:fill="F5F5F2"/>
-          </w:tcPr>
-          <w:p>
-            <w:pPr>
-              <w:spacing w:after="20"/>
-            </w:pPr>
-            <w:r/>
-            <w:r>
-              <w:rPr>
-                <w:b w:val="0"/>
-                <w:sz w:val="16"/>
-              </w:rPr>
-              <w:t>e8974c5</w:t>
-            </w:r>
-          </w:p>
-        </w:tc>
-        <w:tc>
-          <w:tcPr>
-            <w:tcW w:type="dxa" w:w="907"/>
-            <w:shd w:val="clear" w:fill="F5F5F2"/>
-          </w:tcPr>
-          <w:p>
-            <w:pPr>
-              <w:spacing w:after="20"/>
-            </w:pPr>
-            <w:r/>
-            <w:r>
-              <w:rPr>
-                <w:b w:val="0"/>
-                <w:sz w:val="16"/>
-              </w:rPr>
-              <w:t>21/08</w:t>
-            </w:r>
-          </w:p>
-        </w:tc>
-        <w:tc>
-          <w:tcPr>
-            <w:tcW w:type="dxa" w:w="6917"/>
-            <w:shd w:val="clear" w:fill="F5F5F2"/>
-          </w:tcPr>
-          <w:p>
-            <w:pPr>
-              <w:spacing w:after="20"/>
-            </w:pPr>
-            <w:r/>
-            <w:r>
-              <w:rPr>
-                <w:b w:val="0"/>
-                <w:sz w:val="16"/>
-              </w:rPr>
-              <w:t>Hipótese de gargalo avaliada e descartada: 0 s de fila em 43 rodadas</w:t>
+              <w:t>O portão é fechado nos dois caminhos de saída do construtor</w:t>
             </w:r>
           </w:p>
         </w:tc>
@@ -1412,7 +1925,7 @@
           <w:i w:val="0"/>
           <w:sz w:val="20"/>
         </w:rPr>
-        <w:t>Os dois últimos são os mais relevantes para a defesa do método: em ambos a medição contrariou a hipótese e o rumo mudou. São 205 commits em seis semanas, com os conceitos aparecendo depois dos incidentes que os motivaram; e, em operação real, 86 tarefas concluídas de 89, em três projetos de domínios distintos, com 139 execuções gravadas.</w:t>
+        <w:t>As decisões têm data e commit no repositório público, e aparecem em sequência ao longo de seis semanas, cada uma depois do problema que a motivou. Em operação, a primeira versão entregou 86 tarefas concluídas de 89, em três projetos de domínios distintos.</w:t>
       </w:r>
     </w:p>
     <w:sectPr>

--- a/originalidade-resumo.docx
+++ b/originalidade-resumo.docx
@@ -12,7 +12,7 @@
           <w:color w:val="184F95"/>
           <w:sz w:val="42"/>
         </w:rPr>
-        <w:t>Arquitetura comparada</w:t>
+        <w:t>Este trabalho × softwarefabrik.io</w:t>
       </w:r>
     </w:p>
     <w:p>
@@ -24,7 +24,7 @@
           <w:color w:val="555B66"/>
           <w:sz w:val="23"/>
         </w:rPr>
-        <w:t>Fábrica de software multi-agente — resumo</w:t>
+        <w:t>Comparação arquitetural com o sistema mais próximo</w:t>
       </w:r>
     </w:p>
     <w:p>
@@ -53,7 +53,7 @@
           <w:i w:val="0"/>
           <w:sz w:val="20"/>
         </w:rPr>
-        <w:t>Quatro sistemas que constroem software com múltiplos agentes, comparados pela arquitetura: como organizam o trabalho, como os agentes se conectam, onde vive o estado, quem decide o próximo passo e como a autoridade de cada papel é imposta.</w:t>
+        <w:t>Entre os sistemas multi-agente que constroem software, o softwarefabrik.io é o mais próximo deste trabalho: é o único outro que tira o estado de dentro da conversa e o guarda em disco. Por isso a comparação é com ele. ChatDev e MetaGPT ficam ao fim, para situar.</w:t>
       </w:r>
     </w:p>
     <w:p>
@@ -67,8 +67,627 @@
           <w:color w:val="184F95"/>
           <w:sz w:val="26"/>
         </w:rPr>
-        <w:t>1.  A forma de cada um</w:t>
+        <w:t>1.  As duas arquiteturas, em fluxo</w:t>
       </w:r>
+    </w:p>
+    <w:p>
+      <w:pPr>
+        <w:keepNext/>
+        <w:spacing w:before="160" w:after="60"/>
+      </w:pPr>
+      <w:r>
+        <w:rPr>
+          <w:b/>
+          <w:color w:val="184F95"/>
+          <w:sz w:val="19"/>
+        </w:rPr>
+        <w:t>softwarefabrik.io</w:t>
+      </w:r>
+    </w:p>
+    <w:tbl>
+      <w:tblPr>
+        <w:tblW w:type="auto" w:w="0"/>
+        <w:jc w:val="center"/>
+        <w:tblLook w:firstColumn="1" w:firstRow="1" w:lastColumn="0" w:lastRow="0" w:noHBand="0" w:noVBand="1" w:val="04A0"/>
+      </w:tblPr>
+      <w:tblGrid>
+        <w:gridCol w:w="1058"/>
+        <w:gridCol w:w="1058"/>
+        <w:gridCol w:w="1058"/>
+        <w:gridCol w:w="1058"/>
+        <w:gridCol w:w="1058"/>
+        <w:gridCol w:w="1058"/>
+        <w:gridCol w:w="1058"/>
+        <w:gridCol w:w="1058"/>
+        <w:gridCol w:w="1058"/>
+      </w:tblGrid>
+      <w:tr>
+        <w:tc>
+          <w:tcPr>
+            <w:tcW w:type="dxa" w:w="1510"/>
+            <w:shd w:val="clear" w:fill="E8EFF9"/>
+          </w:tcPr>
+          <w:p>
+            <w:pPr>
+              <w:spacing w:after="20"/>
+              <w:jc w:val="center"/>
+            </w:pPr>
+            <w:r/>
+            <w:r>
+              <w:rPr>
+                <w:b w:val="0"/>
+                <w:color w:val="1A1A1A"/>
+                <w:sz w:val="16"/>
+              </w:rPr>
+              <w:t>pedido no assistente</w:t>
+            </w:r>
+          </w:p>
+        </w:tc>
+        <w:tc>
+          <w:tcPr>
+            <w:tcW w:type="dxa" w:w="351"/>
+          </w:tcPr>
+          <w:p>
+            <w:pPr>
+              <w:spacing w:after="20"/>
+              <w:jc w:val="center"/>
+            </w:pPr>
+            <w:r/>
+            <w:r>
+              <w:rPr>
+                <w:color w:val="555B66"/>
+                <w:sz w:val="18"/>
+              </w:rPr>
+              <w:t>→</w:t>
+            </w:r>
+          </w:p>
+        </w:tc>
+        <w:tc>
+          <w:tcPr>
+            <w:tcW w:type="dxa" w:w="1510"/>
+            <w:shd w:val="clear" w:fill="E8EFF9"/>
+          </w:tcPr>
+          <w:p>
+            <w:pPr>
+              <w:spacing w:after="20"/>
+              <w:jc w:val="center"/>
+            </w:pPr>
+            <w:r/>
+            <w:r>
+              <w:rPr>
+                <w:b w:val="0"/>
+                <w:color w:val="1A1A1A"/>
+                <w:sz w:val="16"/>
+              </w:rPr>
+              <w:t>execução em contêiner</w:t>
+            </w:r>
+          </w:p>
+        </w:tc>
+        <w:tc>
+          <w:tcPr>
+            <w:tcW w:type="dxa" w:w="351"/>
+          </w:tcPr>
+          <w:p>
+            <w:pPr>
+              <w:spacing w:after="20"/>
+              <w:jc w:val="center"/>
+            </w:pPr>
+            <w:r/>
+            <w:r>
+              <w:rPr>
+                <w:color w:val="555B66"/>
+                <w:sz w:val="18"/>
+              </w:rPr>
+              <w:t>→</w:t>
+            </w:r>
+          </w:p>
+        </w:tc>
+        <w:tc>
+          <w:tcPr>
+            <w:tcW w:type="dxa" w:w="1510"/>
+            <w:shd w:val="clear" w:fill="E8EFF9"/>
+          </w:tcPr>
+          <w:p>
+            <w:pPr>
+              <w:spacing w:after="20"/>
+              <w:jc w:val="center"/>
+            </w:pPr>
+            <w:r/>
+            <w:r>
+              <w:rPr>
+                <w:b w:val="0"/>
+                <w:color w:val="1A1A1A"/>
+                <w:sz w:val="16"/>
+              </w:rPr>
+              <w:t>comitê de 6 revisores</w:t>
+            </w:r>
+          </w:p>
+        </w:tc>
+        <w:tc>
+          <w:tcPr>
+            <w:tcW w:type="dxa" w:w="351"/>
+          </w:tcPr>
+          <w:p>
+            <w:pPr>
+              <w:spacing w:after="20"/>
+              <w:jc w:val="center"/>
+            </w:pPr>
+            <w:r/>
+            <w:r>
+              <w:rPr>
+                <w:color w:val="555B66"/>
+                <w:sz w:val="18"/>
+              </w:rPr>
+              <w:t>→</w:t>
+            </w:r>
+          </w:p>
+        </w:tc>
+        <w:tc>
+          <w:tcPr>
+            <w:tcW w:type="dxa" w:w="1510"/>
+            <w:shd w:val="clear" w:fill="D6E6FA"/>
+          </w:tcPr>
+          <w:p>
+            <w:pPr>
+              <w:spacing w:after="20"/>
+              <w:jc w:val="center"/>
+            </w:pPr>
+            <w:r/>
+            <w:r>
+              <w:rPr>
+                <w:b/>
+                <w:color w:val="184F95"/>
+                <w:sz w:val="16"/>
+              </w:rPr>
+              <w:t>PESSOA APROVA</w:t>
+            </w:r>
+          </w:p>
+        </w:tc>
+        <w:tc>
+          <w:tcPr>
+            <w:tcW w:type="dxa" w:w="351"/>
+          </w:tcPr>
+          <w:p>
+            <w:pPr>
+              <w:spacing w:after="20"/>
+              <w:jc w:val="center"/>
+            </w:pPr>
+            <w:r/>
+            <w:r>
+              <w:rPr>
+                <w:color w:val="555B66"/>
+                <w:sz w:val="18"/>
+              </w:rPr>
+              <w:t>→</w:t>
+            </w:r>
+          </w:p>
+        </w:tc>
+        <w:tc>
+          <w:tcPr>
+            <w:tcW w:type="dxa" w:w="1510"/>
+            <w:shd w:val="clear" w:fill="E8EFF9"/>
+          </w:tcPr>
+          <w:p>
+            <w:pPr>
+              <w:spacing w:after="20"/>
+              <w:jc w:val="center"/>
+            </w:pPr>
+            <w:r/>
+            <w:r>
+              <w:rPr>
+                <w:b w:val="0"/>
+                <w:color w:val="1A1A1A"/>
+                <w:sz w:val="16"/>
+              </w:rPr>
+              <w:t>commit</w:t>
+            </w:r>
+          </w:p>
+        </w:tc>
+      </w:tr>
+    </w:tbl>
+    <w:p>
+      <w:pPr>
+        <w:spacing w:after="180" w:before="20"/>
+      </w:pPr>
+      <w:r>
+        <w:rPr>
+          <w:i/>
+          <w:color w:val="555B66"/>
+          <w:sz w:val="16"/>
+        </w:rPr>
+        <w:t>A execução inteira é a unidade. O comitê prepara a decisão; quem decide é a pessoa — e sem ela o fluxo não avança.</w:t>
+      </w:r>
+    </w:p>
+    <w:p>
+      <w:pPr>
+        <w:keepNext/>
+        <w:spacing w:before="160" w:after="60"/>
+      </w:pPr>
+      <w:r>
+        <w:rPr>
+          <w:b/>
+          <w:color w:val="184F95"/>
+          <w:sz w:val="19"/>
+        </w:rPr>
+        <w:t>Este trabalho</w:t>
+      </w:r>
+    </w:p>
+    <w:tbl>
+      <w:tblPr>
+        <w:tblW w:type="auto" w:w="0"/>
+        <w:jc w:val="center"/>
+        <w:tblLook w:firstColumn="1" w:firstRow="1" w:lastColumn="0" w:lastRow="0" w:noHBand="0" w:noVBand="1" w:val="04A0"/>
+      </w:tblPr>
+      <w:tblGrid>
+        <w:gridCol w:w="865"/>
+        <w:gridCol w:w="865"/>
+        <w:gridCol w:w="865"/>
+        <w:gridCol w:w="865"/>
+        <w:gridCol w:w="865"/>
+        <w:gridCol w:w="865"/>
+        <w:gridCol w:w="865"/>
+        <w:gridCol w:w="865"/>
+        <w:gridCol w:w="865"/>
+        <w:gridCol w:w="865"/>
+        <w:gridCol w:w="865"/>
+      </w:tblGrid>
+      <w:tr>
+        <w:tc>
+          <w:tcPr>
+            <w:tcW w:type="dxa" w:w="1200"/>
+            <w:shd w:val="clear" w:fill="E8EFF9"/>
+          </w:tcPr>
+          <w:p>
+            <w:pPr>
+              <w:spacing w:after="20"/>
+              <w:jc w:val="center"/>
+            </w:pPr>
+            <w:r/>
+            <w:r>
+              <w:rPr>
+                <w:b w:val="0"/>
+                <w:color w:val="1A1A1A"/>
+                <w:sz w:val="16"/>
+              </w:rPr>
+              <w:t>pedido</w:t>
+            </w:r>
+          </w:p>
+        </w:tc>
+        <w:tc>
+          <w:tcPr>
+            <w:tcW w:type="dxa" w:w="351"/>
+          </w:tcPr>
+          <w:p>
+            <w:pPr>
+              <w:spacing w:after="20"/>
+              <w:jc w:val="center"/>
+            </w:pPr>
+            <w:r/>
+            <w:r>
+              <w:rPr>
+                <w:color w:val="555B66"/>
+                <w:sz w:val="18"/>
+              </w:rPr>
+              <w:t>→</w:t>
+            </w:r>
+          </w:p>
+        </w:tc>
+        <w:tc>
+          <w:tcPr>
+            <w:tcW w:type="dxa" w:w="1200"/>
+            <w:shd w:val="clear" w:fill="D6E6FA"/>
+          </w:tcPr>
+          <w:p>
+            <w:pPr>
+              <w:spacing w:after="20"/>
+              <w:jc w:val="center"/>
+            </w:pPr>
+            <w:r/>
+            <w:r>
+              <w:rPr>
+                <w:b/>
+                <w:color w:val="184F95"/>
+                <w:sz w:val="16"/>
+              </w:rPr>
+              <w:t>plano e fila</w:t>
+            </w:r>
+          </w:p>
+        </w:tc>
+        <w:tc>
+          <w:tcPr>
+            <w:tcW w:type="dxa" w:w="351"/>
+          </w:tcPr>
+          <w:p>
+            <w:pPr>
+              <w:spacing w:after="20"/>
+              <w:jc w:val="center"/>
+            </w:pPr>
+            <w:r/>
+            <w:r>
+              <w:rPr>
+                <w:color w:val="555B66"/>
+                <w:sz w:val="18"/>
+              </w:rPr>
+              <w:t>→</w:t>
+            </w:r>
+          </w:p>
+        </w:tc>
+        <w:tc>
+          <w:tcPr>
+            <w:tcW w:type="dxa" w:w="1200"/>
+            <w:shd w:val="clear" w:fill="E8EFF9"/>
+          </w:tcPr>
+          <w:p>
+            <w:pPr>
+              <w:spacing w:after="20"/>
+              <w:jc w:val="center"/>
+            </w:pPr>
+            <w:r/>
+            <w:r>
+              <w:rPr>
+                <w:b w:val="0"/>
+                <w:color w:val="1A1A1A"/>
+                <w:sz w:val="16"/>
+              </w:rPr>
+              <w:t>construtor</w:t>
+            </w:r>
+          </w:p>
+        </w:tc>
+        <w:tc>
+          <w:tcPr>
+            <w:tcW w:type="dxa" w:w="351"/>
+          </w:tcPr>
+          <w:p>
+            <w:pPr>
+              <w:spacing w:after="20"/>
+              <w:jc w:val="center"/>
+            </w:pPr>
+            <w:r/>
+            <w:r>
+              <w:rPr>
+                <w:color w:val="555B66"/>
+                <w:sz w:val="18"/>
+              </w:rPr>
+              <w:t>→</w:t>
+            </w:r>
+          </w:p>
+        </w:tc>
+        <w:tc>
+          <w:tcPr>
+            <w:tcW w:type="dxa" w:w="1200"/>
+            <w:shd w:val="clear" w:fill="E8EFF9"/>
+          </w:tcPr>
+          <w:p>
+            <w:pPr>
+              <w:spacing w:after="20"/>
+              <w:jc w:val="center"/>
+            </w:pPr>
+            <w:r/>
+            <w:r>
+              <w:rPr>
+                <w:b w:val="0"/>
+                <w:color w:val="1A1A1A"/>
+                <w:sz w:val="16"/>
+              </w:rPr>
+              <w:t>verificador</w:t>
+            </w:r>
+          </w:p>
+        </w:tc>
+        <w:tc>
+          <w:tcPr>
+            <w:tcW w:type="dxa" w:w="351"/>
+          </w:tcPr>
+          <w:p>
+            <w:pPr>
+              <w:spacing w:after="20"/>
+              <w:jc w:val="center"/>
+            </w:pPr>
+            <w:r/>
+            <w:r>
+              <w:rPr>
+                <w:color w:val="555B66"/>
+                <w:sz w:val="18"/>
+              </w:rPr>
+              <w:t>→</w:t>
+            </w:r>
+          </w:p>
+        </w:tc>
+        <w:tc>
+          <w:tcPr>
+            <w:tcW w:type="dxa" w:w="1200"/>
+            <w:shd w:val="clear" w:fill="E8EFF9"/>
+          </w:tcPr>
+          <w:p>
+            <w:pPr>
+              <w:spacing w:after="20"/>
+              <w:jc w:val="center"/>
+            </w:pPr>
+            <w:r/>
+            <w:r>
+              <w:rPr>
+                <w:b w:val="0"/>
+                <w:color w:val="1A1A1A"/>
+                <w:sz w:val="16"/>
+              </w:rPr>
+              <w:t>revisor</w:t>
+            </w:r>
+          </w:p>
+        </w:tc>
+        <w:tc>
+          <w:tcPr>
+            <w:tcW w:type="dxa" w:w="351"/>
+          </w:tcPr>
+          <w:p>
+            <w:pPr>
+              <w:spacing w:after="20"/>
+              <w:jc w:val="center"/>
+            </w:pPr>
+            <w:r/>
+            <w:r>
+              <w:rPr>
+                <w:color w:val="555B66"/>
+                <w:sz w:val="18"/>
+              </w:rPr>
+              <w:t>→</w:t>
+            </w:r>
+          </w:p>
+        </w:tc>
+        <w:tc>
+          <w:tcPr>
+            <w:tcW w:type="dxa" w:w="1200"/>
+            <w:shd w:val="clear" w:fill="E8EFF9"/>
+          </w:tcPr>
+          <w:p>
+            <w:pPr>
+              <w:spacing w:after="20"/>
+              <w:jc w:val="center"/>
+            </w:pPr>
+            <w:r/>
+            <w:r>
+              <w:rPr>
+                <w:b w:val="0"/>
+                <w:color w:val="1A1A1A"/>
+                <w:sz w:val="16"/>
+              </w:rPr>
+              <w:t>commit</w:t>
+            </w:r>
+          </w:p>
+        </w:tc>
+      </w:tr>
+    </w:tbl>
+    <w:p>
+      <w:pPr>
+        <w:spacing w:after="180" w:before="20"/>
+      </w:pPr>
+      <w:r>
+        <w:rPr>
+          <w:i/>
+          <w:color w:val="555B66"/>
+          <w:sz w:val="16"/>
+        </w:rPr>
+        <w:t>A tarefa é a unidade, e ela tem estado próprio. Reprovada, volta ao construtor: 3 ciclos, e a cada volta o sistema muda de estratégia — sobe de modelo, troca de especialista, redivide a tarefa. Ninguém precisa estar presente.</w:t>
+      </w:r>
+    </w:p>
+    <w:p>
+      <w:pPr>
+        <w:keepNext/>
+        <w:spacing w:before="320" w:after="100"/>
+      </w:pPr>
+      <w:r>
+        <w:rPr>
+          <w:b/>
+          <w:color w:val="184F95"/>
+          <w:sz w:val="26"/>
+        </w:rPr>
+        <w:t>2.  Linha a linha</w:t>
+      </w:r>
+    </w:p>
+    <w:tbl>
+      <w:tblPr>
+        <w:tblW w:type="auto" w:w="0"/>
+        <w:jc w:val="center"/>
+        <w:tblLook w:firstColumn="1" w:firstRow="1" w:lastColumn="0" w:lastRow="0" w:noHBand="0" w:noVBand="1" w:val="04A0"/>
+      </w:tblPr>
+      <w:tblGrid>
+        <w:gridCol w:w="3173"/>
+        <w:gridCol w:w="3173"/>
+        <w:gridCol w:w="3173"/>
+      </w:tblGrid>
+      <w:tr>
+        <w:trPr>
+          <w:cantSplit/>
+        </w:trPr>
+        <w:tc>
+          <w:tcPr>
+            <w:tcW w:type="dxa" w:w="3022"/>
+            <w:shd w:val="clear" w:fill="E3F3E7"/>
+          </w:tcPr>
+          <w:p>
+            <w:pPr>
+              <w:spacing w:after="20"/>
+              <w:jc w:val="center"/>
+            </w:pPr>
+            <w:r/>
+            <w:r>
+              <w:rPr>
+                <w:b/>
+                <w:color w:val="1B6B33"/>
+                <w:sz w:val="16"/>
+              </w:rPr>
+              <w:t xml:space="preserve">IGUAL  </w:t>
+            </w:r>
+            <w:r>
+              <w:rPr>
+                <w:color w:val="1B6B33"/>
+                <w:sz w:val="16"/>
+              </w:rPr>
+              <w:t>mesma escolha</w:t>
+            </w:r>
+          </w:p>
+        </w:tc>
+        <w:tc>
+          <w:tcPr>
+            <w:tcW w:type="dxa" w:w="3022"/>
+            <w:shd w:val="clear" w:fill="FDF3D6"/>
+          </w:tcPr>
+          <w:p>
+            <w:pPr>
+              <w:spacing w:after="20"/>
+              <w:jc w:val="center"/>
+            </w:pPr>
+            <w:r/>
+            <w:r>
+              <w:rPr>
+                <w:b/>
+                <w:color w:val="8A5D00"/>
+                <w:sz w:val="16"/>
+              </w:rPr>
+              <w:t xml:space="preserve">PARCIAL  </w:t>
+            </w:r>
+            <w:r>
+              <w:rPr>
+                <w:color w:val="8A5D00"/>
+                <w:sz w:val="16"/>
+              </w:rPr>
+              <w:t>mesma intenção, outro meio</w:t>
+            </w:r>
+          </w:p>
+        </w:tc>
+        <w:tc>
+          <w:tcPr>
+            <w:tcW w:type="dxa" w:w="3022"/>
+            <w:shd w:val="clear" w:fill="FBE4E2"/>
+          </w:tcPr>
+          <w:p>
+            <w:pPr>
+              <w:spacing w:after="20"/>
+              <w:jc w:val="center"/>
+            </w:pPr>
+            <w:r/>
+            <w:r>
+              <w:rPr>
+                <w:b/>
+                <w:color w:val="A82A21"/>
+                <w:sz w:val="16"/>
+              </w:rPr>
+              <w:t xml:space="preserve">DIFERE  </w:t>
+            </w:r>
+            <w:r>
+              <w:rPr>
+                <w:color w:val="A82A21"/>
+                <w:sz w:val="16"/>
+              </w:rPr>
+              <w:t>escolha oposta</w:t>
+            </w:r>
+          </w:p>
+        </w:tc>
+      </w:tr>
+    </w:tbl>
+    <w:p>
+      <w:pPr>
+        <w:keepNext/>
+        <w:spacing w:after="80"/>
+      </w:pPr>
     </w:p>
     <w:tbl>
       <w:tblPr>
@@ -78,13 +697,18 @@
         <w:tblLook w:firstColumn="1" w:firstRow="1" w:lastColumn="0" w:lastRow="0" w:noHBand="0" w:noVBand="1" w:val="04A0"/>
       </w:tblPr>
       <w:tblGrid>
-        <w:gridCol w:w="4759"/>
-        <w:gridCol w:w="4759"/>
+        <w:gridCol w:w="2379"/>
+        <w:gridCol w:w="2379"/>
+        <w:gridCol w:w="2379"/>
+        <w:gridCol w:w="2379"/>
       </w:tblGrid>
       <w:tr>
+        <w:trPr>
+          <w:cantSplit/>
+        </w:trPr>
         <w:tc>
           <w:tcPr>
-            <w:tcW w:type="dxa" w:w="1928"/>
+            <w:tcW w:type="dxa" w:w="1077"/>
             <w:shd w:val="clear" w:fill="2A78D6"/>
           </w:tcPr>
           <w:p>
@@ -96,15 +720,14 @@
               <w:rPr>
                 <w:b/>
                 <w:color w:val="FFFFFF"/>
-                <w:sz w:val="17"/>
+                <w:sz w:val="16"/>
               </w:rPr>
-              <w:t>Sistema</w:t>
             </w:r>
           </w:p>
         </w:tc>
         <w:tc>
           <w:tcPr>
-            <w:tcW w:type="dxa" w:w="7143"/>
+            <w:tcW w:type="dxa" w:w="1871"/>
             <w:shd w:val="clear" w:fill="2A78D6"/>
           </w:tcPr>
           <w:p>
@@ -116,17 +739,82 @@
               <w:rPr>
                 <w:b/>
                 <w:color w:val="FFFFFF"/>
-                <w:sz w:val="17"/>
+                <w:sz w:val="16"/>
               </w:rPr>
-              <w:t>Como os agentes se conectam</w:t>
+              <w:t>Dimensão arquitetural</w:t>
+            </w:r>
+          </w:p>
+        </w:tc>
+        <w:tc>
+          <w:tcPr>
+            <w:tcW w:type="dxa" w:w="3005"/>
+            <w:shd w:val="clear" w:fill="2A78D6"/>
+          </w:tcPr>
+          <w:p>
+            <w:pPr>
+              <w:spacing w:after="20"/>
+            </w:pPr>
+            <w:r/>
+            <w:r>
+              <w:rPr>
+                <w:b/>
+                <w:color w:val="FFFFFF"/>
+                <w:sz w:val="16"/>
+              </w:rPr>
+              <w:t>softwarefabrik.io</w:t>
+            </w:r>
+          </w:p>
+        </w:tc>
+        <w:tc>
+          <w:tcPr>
+            <w:tcW w:type="dxa" w:w="3005"/>
+            <w:shd w:val="clear" w:fill="2A78D6"/>
+          </w:tcPr>
+          <w:p>
+            <w:pPr>
+              <w:spacing w:after="20"/>
+            </w:pPr>
+            <w:r/>
+            <w:r>
+              <w:rPr>
+                <w:b/>
+                <w:color w:val="FFFFFF"/>
+                <w:sz w:val="16"/>
+              </w:rPr>
+              <w:t>Este trabalho</w:t>
             </w:r>
           </w:p>
         </w:tc>
       </w:tr>
       <w:tr>
+        <w:trPr>
+          <w:cantSplit/>
+        </w:trPr>
         <w:tc>
           <w:tcPr>
-            <w:tcW w:type="dxa" w:w="1928"/>
+            <w:tcW w:type="dxa" w:w="1077"/>
+            <w:shd w:val="clear" w:fill="E3F3E7"/>
+          </w:tcPr>
+          <w:p>
+            <w:pPr>
+              <w:spacing w:after="20"/>
+              <w:jc w:val="center"/>
+            </w:pPr>
+            <w:r/>
+            <w:r>
+              <w:rPr>
+                <w:b/>
+                <w:color w:val="1B6B33"/>
+                <w:sz w:val="15"/>
+              </w:rPr>
+              <w:t>IGUAL</w:t>
+            </w:r>
+          </w:p>
+        </w:tc>
+        <w:tc>
+          <w:tcPr>
+            <w:tcW w:type="dxa" w:w="1871"/>
+            <w:shd w:val="clear" w:fill="F2F9F4"/>
           </w:tcPr>
           <w:p>
             <w:pPr>
@@ -136,15 +824,16 @@
             <w:r>
               <w:rPr>
                 <w:b w:val="0"/>
-                <w:sz w:val="17"/>
+                <w:sz w:val="16"/>
               </w:rPr>
-              <w:t>ChatDev</w:t>
+              <w:t>Papéis especializados</w:t>
             </w:r>
           </w:p>
         </w:tc>
         <w:tc>
           <w:tcPr>
-            <w:tcW w:type="dxa" w:w="7143"/>
+            <w:tcW w:type="dxa" w:w="3005"/>
+            <w:shd w:val="clear" w:fill="F2F9F4"/>
           </w:tcPr>
           <w:p>
             <w:pPr>
@@ -154,18 +843,16 @@
             <w:r>
               <w:rPr>
                 <w:b w:val="0"/>
-                <w:sz w:val="17"/>
+                <w:sz w:val="16"/>
               </w:rPr>
-              <w:t>Duplas em diálogo, encadeadas por fase, num ciclo em cascata</w:t>
+              <w:t>Papéis distintos para produzir e para revisar</w:t>
             </w:r>
           </w:p>
         </w:tc>
-      </w:tr>
-      <w:tr>
         <w:tc>
           <w:tcPr>
-            <w:tcW w:type="dxa" w:w="1928"/>
-            <w:shd w:val="clear" w:fill="F5F5F2"/>
+            <w:tcW w:type="dxa" w:w="3005"/>
+            <w:shd w:val="clear" w:fill="F2F9F4"/>
           </w:tcPr>
           <w:p>
             <w:pPr>
@@ -175,16 +862,42 @@
             <w:r>
               <w:rPr>
                 <w:b w:val="0"/>
-                <w:sz w:val="17"/>
+                <w:sz w:val="16"/>
               </w:rPr>
-              <w:t>MetaGPT</w:t>
+              <w:t>Papéis distintos: planejador, construtor, verificador, revisor</w:t>
+            </w:r>
+          </w:p>
+        </w:tc>
+      </w:tr>
+      <w:tr>
+        <w:trPr>
+          <w:cantSplit/>
+        </w:trPr>
+        <w:tc>
+          <w:tcPr>
+            <w:tcW w:type="dxa" w:w="1077"/>
+            <w:shd w:val="clear" w:fill="E3F3E7"/>
+          </w:tcPr>
+          <w:p>
+            <w:pPr>
+              <w:spacing w:after="20"/>
+              <w:jc w:val="center"/>
+            </w:pPr>
+            <w:r/>
+            <w:r>
+              <w:rPr>
+                <w:b/>
+                <w:color w:val="1B6B33"/>
+                <w:sz w:val="15"/>
+              </w:rPr>
+              <w:t>IGUAL</w:t>
             </w:r>
           </w:p>
         </w:tc>
         <w:tc>
           <w:tcPr>
-            <w:tcW w:type="dxa" w:w="7143"/>
-            <w:shd w:val="clear" w:fill="F5F5F2"/>
+            <w:tcW w:type="dxa" w:w="1871"/>
+            <w:shd w:val="clear" w:fill="F2F9F4"/>
           </w:tcPr>
           <w:p>
             <w:pPr>
@@ -194,17 +907,16 @@
             <w:r>
               <w:rPr>
                 <w:b w:val="0"/>
-                <w:sz w:val="17"/>
+                <w:sz w:val="16"/>
               </w:rPr>
-              <w:t>Quadro de mensagens compartilhado: cada papel publica e assina, sem falar diretamente com outro</w:t>
+              <w:t>Decomposição antes de executar</w:t>
             </w:r>
           </w:p>
         </w:tc>
-      </w:tr>
-      <w:tr>
         <w:tc>
           <w:tcPr>
-            <w:tcW w:type="dxa" w:w="1928"/>
+            <w:tcW w:type="dxa" w:w="3005"/>
+            <w:shd w:val="clear" w:fill="F2F9F4"/>
           </w:tcPr>
           <w:p>
             <w:pPr>
@@ -214,15 +926,16 @@
             <w:r>
               <w:rPr>
                 <w:b w:val="0"/>
-                <w:sz w:val="17"/>
+                <w:sz w:val="16"/>
               </w:rPr>
-              <w:t>softwarefabrik.io</w:t>
+              <w:t>O assistente traduz o pedido em plano antes da execução</w:t>
             </w:r>
           </w:p>
         </w:tc>
         <w:tc>
           <w:tcPr>
-            <w:tcW w:type="dxa" w:w="7143"/>
+            <w:tcW w:type="dxa" w:w="3005"/>
+            <w:shd w:val="clear" w:fill="F2F9F4"/>
           </w:tcPr>
           <w:p>
             <w:pPr>
@@ -232,18 +945,42 @@
             <w:r>
               <w:rPr>
                 <w:b w:val="0"/>
-                <w:sz w:val="17"/>
+                <w:sz w:val="16"/>
               </w:rPr>
-              <w:t>Execução linear e, ao fim, um comitê de revisores com decisão humana</w:t>
+              <w:t>O planejador traduz o pedido em plano e tarefas antes da execução</w:t>
             </w:r>
           </w:p>
         </w:tc>
       </w:tr>
       <w:tr>
+        <w:trPr>
+          <w:cantSplit/>
+        </w:trPr>
         <w:tc>
           <w:tcPr>
-            <w:tcW w:type="dxa" w:w="1928"/>
-            <w:shd w:val="clear" w:fill="F5F5F2"/>
+            <w:tcW w:type="dxa" w:w="1077"/>
+            <w:shd w:val="clear" w:fill="E3F3E7"/>
+          </w:tcPr>
+          <w:p>
+            <w:pPr>
+              <w:spacing w:after="20"/>
+              <w:jc w:val="center"/>
+            </w:pPr>
+            <w:r/>
+            <w:r>
+              <w:rPr>
+                <w:b/>
+                <w:color w:val="1B6B33"/>
+                <w:sz w:val="15"/>
+              </w:rPr>
+              <w:t>IGUAL</w:t>
+            </w:r>
+          </w:p>
+        </w:tc>
+        <w:tc>
+          <w:tcPr>
+            <w:tcW w:type="dxa" w:w="1871"/>
+            <w:shd w:val="clear" w:fill="F2F9F4"/>
           </w:tcPr>
           <w:p>
             <w:pPr>
@@ -253,16 +990,16 @@
             <w:r>
               <w:rPr>
                 <w:b w:val="0"/>
-                <w:sz w:val="17"/>
+                <w:sz w:val="16"/>
               </w:rPr>
-              <w:t>Este trabalho</w:t>
+              <w:t>Quem produz não aprova</w:t>
             </w:r>
           </w:p>
         </w:tc>
         <w:tc>
           <w:tcPr>
-            <w:tcW w:type="dxa" w:w="7143"/>
-            <w:shd w:val="clear" w:fill="F5F5F2"/>
+            <w:tcW w:type="dxa" w:w="3005"/>
+            <w:shd w:val="clear" w:fill="F2F9F4"/>
           </w:tcPr>
           <w:p>
             <w:pPr>
@@ -272,9 +1009,941 @@
             <w:r>
               <w:rPr>
                 <w:b w:val="0"/>
-                <w:sz w:val="17"/>
+                <w:sz w:val="16"/>
               </w:rPr>
-              <w:t>Fila de tarefas por dependência; cada tarefa percorre construtor, verificador e revisor</w:t>
+              <w:t>O comitê de revisores não escreve o código</w:t>
+            </w:r>
+          </w:p>
+        </w:tc>
+        <w:tc>
+          <w:tcPr>
+            <w:tcW w:type="dxa" w:w="3005"/>
+            <w:shd w:val="clear" w:fill="F2F9F4"/>
+          </w:tcPr>
+          <w:p>
+            <w:pPr>
+              <w:spacing w:after="20"/>
+            </w:pPr>
+            <w:r/>
+            <w:r>
+              <w:rPr>
+                <w:b w:val="0"/>
+                <w:sz w:val="16"/>
+              </w:rPr>
+              <w:t>Verificador e revisor não escrevem o código</w:t>
+            </w:r>
+          </w:p>
+        </w:tc>
+      </w:tr>
+      <w:tr>
+        <w:trPr>
+          <w:cantSplit/>
+        </w:trPr>
+        <w:tc>
+          <w:tcPr>
+            <w:tcW w:type="dxa" w:w="1077"/>
+            <w:shd w:val="clear" w:fill="E3F3E7"/>
+          </w:tcPr>
+          <w:p>
+            <w:pPr>
+              <w:spacing w:after="20"/>
+              <w:jc w:val="center"/>
+            </w:pPr>
+            <w:r/>
+            <w:r>
+              <w:rPr>
+                <w:b/>
+                <w:color w:val="1B6B33"/>
+                <w:sz w:val="15"/>
+              </w:rPr>
+              <w:t>IGUAL</w:t>
+            </w:r>
+          </w:p>
+        </w:tc>
+        <w:tc>
+          <w:tcPr>
+            <w:tcW w:type="dxa" w:w="1871"/>
+            <w:shd w:val="clear" w:fill="F2F9F4"/>
+          </w:tcPr>
+          <w:p>
+            <w:pPr>
+              <w:spacing w:after="20"/>
+            </w:pPr>
+            <w:r/>
+            <w:r>
+              <w:rPr>
+                <w:b w:val="0"/>
+                <w:sz w:val="16"/>
+              </w:rPr>
+              <w:t>Artefato versionado</w:t>
+            </w:r>
+          </w:p>
+        </w:tc>
+        <w:tc>
+          <w:tcPr>
+            <w:tcW w:type="dxa" w:w="3005"/>
+            <w:shd w:val="clear" w:fill="F2F9F4"/>
+          </w:tcPr>
+          <w:p>
+            <w:pPr>
+              <w:spacing w:after="20"/>
+            </w:pPr>
+            <w:r/>
+            <w:r>
+              <w:rPr>
+                <w:b w:val="0"/>
+                <w:sz w:val="16"/>
+              </w:rPr>
+              <w:t>Git no espaço de trabalho</w:t>
+            </w:r>
+          </w:p>
+        </w:tc>
+        <w:tc>
+          <w:tcPr>
+            <w:tcW w:type="dxa" w:w="3005"/>
+            <w:shd w:val="clear" w:fill="F2F9F4"/>
+          </w:tcPr>
+          <w:p>
+            <w:pPr>
+              <w:spacing w:after="20"/>
+            </w:pPr>
+            <w:r/>
+            <w:r>
+              <w:rPr>
+                <w:b w:val="0"/>
+                <w:sz w:val="16"/>
+              </w:rPr>
+              <w:t>Git por projeto, um commit por tarefa</w:t>
+            </w:r>
+          </w:p>
+        </w:tc>
+      </w:tr>
+      <w:tr>
+        <w:trPr>
+          <w:cantSplit/>
+        </w:trPr>
+        <w:tc>
+          <w:tcPr>
+            <w:tcW w:type="dxa" w:w="1077"/>
+            <w:shd w:val="clear" w:fill="E3F3E7"/>
+          </w:tcPr>
+          <w:p>
+            <w:pPr>
+              <w:spacing w:after="20"/>
+              <w:jc w:val="center"/>
+            </w:pPr>
+            <w:r/>
+            <w:r>
+              <w:rPr>
+                <w:b/>
+                <w:color w:val="1B6B33"/>
+                <w:sz w:val="15"/>
+              </w:rPr>
+              <w:t>IGUAL</w:t>
+            </w:r>
+          </w:p>
+        </w:tc>
+        <w:tc>
+          <w:tcPr>
+            <w:tcW w:type="dxa" w:w="1871"/>
+            <w:shd w:val="clear" w:fill="F2F9F4"/>
+          </w:tcPr>
+          <w:p>
+            <w:pPr>
+              <w:spacing w:after="20"/>
+            </w:pPr>
+            <w:r/>
+            <w:r>
+              <w:rPr>
+                <w:b w:val="0"/>
+                <w:sz w:val="16"/>
+              </w:rPr>
+              <w:t>Execução confinada</w:t>
+            </w:r>
+          </w:p>
+        </w:tc>
+        <w:tc>
+          <w:tcPr>
+            <w:tcW w:type="dxa" w:w="3005"/>
+            <w:shd w:val="clear" w:fill="F2F9F4"/>
+          </w:tcPr>
+          <w:p>
+            <w:pPr>
+              <w:spacing w:after="20"/>
+            </w:pPr>
+            <w:r/>
+            <w:r>
+              <w:rPr>
+                <w:b w:val="0"/>
+                <w:sz w:val="16"/>
+              </w:rPr>
+              <w:t>Contêiner por execução</w:t>
+            </w:r>
+          </w:p>
+        </w:tc>
+        <w:tc>
+          <w:tcPr>
+            <w:tcW w:type="dxa" w:w="3005"/>
+            <w:shd w:val="clear" w:fill="F2F9F4"/>
+          </w:tcPr>
+          <w:p>
+            <w:pPr>
+              <w:spacing w:after="20"/>
+            </w:pPr>
+            <w:r/>
+            <w:r>
+              <w:rPr>
+                <w:b w:val="0"/>
+                <w:sz w:val="16"/>
+              </w:rPr>
+              <w:t>Confinamento ao diretório do projeto</w:t>
+            </w:r>
+          </w:p>
+        </w:tc>
+      </w:tr>
+      <w:tr>
+        <w:trPr>
+          <w:cantSplit/>
+        </w:trPr>
+        <w:tc>
+          <w:tcPr>
+            <w:tcW w:type="dxa" w:w="1077"/>
+            <w:shd w:val="clear" w:fill="FDF3D6"/>
+          </w:tcPr>
+          <w:p>
+            <w:pPr>
+              <w:spacing w:after="20"/>
+              <w:jc w:val="center"/>
+            </w:pPr>
+            <w:r/>
+            <w:r>
+              <w:rPr>
+                <w:b/>
+                <w:color w:val="8A5D00"/>
+                <w:sz w:val="15"/>
+              </w:rPr>
+              <w:t>PARCIAL</w:t>
+            </w:r>
+          </w:p>
+        </w:tc>
+        <w:tc>
+          <w:tcPr>
+            <w:tcW w:type="dxa" w:w="1871"/>
+            <w:shd w:val="clear" w:fill="FDF3D6"/>
+          </w:tcPr>
+          <w:p>
+            <w:pPr>
+              <w:spacing w:after="20"/>
+            </w:pPr>
+            <w:r/>
+            <w:r>
+              <w:rPr>
+                <w:b w:val="0"/>
+                <w:sz w:val="16"/>
+              </w:rPr>
+              <w:t>Onde vive o estado</w:t>
+            </w:r>
+          </w:p>
+        </w:tc>
+        <w:tc>
+          <w:tcPr>
+            <w:tcW w:type="dxa" w:w="3005"/>
+            <w:shd w:val="clear" w:fill="FDF3D6"/>
+          </w:tcPr>
+          <w:p>
+            <w:pPr>
+              <w:spacing w:after="20"/>
+            </w:pPr>
+            <w:r/>
+            <w:r>
+              <w:rPr>
+                <w:b w:val="0"/>
+                <w:sz w:val="16"/>
+              </w:rPr>
+              <w:t>Fora da conversa: espaço de trabalho versionado, mais o estado de espera pela aprovação</w:t>
+            </w:r>
+          </w:p>
+        </w:tc>
+        <w:tc>
+          <w:tcPr>
+            <w:tcW w:type="dxa" w:w="3005"/>
+            <w:shd w:val="clear" w:fill="FDF3D6"/>
+          </w:tcPr>
+          <w:p>
+            <w:pPr>
+              <w:spacing w:after="20"/>
+            </w:pPr>
+            <w:r/>
+            <w:r>
+              <w:rPr>
+                <w:b w:val="0"/>
+                <w:sz w:val="16"/>
+              </w:rPr>
+              <w:t>Fora da conversa também — mas por TAREFA: em que ponto do pipeline está, de quem depende, quantas vezes já falhou</w:t>
+            </w:r>
+          </w:p>
+        </w:tc>
+      </w:tr>
+      <w:tr>
+        <w:trPr>
+          <w:cantSplit/>
+        </w:trPr>
+        <w:tc>
+          <w:tcPr>
+            <w:tcW w:type="dxa" w:w="1077"/>
+            <w:shd w:val="clear" w:fill="FDF3D6"/>
+          </w:tcPr>
+          <w:p>
+            <w:pPr>
+              <w:spacing w:after="20"/>
+              <w:jc w:val="center"/>
+            </w:pPr>
+            <w:r/>
+            <w:r>
+              <w:rPr>
+                <w:b/>
+                <w:color w:val="8A5D00"/>
+                <w:sz w:val="15"/>
+              </w:rPr>
+              <w:t>PARCIAL</w:t>
+            </w:r>
+          </w:p>
+        </w:tc>
+        <w:tc>
+          <w:tcPr>
+            <w:tcW w:type="dxa" w:w="1871"/>
+            <w:shd w:val="clear" w:fill="FDF3D6"/>
+          </w:tcPr>
+          <w:p>
+            <w:pPr>
+              <w:spacing w:after="20"/>
+            </w:pPr>
+            <w:r/>
+            <w:r>
+              <w:rPr>
+                <w:b w:val="0"/>
+                <w:sz w:val="16"/>
+              </w:rPr>
+              <w:t>De onde vem a especialização</w:t>
+            </w:r>
+          </w:p>
+        </w:tc>
+        <w:tc>
+          <w:tcPr>
+            <w:tcW w:type="dxa" w:w="3005"/>
+            <w:shd w:val="clear" w:fill="FDF3D6"/>
+          </w:tcPr>
+          <w:p>
+            <w:pPr>
+              <w:spacing w:after="20"/>
+            </w:pPr>
+            <w:r/>
+            <w:r>
+              <w:rPr>
+                <w:b w:val="0"/>
+                <w:sz w:val="16"/>
+              </w:rPr>
+              <w:t>Escolhida de um catálogo de modelos de stack, definido antes do pedido</w:t>
+            </w:r>
+          </w:p>
+        </w:tc>
+        <w:tc>
+          <w:tcPr>
+            <w:tcW w:type="dxa" w:w="3005"/>
+            <w:shd w:val="clear" w:fill="FDF3D6"/>
+          </w:tcPr>
+          <w:p>
+            <w:pPr>
+              <w:spacing w:after="20"/>
+            </w:pPr>
+            <w:r/>
+            <w:r>
+              <w:rPr>
+                <w:b w:val="0"/>
+                <w:sz w:val="16"/>
+              </w:rPr>
+              <w:t>Sintetizada do próprio pedido: uma equipe nova, declarada por projeto</w:t>
+            </w:r>
+          </w:p>
+        </w:tc>
+      </w:tr>
+      <w:tr>
+        <w:trPr>
+          <w:cantSplit/>
+        </w:trPr>
+        <w:tc>
+          <w:tcPr>
+            <w:tcW w:type="dxa" w:w="1077"/>
+            <w:shd w:val="clear" w:fill="FDF3D6"/>
+          </w:tcPr>
+          <w:p>
+            <w:pPr>
+              <w:spacing w:after="20"/>
+              <w:jc w:val="center"/>
+            </w:pPr>
+            <w:r/>
+            <w:r>
+              <w:rPr>
+                <w:b/>
+                <w:color w:val="8A5D00"/>
+                <w:sz w:val="15"/>
+              </w:rPr>
+              <w:t>PARCIAL</w:t>
+            </w:r>
+          </w:p>
+        </w:tc>
+        <w:tc>
+          <w:tcPr>
+            <w:tcW w:type="dxa" w:w="1871"/>
+            <w:shd w:val="clear" w:fill="FDF3D6"/>
+          </w:tcPr>
+          <w:p>
+            <w:pPr>
+              <w:spacing w:after="20"/>
+            </w:pPr>
+            <w:r/>
+            <w:r>
+              <w:rPr>
+                <w:b w:val="0"/>
+                <w:sz w:val="16"/>
+              </w:rPr>
+              <w:t>Isolamento entre trabalhos</w:t>
+            </w:r>
+          </w:p>
+        </w:tc>
+        <w:tc>
+          <w:tcPr>
+            <w:tcW w:type="dxa" w:w="3005"/>
+            <w:shd w:val="clear" w:fill="FDF3D6"/>
+          </w:tcPr>
+          <w:p>
+            <w:pPr>
+              <w:spacing w:after="20"/>
+            </w:pPr>
+            <w:r/>
+            <w:r>
+              <w:rPr>
+                <w:b w:val="0"/>
+                <w:sz w:val="16"/>
+              </w:rPr>
+              <w:t>Físico: um contêiner por execução, uma execução por vez</w:t>
+            </w:r>
+          </w:p>
+        </w:tc>
+        <w:tc>
+          <w:tcPr>
+            <w:tcW w:type="dxa" w:w="3005"/>
+            <w:shd w:val="clear" w:fill="FDF3D6"/>
+          </w:tcPr>
+          <w:p>
+            <w:pPr>
+              <w:spacing w:after="20"/>
+            </w:pPr>
+            <w:r/>
+            <w:r>
+              <w:rPr>
+                <w:b w:val="0"/>
+                <w:sz w:val="16"/>
+              </w:rPr>
+              <w:t>Lógico: cada tarefa declara os arquivos que toca; até três em paralelo se não se cruzam</w:t>
+            </w:r>
+          </w:p>
+        </w:tc>
+      </w:tr>
+      <w:tr>
+        <w:trPr>
+          <w:cantSplit/>
+        </w:trPr>
+        <w:tc>
+          <w:tcPr>
+            <w:tcW w:type="dxa" w:w="1077"/>
+            <w:shd w:val="clear" w:fill="FDF3D6"/>
+          </w:tcPr>
+          <w:p>
+            <w:pPr>
+              <w:spacing w:after="20"/>
+              <w:jc w:val="center"/>
+            </w:pPr>
+            <w:r/>
+            <w:r>
+              <w:rPr>
+                <w:b/>
+                <w:color w:val="8A5D00"/>
+                <w:sz w:val="15"/>
+              </w:rPr>
+              <w:t>PARCIAL</w:t>
+            </w:r>
+          </w:p>
+        </w:tc>
+        <w:tc>
+          <w:tcPr>
+            <w:tcW w:type="dxa" w:w="1871"/>
+            <w:shd w:val="clear" w:fill="FDF3D6"/>
+          </w:tcPr>
+          <w:p>
+            <w:pPr>
+              <w:spacing w:after="20"/>
+            </w:pPr>
+            <w:r/>
+            <w:r>
+              <w:rPr>
+                <w:b w:val="0"/>
+                <w:sz w:val="16"/>
+              </w:rPr>
+              <w:t>Limite de repetição</w:t>
+            </w:r>
+          </w:p>
+        </w:tc>
+        <w:tc>
+          <w:tcPr>
+            <w:tcW w:type="dxa" w:w="3005"/>
+            <w:shd w:val="clear" w:fill="FDF3D6"/>
+          </w:tcPr>
+          <w:p>
+            <w:pPr>
+              <w:spacing w:after="20"/>
+            </w:pPr>
+            <w:r/>
+            <w:r>
+              <w:rPr>
+                <w:b w:val="0"/>
+                <w:sz w:val="16"/>
+              </w:rPr>
+              <w:t>Existe, mas quem corta é a pessoa</w:t>
+            </w:r>
+          </w:p>
+        </w:tc>
+        <w:tc>
+          <w:tcPr>
+            <w:tcW w:type="dxa" w:w="3005"/>
+            <w:shd w:val="clear" w:fill="FDF3D6"/>
+          </w:tcPr>
+          <w:p>
+            <w:pPr>
+              <w:spacing w:after="20"/>
+            </w:pPr>
+            <w:r/>
+            <w:r>
+              <w:rPr>
+                <w:b w:val="0"/>
+                <w:sz w:val="16"/>
+              </w:rPr>
+              <w:t>Contado pelo sistema: 3 ciclos por tarefa, verificados em código</w:t>
+            </w:r>
+          </w:p>
+        </w:tc>
+      </w:tr>
+      <w:tr>
+        <w:trPr>
+          <w:cantSplit/>
+        </w:trPr>
+        <w:tc>
+          <w:tcPr>
+            <w:tcW w:type="dxa" w:w="1077"/>
+            <w:shd w:val="clear" w:fill="FBE4E2"/>
+          </w:tcPr>
+          <w:p>
+            <w:pPr>
+              <w:spacing w:after="20"/>
+              <w:jc w:val="center"/>
+            </w:pPr>
+            <w:r/>
+            <w:r>
+              <w:rPr>
+                <w:b/>
+                <w:color w:val="A82A21"/>
+                <w:sz w:val="15"/>
+              </w:rPr>
+              <w:t>DIFERE</w:t>
+            </w:r>
+          </w:p>
+        </w:tc>
+        <w:tc>
+          <w:tcPr>
+            <w:tcW w:type="dxa" w:w="1871"/>
+            <w:shd w:val="clear" w:fill="FBE4E2"/>
+          </w:tcPr>
+          <w:p>
+            <w:pPr>
+              <w:spacing w:after="20"/>
+            </w:pPr>
+            <w:r/>
+            <w:r>
+              <w:rPr>
+                <w:b w:val="0"/>
+                <w:sz w:val="16"/>
+              </w:rPr>
+              <w:t>Quem fecha o laço de controle</w:t>
+            </w:r>
+          </w:p>
+        </w:tc>
+        <w:tc>
+          <w:tcPr>
+            <w:tcW w:type="dxa" w:w="3005"/>
+            <w:shd w:val="clear" w:fill="FBE4E2"/>
+          </w:tcPr>
+          <w:p>
+            <w:pPr>
+              <w:spacing w:after="20"/>
+            </w:pPr>
+            <w:r/>
+            <w:r>
+              <w:rPr>
+                <w:b w:val="0"/>
+                <w:sz w:val="16"/>
+              </w:rPr>
+              <w:t>O operador humano: nada avança sem aprovação</w:t>
+            </w:r>
+          </w:p>
+        </w:tc>
+        <w:tc>
+          <w:tcPr>
+            <w:tcW w:type="dxa" w:w="3005"/>
+            <w:shd w:val="clear" w:fill="FBE4E2"/>
+          </w:tcPr>
+          <w:p>
+            <w:pPr>
+              <w:spacing w:after="20"/>
+            </w:pPr>
+            <w:r/>
+            <w:r>
+              <w:rPr>
+                <w:b w:val="0"/>
+                <w:sz w:val="16"/>
+              </w:rPr>
+              <w:t>Código: uma máquina de estados lê dependências e estados e monta a fila</w:t>
+            </w:r>
+          </w:p>
+        </w:tc>
+      </w:tr>
+      <w:tr>
+        <w:trPr>
+          <w:cantSplit/>
+        </w:trPr>
+        <w:tc>
+          <w:tcPr>
+            <w:tcW w:type="dxa" w:w="1077"/>
+            <w:shd w:val="clear" w:fill="FBE4E2"/>
+          </w:tcPr>
+          <w:p>
+            <w:pPr>
+              <w:spacing w:after="20"/>
+              <w:jc w:val="center"/>
+            </w:pPr>
+            <w:r/>
+            <w:r>
+              <w:rPr>
+                <w:b/>
+                <w:color w:val="A82A21"/>
+                <w:sz w:val="15"/>
+              </w:rPr>
+              <w:t>DIFERE</w:t>
+            </w:r>
+          </w:p>
+        </w:tc>
+        <w:tc>
+          <w:tcPr>
+            <w:tcW w:type="dxa" w:w="1871"/>
+            <w:shd w:val="clear" w:fill="FBE4E2"/>
+          </w:tcPr>
+          <w:p>
+            <w:pPr>
+              <w:spacing w:after="20"/>
+            </w:pPr>
+            <w:r/>
+            <w:r>
+              <w:rPr>
+                <w:b w:val="0"/>
+                <w:sz w:val="16"/>
+              </w:rPr>
+              <w:t>Unidade de trabalho</w:t>
+            </w:r>
+          </w:p>
+        </w:tc>
+        <w:tc>
+          <w:tcPr>
+            <w:tcW w:type="dxa" w:w="3005"/>
+            <w:shd w:val="clear" w:fill="FBE4E2"/>
+          </w:tcPr>
+          <w:p>
+            <w:pPr>
+              <w:spacing w:after="20"/>
+            </w:pPr>
+            <w:r/>
+            <w:r>
+              <w:rPr>
+                <w:b w:val="0"/>
+                <w:sz w:val="16"/>
+              </w:rPr>
+              <w:t>A execução — um ciclo sobre o projeto, que termina e se encerra</w:t>
+            </w:r>
+          </w:p>
+        </w:tc>
+        <w:tc>
+          <w:tcPr>
+            <w:tcW w:type="dxa" w:w="3005"/>
+            <w:shd w:val="clear" w:fill="FBE4E2"/>
+          </w:tcPr>
+          <w:p>
+            <w:pPr>
+              <w:spacing w:after="20"/>
+            </w:pPr>
+            <w:r/>
+            <w:r>
+              <w:rPr>
+                <w:b w:val="0"/>
+                <w:sz w:val="16"/>
+              </w:rPr>
+              <w:t>A tarefa — entidade nomeada, com estado próprio, que sobrevive à sessão</w:t>
+            </w:r>
+          </w:p>
+        </w:tc>
+      </w:tr>
+      <w:tr>
+        <w:trPr>
+          <w:cantSplit/>
+        </w:trPr>
+        <w:tc>
+          <w:tcPr>
+            <w:tcW w:type="dxa" w:w="1077"/>
+            <w:shd w:val="clear" w:fill="FBE4E2"/>
+          </w:tcPr>
+          <w:p>
+            <w:pPr>
+              <w:spacing w:after="20"/>
+              <w:jc w:val="center"/>
+            </w:pPr>
+            <w:r/>
+            <w:r>
+              <w:rPr>
+                <w:b/>
+                <w:color w:val="A82A21"/>
+                <w:sz w:val="15"/>
+              </w:rPr>
+              <w:t>DIFERE</w:t>
+            </w:r>
+          </w:p>
+        </w:tc>
+        <w:tc>
+          <w:tcPr>
+            <w:tcW w:type="dxa" w:w="1871"/>
+            <w:shd w:val="clear" w:fill="FBE4E2"/>
+          </w:tcPr>
+          <w:p>
+            <w:pPr>
+              <w:spacing w:after="20"/>
+            </w:pPr>
+            <w:r/>
+            <w:r>
+              <w:rPr>
+                <w:b w:val="0"/>
+                <w:sz w:val="16"/>
+              </w:rPr>
+              <w:t>Como a autoridade é imposta</w:t>
+            </w:r>
+          </w:p>
+        </w:tc>
+        <w:tc>
+          <w:tcPr>
+            <w:tcW w:type="dxa" w:w="3005"/>
+            <w:shd w:val="clear" w:fill="FBE4E2"/>
+          </w:tcPr>
+          <w:p>
+            <w:pPr>
+              <w:spacing w:after="20"/>
+            </w:pPr>
+            <w:r/>
+            <w:r>
+              <w:rPr>
+                <w:b w:val="0"/>
+                <w:sz w:val="16"/>
+              </w:rPr>
+              <w:t>Pela interface: o portão de aprovação, com a pessoa atrás dele</w:t>
+            </w:r>
+          </w:p>
+        </w:tc>
+        <w:tc>
+          <w:tcPr>
+            <w:tcW w:type="dxa" w:w="3005"/>
+            <w:shd w:val="clear" w:fill="FBE4E2"/>
+          </w:tcPr>
+          <w:p>
+            <w:pPr>
+              <w:spacing w:after="20"/>
+            </w:pPr>
+            <w:r/>
+            <w:r>
+              <w:rPr>
+                <w:b w:val="0"/>
+                <w:sz w:val="16"/>
+              </w:rPr>
+              <w:t>Pela ferramenta: o revisor não recebe a ferramenta de escrever</w:t>
+            </w:r>
+          </w:p>
+        </w:tc>
+      </w:tr>
+      <w:tr>
+        <w:trPr>
+          <w:cantSplit/>
+        </w:trPr>
+        <w:tc>
+          <w:tcPr>
+            <w:tcW w:type="dxa" w:w="1077"/>
+            <w:shd w:val="clear" w:fill="FBE4E2"/>
+          </w:tcPr>
+          <w:p>
+            <w:pPr>
+              <w:spacing w:after="20"/>
+              <w:jc w:val="center"/>
+            </w:pPr>
+            <w:r/>
+            <w:r>
+              <w:rPr>
+                <w:b/>
+                <w:color w:val="A82A21"/>
+                <w:sz w:val="15"/>
+              </w:rPr>
+              <w:t>DIFERE</w:t>
+            </w:r>
+          </w:p>
+        </w:tc>
+        <w:tc>
+          <w:tcPr>
+            <w:tcW w:type="dxa" w:w="1871"/>
+            <w:shd w:val="clear" w:fill="FBE4E2"/>
+          </w:tcPr>
+          <w:p>
+            <w:pPr>
+              <w:spacing w:after="20"/>
+            </w:pPr>
+            <w:r/>
+            <w:r>
+              <w:rPr>
+                <w:b w:val="0"/>
+                <w:sz w:val="16"/>
+              </w:rPr>
+              <w:t>Resposta ao fracasso</w:t>
+            </w:r>
+          </w:p>
+        </w:tc>
+        <w:tc>
+          <w:tcPr>
+            <w:tcW w:type="dxa" w:w="3005"/>
+            <w:shd w:val="clear" w:fill="FBE4E2"/>
+          </w:tcPr>
+          <w:p>
+            <w:pPr>
+              <w:spacing w:after="20"/>
+            </w:pPr>
+            <w:r/>
+            <w:r>
+              <w:rPr>
+                <w:b w:val="0"/>
+                <w:sz w:val="16"/>
+              </w:rPr>
+              <w:t>Devolvida à pessoa, que aprova, rejeita ou intervém</w:t>
+            </w:r>
+          </w:p>
+        </w:tc>
+        <w:tc>
+          <w:tcPr>
+            <w:tcW w:type="dxa" w:w="3005"/>
+            <w:shd w:val="clear" w:fill="FBE4E2"/>
+          </w:tcPr>
+          <w:p>
+            <w:pPr>
+              <w:spacing w:after="20"/>
+            </w:pPr>
+            <w:r/>
+            <w:r>
+              <w:rPr>
+                <w:b w:val="0"/>
+                <w:sz w:val="16"/>
+              </w:rPr>
+              <w:t>Escada automática: sobe de modelo, troca de especialista, redivide a tarefa, e só então bloqueia</w:t>
+            </w:r>
+          </w:p>
+        </w:tc>
+      </w:tr>
+      <w:tr>
+        <w:trPr>
+          <w:cantSplit/>
+        </w:trPr>
+        <w:tc>
+          <w:tcPr>
+            <w:tcW w:type="dxa" w:w="1077"/>
+            <w:shd w:val="clear" w:fill="FBE4E2"/>
+          </w:tcPr>
+          <w:p>
+            <w:pPr>
+              <w:spacing w:after="20"/>
+              <w:jc w:val="center"/>
+            </w:pPr>
+            <w:r/>
+            <w:r>
+              <w:rPr>
+                <w:b/>
+                <w:color w:val="A82A21"/>
+                <w:sz w:val="15"/>
+              </w:rPr>
+              <w:t>DIFERE</w:t>
+            </w:r>
+          </w:p>
+        </w:tc>
+        <w:tc>
+          <w:tcPr>
+            <w:tcW w:type="dxa" w:w="1871"/>
+            <w:shd w:val="clear" w:fill="FBE4E2"/>
+          </w:tcPr>
+          <w:p>
+            <w:pPr>
+              <w:spacing w:after="20"/>
+            </w:pPr>
+            <w:r/>
+            <w:r>
+              <w:rPr>
+                <w:b w:val="0"/>
+                <w:sz w:val="16"/>
+              </w:rPr>
+              <w:t>Alcance</w:t>
+            </w:r>
+          </w:p>
+        </w:tc>
+        <w:tc>
+          <w:tcPr>
+            <w:tcW w:type="dxa" w:w="3005"/>
+            <w:shd w:val="clear" w:fill="FBE4E2"/>
+          </w:tcPr>
+          <w:p>
+            <w:pPr>
+              <w:spacing w:after="20"/>
+            </w:pPr>
+            <w:r/>
+            <w:r>
+              <w:rPr>
+                <w:b w:val="0"/>
+                <w:sz w:val="16"/>
+              </w:rPr>
+              <w:t>Software, sobre o catálogo de stacks</w:t>
+            </w:r>
+          </w:p>
+        </w:tc>
+        <w:tc>
+          <w:tcPr>
+            <w:tcW w:type="dxa" w:w="3005"/>
+            <w:shd w:val="clear" w:fill="FBE4E2"/>
+          </w:tcPr>
+          <w:p>
+            <w:pPr>
+              <w:spacing w:after="20"/>
+            </w:pPr>
+            <w:r/>
+            <w:r>
+              <w:rPr>
+                <w:b w:val="0"/>
+                <w:sz w:val="16"/>
+              </w:rPr>
+              <w:t>Qualquer artefato: o domínio declarado roteia trilhas distintas</w:t>
             </w:r>
           </w:p>
         </w:tc>
@@ -296,899 +1965,70 @@
           <w:color w:val="184F95"/>
           <w:sz w:val="26"/>
         </w:rPr>
-        <w:t>2.  A comparação</w:t>
+        <w:t>3.  As três diferenças que decidem tudo</w:t>
       </w:r>
-    </w:p>
-    <w:tbl>
-      <w:tblPr>
-        <w:tblStyle w:val="TableGrid"/>
-        <w:tblW w:type="auto" w:w="0"/>
-        <w:jc w:val="center"/>
-        <w:tblLook w:firstColumn="1" w:firstRow="1" w:lastColumn="0" w:lastRow="0" w:noHBand="0" w:noVBand="1" w:val="04A0"/>
-      </w:tblPr>
-      <w:tblGrid>
-        <w:gridCol w:w="1904"/>
-        <w:gridCol w:w="1904"/>
-        <w:gridCol w:w="1904"/>
-        <w:gridCol w:w="1904"/>
-        <w:gridCol w:w="1904"/>
-      </w:tblGrid>
-      <w:tr>
-        <w:tc>
-          <w:tcPr>
-            <w:tcW w:type="dxa" w:w="1644"/>
-            <w:shd w:val="clear" w:fill="2A78D6"/>
-          </w:tcPr>
-          <w:p>
-            <w:pPr>
-              <w:spacing w:after="20"/>
-            </w:pPr>
-            <w:r/>
-            <w:r>
-              <w:rPr>
-                <w:b/>
-                <w:color w:val="FFFFFF"/>
-                <w:sz w:val="15"/>
-              </w:rPr>
-              <w:t>Dimensão</w:t>
-            </w:r>
-          </w:p>
-        </w:tc>
-        <w:tc>
-          <w:tcPr>
-            <w:tcW w:type="dxa" w:w="1871"/>
-            <w:shd w:val="clear" w:fill="2A78D6"/>
-          </w:tcPr>
-          <w:p>
-            <w:pPr>
-              <w:spacing w:after="20"/>
-            </w:pPr>
-            <w:r/>
-            <w:r>
-              <w:rPr>
-                <w:b/>
-                <w:color w:val="FFFFFF"/>
-                <w:sz w:val="15"/>
-              </w:rPr>
-              <w:t>ChatDev</w:t>
-            </w:r>
-          </w:p>
-        </w:tc>
-        <w:tc>
-          <w:tcPr>
-            <w:tcW w:type="dxa" w:w="1871"/>
-            <w:shd w:val="clear" w:fill="2A78D6"/>
-          </w:tcPr>
-          <w:p>
-            <w:pPr>
-              <w:spacing w:after="20"/>
-            </w:pPr>
-            <w:r/>
-            <w:r>
-              <w:rPr>
-                <w:b/>
-                <w:color w:val="FFFFFF"/>
-                <w:sz w:val="15"/>
-              </w:rPr>
-              <w:t>MetaGPT</w:t>
-            </w:r>
-          </w:p>
-        </w:tc>
-        <w:tc>
-          <w:tcPr>
-            <w:tcW w:type="dxa" w:w="1871"/>
-            <w:shd w:val="clear" w:fill="2A78D6"/>
-          </w:tcPr>
-          <w:p>
-            <w:pPr>
-              <w:spacing w:after="20"/>
-            </w:pPr>
-            <w:r/>
-            <w:r>
-              <w:rPr>
-                <w:b/>
-                <w:color w:val="FFFFFF"/>
-                <w:sz w:val="15"/>
-              </w:rPr>
-              <w:t>softwarefabrik.io</w:t>
-            </w:r>
-          </w:p>
-        </w:tc>
-        <w:tc>
-          <w:tcPr>
-            <w:tcW w:type="dxa" w:w="1928"/>
-            <w:shd w:val="clear" w:fill="2A78D6"/>
-          </w:tcPr>
-          <w:p>
-            <w:pPr>
-              <w:spacing w:after="20"/>
-            </w:pPr>
-            <w:r/>
-            <w:r>
-              <w:rPr>
-                <w:b/>
-                <w:color w:val="FFFFFF"/>
-                <w:sz w:val="15"/>
-              </w:rPr>
-              <w:t>Este trabalho</w:t>
-            </w:r>
-          </w:p>
-        </w:tc>
-      </w:tr>
-      <w:tr>
-        <w:tc>
-          <w:tcPr>
-            <w:tcW w:type="dxa" w:w="1644"/>
-          </w:tcPr>
-          <w:p>
-            <w:pPr>
-              <w:spacing w:after="20"/>
-            </w:pPr>
-            <w:r/>
-            <w:r>
-              <w:rPr>
-                <w:b w:val="0"/>
-                <w:sz w:val="15"/>
-              </w:rPr>
-              <w:t>Unidade de trabalho</w:t>
-            </w:r>
-          </w:p>
-        </w:tc>
-        <w:tc>
-          <w:tcPr>
-            <w:tcW w:type="dxa" w:w="1871"/>
-          </w:tcPr>
-          <w:p>
-            <w:pPr>
-              <w:spacing w:after="20"/>
-            </w:pPr>
-            <w:r/>
-            <w:r>
-              <w:rPr>
-                <w:b w:val="0"/>
-                <w:sz w:val="15"/>
-              </w:rPr>
-              <w:t>Subtarefa de uma fase</w:t>
-            </w:r>
-          </w:p>
-        </w:tc>
-        <w:tc>
-          <w:tcPr>
-            <w:tcW w:type="dxa" w:w="1871"/>
-          </w:tcPr>
-          <w:p>
-            <w:pPr>
-              <w:spacing w:after="20"/>
-            </w:pPr>
-            <w:r/>
-            <w:r>
-              <w:rPr>
-                <w:b w:val="0"/>
-                <w:sz w:val="15"/>
-              </w:rPr>
-              <w:t>Etapa do procedimento</w:t>
-            </w:r>
-          </w:p>
-        </w:tc>
-        <w:tc>
-          <w:tcPr>
-            <w:tcW w:type="dxa" w:w="1871"/>
-          </w:tcPr>
-          <w:p>
-            <w:pPr>
-              <w:spacing w:after="20"/>
-            </w:pPr>
-            <w:r/>
-            <w:r>
-              <w:rPr>
-                <w:b w:val="0"/>
-                <w:sz w:val="15"/>
-              </w:rPr>
-              <w:t>Uma execução sobre o projeto</w:t>
-            </w:r>
-          </w:p>
-        </w:tc>
-        <w:tc>
-          <w:tcPr>
-            <w:tcW w:type="dxa" w:w="1928"/>
-          </w:tcPr>
-          <w:p>
-            <w:pPr>
-              <w:spacing w:after="20"/>
-            </w:pPr>
-            <w:r/>
-            <w:r>
-              <w:rPr>
-                <w:b w:val="0"/>
-                <w:sz w:val="15"/>
-              </w:rPr>
-              <w:t>Tarefa com estado, dependências e arquivos declarados</w:t>
-            </w:r>
-          </w:p>
-        </w:tc>
-      </w:tr>
-      <w:tr>
-        <w:tc>
-          <w:tcPr>
-            <w:tcW w:type="dxa" w:w="1644"/>
-            <w:shd w:val="clear" w:fill="F5F5F2"/>
-          </w:tcPr>
-          <w:p>
-            <w:pPr>
-              <w:spacing w:after="20"/>
-            </w:pPr>
-            <w:r/>
-            <w:r>
-              <w:rPr>
-                <w:b w:val="0"/>
-                <w:sz w:val="15"/>
-              </w:rPr>
-              <w:t>De onde vem a estrutura</w:t>
-            </w:r>
-          </w:p>
-        </w:tc>
-        <w:tc>
-          <w:tcPr>
-            <w:tcW w:type="dxa" w:w="1871"/>
-            <w:shd w:val="clear" w:fill="F5F5F2"/>
-          </w:tcPr>
-          <w:p>
-            <w:pPr>
-              <w:spacing w:after="20"/>
-            </w:pPr>
-            <w:r/>
-            <w:r>
-              <w:rPr>
-                <w:b w:val="0"/>
-                <w:sz w:val="15"/>
-              </w:rPr>
-              <w:t>Elenco de papéis fixo</w:t>
-            </w:r>
-          </w:p>
-        </w:tc>
-        <w:tc>
-          <w:tcPr>
-            <w:tcW w:type="dxa" w:w="1871"/>
-            <w:shd w:val="clear" w:fill="F5F5F2"/>
-          </w:tcPr>
-          <w:p>
-            <w:pPr>
-              <w:spacing w:after="20"/>
-            </w:pPr>
-            <w:r/>
-            <w:r>
-              <w:rPr>
-                <w:b w:val="0"/>
-                <w:sz w:val="15"/>
-              </w:rPr>
-              <w:t>Procedimento fixo</w:t>
-            </w:r>
-          </w:p>
-        </w:tc>
-        <w:tc>
-          <w:tcPr>
-            <w:tcW w:type="dxa" w:w="1871"/>
-            <w:shd w:val="clear" w:fill="F5F5F2"/>
-          </w:tcPr>
-          <w:p>
-            <w:pPr>
-              <w:spacing w:after="20"/>
-            </w:pPr>
-            <w:r/>
-            <w:r>
-              <w:rPr>
-                <w:b w:val="0"/>
-                <w:sz w:val="15"/>
-              </w:rPr>
-              <w:t>Catálogo de modelos de stack</w:t>
-            </w:r>
-          </w:p>
-        </w:tc>
-        <w:tc>
-          <w:tcPr>
-            <w:tcW w:type="dxa" w:w="1928"/>
-            <w:shd w:val="clear" w:fill="F5F5F2"/>
-          </w:tcPr>
-          <w:p>
-            <w:pPr>
-              <w:spacing w:after="20"/>
-            </w:pPr>
-            <w:r/>
-            <w:r>
-              <w:rPr>
-                <w:b w:val="0"/>
-                <w:sz w:val="15"/>
-              </w:rPr>
-              <w:t>Sintetizada do próprio pedido</w:t>
-            </w:r>
-          </w:p>
-        </w:tc>
-      </w:tr>
-      <w:tr>
-        <w:tc>
-          <w:tcPr>
-            <w:tcW w:type="dxa" w:w="1644"/>
-          </w:tcPr>
-          <w:p>
-            <w:pPr>
-              <w:spacing w:after="20"/>
-            </w:pPr>
-            <w:r/>
-            <w:r>
-              <w:rPr>
-                <w:b w:val="0"/>
-                <w:sz w:val="15"/>
-              </w:rPr>
-              <w:t>Onde vive o estado</w:t>
-            </w:r>
-          </w:p>
-        </w:tc>
-        <w:tc>
-          <w:tcPr>
-            <w:tcW w:type="dxa" w:w="1871"/>
-          </w:tcPr>
-          <w:p>
-            <w:pPr>
-              <w:spacing w:after="20"/>
-            </w:pPr>
-            <w:r/>
-            <w:r>
-              <w:rPr>
-                <w:b w:val="0"/>
-                <w:sz w:val="15"/>
-              </w:rPr>
-              <w:t>Memória de diálogo</w:t>
-            </w:r>
-          </w:p>
-        </w:tc>
-        <w:tc>
-          <w:tcPr>
-            <w:tcW w:type="dxa" w:w="1871"/>
-          </w:tcPr>
-          <w:p>
-            <w:pPr>
-              <w:spacing w:after="20"/>
-            </w:pPr>
-            <w:r/>
-            <w:r>
-              <w:rPr>
-                <w:b w:val="0"/>
-                <w:sz w:val="15"/>
-              </w:rPr>
-              <w:t>Quadro de mensagens e memória global</w:t>
-            </w:r>
-          </w:p>
-        </w:tc>
-        <w:tc>
-          <w:tcPr>
-            <w:tcW w:type="dxa" w:w="1871"/>
-          </w:tcPr>
-          <w:p>
-            <w:pPr>
-              <w:spacing w:after="20"/>
-            </w:pPr>
-            <w:r/>
-            <w:r>
-              <w:rPr>
-                <w:b w:val="0"/>
-                <w:sz w:val="15"/>
-              </w:rPr>
-              <w:t>Espaço de trabalho versionado</w:t>
-            </w:r>
-          </w:p>
-        </w:tc>
-        <w:tc>
-          <w:tcPr>
-            <w:tcW w:type="dxa" w:w="1928"/>
-          </w:tcPr>
-          <w:p>
-            <w:pPr>
-              <w:spacing w:after="20"/>
-            </w:pPr>
-            <w:r/>
-            <w:r>
-              <w:rPr>
-                <w:b w:val="0"/>
-                <w:sz w:val="15"/>
-              </w:rPr>
-              <w:t>Arquivo de tarefa e banco; a conversa nunca é fonte</w:t>
-            </w:r>
-          </w:p>
-        </w:tc>
-      </w:tr>
-      <w:tr>
-        <w:tc>
-          <w:tcPr>
-            <w:tcW w:type="dxa" w:w="1644"/>
-            <w:shd w:val="clear" w:fill="F5F5F2"/>
-          </w:tcPr>
-          <w:p>
-            <w:pPr>
-              <w:spacing w:after="20"/>
-            </w:pPr>
-            <w:r/>
-            <w:r>
-              <w:rPr>
-                <w:b w:val="0"/>
-                <w:sz w:val="15"/>
-              </w:rPr>
-              <w:t>Interface entre papéis</w:t>
-            </w:r>
-          </w:p>
-        </w:tc>
-        <w:tc>
-          <w:tcPr>
-            <w:tcW w:type="dxa" w:w="1871"/>
-            <w:shd w:val="clear" w:fill="F5F5F2"/>
-          </w:tcPr>
-          <w:p>
-            <w:pPr>
-              <w:spacing w:after="20"/>
-            </w:pPr>
-            <w:r/>
-            <w:r>
-              <w:rPr>
-                <w:b w:val="0"/>
-                <w:sz w:val="15"/>
-              </w:rPr>
-              <w:t>A conversa</w:t>
-            </w:r>
-          </w:p>
-        </w:tc>
-        <w:tc>
-          <w:tcPr>
-            <w:tcW w:type="dxa" w:w="1871"/>
-            <w:shd w:val="clear" w:fill="F5F5F2"/>
-          </w:tcPr>
-          <w:p>
-            <w:pPr>
-              <w:spacing w:after="20"/>
-            </w:pPr>
-            <w:r/>
-            <w:r>
-              <w:rPr>
-                <w:b w:val="0"/>
-                <w:sz w:val="15"/>
-              </w:rPr>
-              <w:t>Artefatos estruturados</w:t>
-            </w:r>
-          </w:p>
-        </w:tc>
-        <w:tc>
-          <w:tcPr>
-            <w:tcW w:type="dxa" w:w="1871"/>
-            <w:shd w:val="clear" w:fill="F5F5F2"/>
-          </w:tcPr>
-          <w:p>
-            <w:pPr>
-              <w:spacing w:after="20"/>
-            </w:pPr>
-            <w:r/>
-            <w:r>
-              <w:rPr>
-                <w:b w:val="0"/>
-                <w:sz w:val="15"/>
-              </w:rPr>
-              <w:t>O espaço de trabalho</w:t>
-            </w:r>
-          </w:p>
-        </w:tc>
-        <w:tc>
-          <w:tcPr>
-            <w:tcW w:type="dxa" w:w="1928"/>
-            <w:shd w:val="clear" w:fill="F5F5F2"/>
-          </w:tcPr>
-          <w:p>
-            <w:pPr>
-              <w:spacing w:after="20"/>
-            </w:pPr>
-            <w:r/>
-            <w:r>
-              <w:rPr>
-                <w:b w:val="0"/>
-                <w:sz w:val="15"/>
-              </w:rPr>
-              <w:t>O arquivo da tarefa, com seções por papel</w:t>
-            </w:r>
-          </w:p>
-        </w:tc>
-      </w:tr>
-      <w:tr>
-        <w:tc>
-          <w:tcPr>
-            <w:tcW w:type="dxa" w:w="1644"/>
-          </w:tcPr>
-          <w:p>
-            <w:pPr>
-              <w:spacing w:after="20"/>
-            </w:pPr>
-            <w:r/>
-            <w:r>
-              <w:rPr>
-                <w:b w:val="0"/>
-                <w:sz w:val="15"/>
-              </w:rPr>
-              <w:t>Quem decide o próximo passo</w:t>
-            </w:r>
-          </w:p>
-        </w:tc>
-        <w:tc>
-          <w:tcPr>
-            <w:tcW w:type="dxa" w:w="1871"/>
-          </w:tcPr>
-          <w:p>
-            <w:pPr>
-              <w:spacing w:after="20"/>
-            </w:pPr>
-            <w:r/>
-            <w:r>
-              <w:rPr>
-                <w:b w:val="0"/>
-                <w:sz w:val="15"/>
-              </w:rPr>
-              <w:t>A cascata, fixa</w:t>
-            </w:r>
-          </w:p>
-        </w:tc>
-        <w:tc>
-          <w:tcPr>
-            <w:tcW w:type="dxa" w:w="1871"/>
-          </w:tcPr>
-          <w:p>
-            <w:pPr>
-              <w:spacing w:after="20"/>
-            </w:pPr>
-            <w:r/>
-            <w:r>
-              <w:rPr>
-                <w:b w:val="0"/>
-                <w:sz w:val="15"/>
-              </w:rPr>
-              <w:t>O procedimento, fixo</w:t>
-            </w:r>
-          </w:p>
-        </w:tc>
-        <w:tc>
-          <w:tcPr>
-            <w:tcW w:type="dxa" w:w="1871"/>
-          </w:tcPr>
-          <w:p>
-            <w:pPr>
-              <w:spacing w:after="20"/>
-            </w:pPr>
-            <w:r/>
-            <w:r>
-              <w:rPr>
-                <w:b w:val="0"/>
-                <w:sz w:val="15"/>
-              </w:rPr>
-              <w:t>O operador humano</w:t>
-            </w:r>
-          </w:p>
-        </w:tc>
-        <w:tc>
-          <w:tcPr>
-            <w:tcW w:type="dxa" w:w="1928"/>
-          </w:tcPr>
-          <w:p>
-            <w:pPr>
-              <w:spacing w:after="20"/>
-            </w:pPr>
-            <w:r/>
-            <w:r>
-              <w:rPr>
-                <w:b w:val="0"/>
-                <w:sz w:val="15"/>
-              </w:rPr>
-              <w:t>Máquina de estados, pelas dependências</w:t>
-            </w:r>
-          </w:p>
-        </w:tc>
-      </w:tr>
-      <w:tr>
-        <w:tc>
-          <w:tcPr>
-            <w:tcW w:type="dxa" w:w="1644"/>
-            <w:shd w:val="clear" w:fill="F5F5F2"/>
-          </w:tcPr>
-          <w:p>
-            <w:pPr>
-              <w:spacing w:after="20"/>
-            </w:pPr>
-            <w:r/>
-            <w:r>
-              <w:rPr>
-                <w:b w:val="0"/>
-                <w:sz w:val="15"/>
-              </w:rPr>
-              <w:t>Autoridade do papel</w:t>
-            </w:r>
-          </w:p>
-        </w:tc>
-        <w:tc>
-          <w:tcPr>
-            <w:tcW w:type="dxa" w:w="1871"/>
-            <w:shd w:val="clear" w:fill="F5F5F2"/>
-          </w:tcPr>
-          <w:p>
-            <w:pPr>
-              <w:spacing w:after="20"/>
-            </w:pPr>
-            <w:r/>
-            <w:r>
-              <w:rPr>
-                <w:b w:val="0"/>
-                <w:sz w:val="15"/>
-              </w:rPr>
-              <w:t>Texto no papel</w:t>
-            </w:r>
-          </w:p>
-        </w:tc>
-        <w:tc>
-          <w:tcPr>
-            <w:tcW w:type="dxa" w:w="1871"/>
-            <w:shd w:val="clear" w:fill="F5F5F2"/>
-          </w:tcPr>
-          <w:p>
-            <w:pPr>
-              <w:spacing w:after="20"/>
-            </w:pPr>
-            <w:r/>
-            <w:r>
-              <w:rPr>
-                <w:b w:val="0"/>
-                <w:sz w:val="15"/>
-              </w:rPr>
-              <w:t>Especificação de ação</w:t>
-            </w:r>
-          </w:p>
-        </w:tc>
-        <w:tc>
-          <w:tcPr>
-            <w:tcW w:type="dxa" w:w="1871"/>
-            <w:shd w:val="clear" w:fill="F5F5F2"/>
-          </w:tcPr>
-          <w:p>
-            <w:pPr>
-              <w:spacing w:after="20"/>
-            </w:pPr>
-            <w:r/>
-            <w:r>
-              <w:rPr>
-                <w:b w:val="0"/>
-                <w:sz w:val="15"/>
-              </w:rPr>
-              <w:t>Barreira de interface</w:t>
-            </w:r>
-          </w:p>
-        </w:tc>
-        <w:tc>
-          <w:tcPr>
-            <w:tcW w:type="dxa" w:w="1928"/>
-            <w:shd w:val="clear" w:fill="F5F5F2"/>
-          </w:tcPr>
-          <w:p>
-            <w:pPr>
-              <w:spacing w:after="20"/>
-            </w:pPr>
-            <w:r/>
-            <w:r>
-              <w:rPr>
-                <w:b w:val="0"/>
-                <w:sz w:val="15"/>
-              </w:rPr>
-              <w:t>Catálogo de ferramentas</w:t>
-            </w:r>
-          </w:p>
-        </w:tc>
-      </w:tr>
-      <w:tr>
-        <w:tc>
-          <w:tcPr>
-            <w:tcW w:type="dxa" w:w="1644"/>
-          </w:tcPr>
-          <w:p>
-            <w:pPr>
-              <w:spacing w:after="20"/>
-            </w:pPr>
-            <w:r/>
-            <w:r>
-              <w:rPr>
-                <w:b w:val="0"/>
-                <w:sz w:val="15"/>
-              </w:rPr>
-              <w:t>Ao falhar</w:t>
-            </w:r>
-          </w:p>
-        </w:tc>
-        <w:tc>
-          <w:tcPr>
-            <w:tcW w:type="dxa" w:w="1871"/>
-          </w:tcPr>
-          <w:p>
-            <w:pPr>
-              <w:spacing w:after="20"/>
-            </w:pPr>
-            <w:r/>
-            <w:r>
-              <w:rPr>
-                <w:b w:val="0"/>
-                <w:sz w:val="15"/>
-              </w:rPr>
-              <w:t>Limite de rodadas; segue adiante</w:t>
-            </w:r>
-          </w:p>
-        </w:tc>
-        <w:tc>
-          <w:tcPr>
-            <w:tcW w:type="dxa" w:w="1871"/>
-          </w:tcPr>
-          <w:p>
-            <w:pPr>
-              <w:spacing w:after="20"/>
-            </w:pPr>
-            <w:r/>
-            <w:r>
-              <w:rPr>
-                <w:b w:val="0"/>
-                <w:sz w:val="15"/>
-              </w:rPr>
-              <w:t>Repetição na etapa</w:t>
-            </w:r>
-          </w:p>
-        </w:tc>
-        <w:tc>
-          <w:tcPr>
-            <w:tcW w:type="dxa" w:w="1871"/>
-          </w:tcPr>
-          <w:p>
-            <w:pPr>
-              <w:spacing w:after="20"/>
-            </w:pPr>
-            <w:r/>
-            <w:r>
-              <w:rPr>
-                <w:b w:val="0"/>
-                <w:sz w:val="15"/>
-              </w:rPr>
-              <w:t>O operador decide</w:t>
-            </w:r>
-          </w:p>
-        </w:tc>
-        <w:tc>
-          <w:tcPr>
-            <w:tcW w:type="dxa" w:w="1928"/>
-          </w:tcPr>
-          <w:p>
-            <w:pPr>
-              <w:spacing w:after="20"/>
-            </w:pPr>
-            <w:r/>
-            <w:r>
-              <w:rPr>
-                <w:b w:val="0"/>
-                <w:sz w:val="15"/>
-              </w:rPr>
-              <w:t>Escada: modelo, especialista, redivisão da tarefa, bloqueio</w:t>
-            </w:r>
-          </w:p>
-        </w:tc>
-      </w:tr>
-      <w:tr>
-        <w:tc>
-          <w:tcPr>
-            <w:tcW w:type="dxa" w:w="1644"/>
-            <w:shd w:val="clear" w:fill="F5F5F2"/>
-          </w:tcPr>
-          <w:p>
-            <w:pPr>
-              <w:spacing w:after="20"/>
-            </w:pPr>
-            <w:r/>
-            <w:r>
-              <w:rPr>
-                <w:b w:val="0"/>
-                <w:sz w:val="15"/>
-              </w:rPr>
-              <w:t>Concorrência</w:t>
-            </w:r>
-          </w:p>
-        </w:tc>
-        <w:tc>
-          <w:tcPr>
-            <w:tcW w:type="dxa" w:w="1871"/>
-            <w:shd w:val="clear" w:fill="F5F5F2"/>
-          </w:tcPr>
-          <w:p>
-            <w:pPr>
-              <w:spacing w:after="20"/>
-            </w:pPr>
-            <w:r/>
-            <w:r>
-              <w:rPr>
-                <w:b w:val="0"/>
-                <w:sz w:val="15"/>
-              </w:rPr>
-              <w:t>Sequencial</w:t>
-            </w:r>
-          </w:p>
-        </w:tc>
-        <w:tc>
-          <w:tcPr>
-            <w:tcW w:type="dxa" w:w="1871"/>
-            <w:shd w:val="clear" w:fill="F5F5F2"/>
-          </w:tcPr>
-          <w:p>
-            <w:pPr>
-              <w:spacing w:after="20"/>
-            </w:pPr>
-            <w:r/>
-            <w:r>
-              <w:rPr>
-                <w:b w:val="0"/>
-                <w:sz w:val="15"/>
-              </w:rPr>
-              <w:t>Sequencial, com desacoplamento</w:t>
-            </w:r>
-          </w:p>
-        </w:tc>
-        <w:tc>
-          <w:tcPr>
-            <w:tcW w:type="dxa" w:w="1871"/>
-            <w:shd w:val="clear" w:fill="F5F5F2"/>
-          </w:tcPr>
-          <w:p>
-            <w:pPr>
-              <w:spacing w:after="20"/>
-            </w:pPr>
-            <w:r/>
-            <w:r>
-              <w:rPr>
-                <w:b w:val="0"/>
-                <w:sz w:val="15"/>
-              </w:rPr>
-              <w:t>Uma execução isolada por vez</w:t>
-            </w:r>
-          </w:p>
-        </w:tc>
-        <w:tc>
-          <w:tcPr>
-            <w:tcW w:type="dxa" w:w="1928"/>
-            <w:shd w:val="clear" w:fill="F5F5F2"/>
-          </w:tcPr>
-          <w:p>
-            <w:pPr>
-              <w:spacing w:after="20"/>
-            </w:pPr>
-            <w:r/>
-            <w:r>
-              <w:rPr>
-                <w:b w:val="0"/>
-                <w:sz w:val="15"/>
-              </w:rPr>
-              <w:t>Três tarefas, se os arquivos não se cruzam</w:t>
-            </w:r>
-          </w:p>
-        </w:tc>
-      </w:tr>
-    </w:tbl>
-    <w:p>
-      <w:pPr>
-        <w:spacing w:after="80"/>
-      </w:pPr>
     </w:p>
     <w:p>
       <w:pPr>
-        <w:keepNext/>
-        <w:spacing w:before="320" w:after="100"/>
+        <w:pStyle w:val="ListBullet"/>
+        <w:spacing w:after="60"/>
+        <w:ind w:left="397"/>
       </w:pPr>
       <w:r>
         <w:rPr>
           <w:b/>
-          <w:color w:val="184F95"/>
-          <w:sz w:val="26"/>
+          <w:sz w:val="19"/>
         </w:rPr>
-        <w:t>3.  O que os quatro compartilham</w:t>
+        <w:t>O laço de controle.</w:t>
+      </w:r>
+      <w:r>
+        <w:rPr>
+          <w:b w:val="0"/>
+          <w:sz w:val="19"/>
+        </w:rPr>
+        <w:t xml:space="preserve"> No softwarefabrik o avanço é uma decisão humana: o comitê prepara o parecer, e a pessoa aprova. Aqui é derivado por código — a máquina de estados lê as dependências e o estado de cada tarefa e monta a fila sozinha. Não é a mesma arquitetura com um botão a menos: sem ninguém para interromper, o sistema precisa contar os próprios fracassos, e é daí que vem todo o resto.</w:t>
+      </w:r>
+    </w:p>
+    <w:p>
+      <w:pPr>
+        <w:pStyle w:val="ListBullet"/>
+        <w:spacing w:after="60"/>
+        <w:ind w:left="397"/>
+      </w:pPr>
+      <w:r>
+        <w:rPr>
+          <w:b/>
+          <w:sz w:val="19"/>
+        </w:rPr>
+        <w:t>A unidade de trabalho.</w:t>
+      </w:r>
+      <w:r>
+        <w:rPr>
+          <w:b w:val="0"/>
+          <w:sz w:val="19"/>
+        </w:rPr>
+        <w:t xml:space="preserve"> Lá, a unidade é a execução: um ciclo sobre o projeto, que começa, termina e se encerra. Aqui, é a tarefa — entidade nomeada, com estado, dependências e arquivos declarados, que existe em arquivo antes e depois da execução. É essa granularidade que permite retomar no meio, paralelizar e redividir o que falhou.</w:t>
+      </w:r>
+    </w:p>
+    <w:p>
+      <w:pPr>
+        <w:pStyle w:val="ListBullet"/>
+        <w:spacing w:after="60"/>
+        <w:ind w:left="397"/>
+      </w:pPr>
+      <w:r>
+        <w:rPr>
+          <w:b/>
+          <w:sz w:val="19"/>
+        </w:rPr>
+        <w:t>A forma de impor a autoridade.</w:t>
+      </w:r>
+      <w:r>
+        <w:rPr>
+          <w:b w:val="0"/>
+          <w:sz w:val="19"/>
+        </w:rPr>
+        <w:t xml:space="preserve"> Os dois querem a mesma coisa: que quem revisa não conserte por conta própria, escondendo o defeito em vez de reportá-lo. O softwarefabrik garante pela interface, com a pessoa atrás do portão; aqui, pela ausência da ferramenta — o revisor não deixa de corrigir porque foi instruído a não corrigir, mas porque a ação não existe para ele.</w:t>
       </w:r>
     </w:p>
     <w:p>
@@ -1202,21 +2042,23 @@
           <w:i w:val="0"/>
           <w:sz w:val="20"/>
         </w:rPr>
-        <w:t>Papéis especializados no lugar de um agente único; decomposição antes da execução; separação entre quem produz e quem avalia; artefato versionado como saída; e algum limite de repetição — declarado em três deles, cumprido pelo humano no quarto.</w:t>
+        <w:t xml:space="preserve">As três se somam num único ponto: o softwarefabrik é a arquitetura mais próxima justamente porque também tira o estado da conversa — e se separa dela porque </w:t>
       </w:r>
-    </w:p>
-    <w:p>
-      <w:pPr>
-        <w:spacing w:after="120"/>
-        <w:jc w:val="both"/>
-      </w:pPr>
+      <w:r>
+        <w:rPr>
+          <w:b/>
+          <w:i w:val="0"/>
+          <w:sz w:val="20"/>
+        </w:rPr>
+        <w:t>mantém a pessoa dentro do laço</w:t>
+      </w:r>
       <w:r>
         <w:rPr>
           <w:b w:val="0"/>
           <w:i w:val="0"/>
           <w:sz w:val="20"/>
         </w:rPr>
-        <w:t>Que quatro sistemas independentes cheguem às mesmas cinco escolhas sugere que não são preferências de projeto, e sim respostas necessárias às limitações do substrato: modelos sem memória entre execuções, produzindo artefatos que precisam ser conferidos por quem não os produziu.</w:t>
+        <w:t>. Este trabalho tira a pessoa do laço sem perder a separação entre construir e aprovar, e paga esse preço com a maquinaria que os outros não precisam ter: contagem de ciclos, escalonamento de modelo, troca de especialista e redivisão automática de tarefa.</w:t>
       </w:r>
     </w:p>
     <w:p>
@@ -1230,7 +2072,7 @@
           <w:color w:val="184F95"/>
           <w:sz w:val="26"/>
         </w:rPr>
-        <w:t>4.  As três divergências estruturais</w:t>
+        <w:t>4.  Para situar: ChatDev e MetaGPT</w:t>
       </w:r>
     </w:p>
     <w:tbl>
@@ -1241,15 +2083,17 @@
         <w:tblLook w:firstColumn="1" w:firstRow="1" w:lastColumn="0" w:lastRow="0" w:noHBand="0" w:noVBand="1" w:val="04A0"/>
       </w:tblPr>
       <w:tblGrid>
-        <w:gridCol w:w="2379"/>
-        <w:gridCol w:w="2379"/>
-        <w:gridCol w:w="2379"/>
-        <w:gridCol w:w="2379"/>
+        <w:gridCol w:w="3173"/>
+        <w:gridCol w:w="3173"/>
+        <w:gridCol w:w="3173"/>
       </w:tblGrid>
       <w:tr>
+        <w:trPr>
+          <w:cantSplit/>
+        </w:trPr>
         <w:tc>
           <w:tcPr>
-            <w:tcW w:type="dxa" w:w="1928"/>
+            <w:tcW w:type="dxa" w:w="1701"/>
             <w:shd w:val="clear" w:fill="2A78D6"/>
           </w:tcPr>
           <w:p>
@@ -1263,13 +2107,13 @@
                 <w:color w:val="FFFFFF"/>
                 <w:sz w:val="16"/>
               </w:rPr>
-              <w:t>A escolha</w:t>
+              <w:t>Sistema</w:t>
             </w:r>
           </w:p>
         </w:tc>
         <w:tc>
           <w:tcPr>
-            <w:tcW w:type="dxa" w:w="2494"/>
+            <w:tcW w:type="dxa" w:w="2948"/>
             <w:shd w:val="clear" w:fill="2A78D6"/>
           </w:tcPr>
           <w:p>
@@ -1283,13 +2127,13 @@
                 <w:color w:val="FFFFFF"/>
                 <w:sz w:val="16"/>
               </w:rPr>
-              <w:t>ChatDev / MetaGPT</w:t>
+              <w:t>Fluxo</w:t>
             </w:r>
           </w:p>
         </w:tc>
         <w:tc>
           <w:tcPr>
-            <w:tcW w:type="dxa" w:w="2211"/>
+            <w:tcW w:type="dxa" w:w="4422"/>
             <w:shd w:val="clear" w:fill="2A78D6"/>
           </w:tcPr>
           <w:p>
@@ -1303,35 +2147,18 @@
                 <w:color w:val="FFFFFF"/>
                 <w:sz w:val="16"/>
               </w:rPr>
-              <w:t>softwarefabrik.io</w:t>
-            </w:r>
-          </w:p>
-        </w:tc>
-        <w:tc>
-          <w:tcPr>
-            <w:tcW w:type="dxa" w:w="2438"/>
-            <w:shd w:val="clear" w:fill="2A78D6"/>
-          </w:tcPr>
-          <w:p>
-            <w:pPr>
-              <w:spacing w:after="20"/>
-            </w:pPr>
-            <w:r/>
-            <w:r>
-              <w:rPr>
-                <w:b/>
-                <w:color w:val="FFFFFF"/>
-                <w:sz w:val="16"/>
-              </w:rPr>
-              <w:t>Este trabalho</w:t>
+              <w:t>A forma</w:t>
             </w:r>
           </w:p>
         </w:tc>
       </w:tr>
       <w:tr>
+        <w:trPr>
+          <w:cantSplit/>
+        </w:trPr>
         <w:tc>
           <w:tcPr>
-            <w:tcW w:type="dxa" w:w="1928"/>
+            <w:tcW w:type="dxa" w:w="1701"/>
           </w:tcPr>
           <w:p>
             <w:pPr>
@@ -1343,13 +2170,13 @@
                 <w:b w:val="0"/>
                 <w:sz w:val="16"/>
               </w:rPr>
-              <w:t>Onde está o estado</w:t>
+              <w:t>ChatDev</w:t>
             </w:r>
           </w:p>
         </w:tc>
         <w:tc>
           <w:tcPr>
-            <w:tcW w:type="dxa" w:w="2494"/>
+            <w:tcW w:type="dxa" w:w="2948"/>
           </w:tcPr>
           <w:p>
             <w:pPr>
@@ -1361,13 +2188,13 @@
                 <w:b w:val="0"/>
                 <w:sz w:val="16"/>
               </w:rPr>
-              <w:t>Dentro da execução — no diálogo, ou no quadro de mensagens</w:t>
+              <w:t>fase → dupla conversa → fase</w:t>
             </w:r>
           </w:p>
         </w:tc>
         <w:tc>
           <w:tcPr>
-            <w:tcW w:type="dxa" w:w="2211"/>
+            <w:tcW w:type="dxa" w:w="4422"/>
           </w:tcPr>
           <w:p>
             <w:pPr>
@@ -1379,33 +2206,18 @@
                 <w:b w:val="0"/>
                 <w:sz w:val="16"/>
               </w:rPr>
-              <w:t>Fora e persistente: o espaço de trabalho</w:t>
-            </w:r>
-          </w:p>
-        </w:tc>
-        <w:tc>
-          <w:tcPr>
-            <w:tcW w:type="dxa" w:w="2438"/>
-          </w:tcPr>
-          <w:p>
-            <w:pPr>
-              <w:spacing w:after="20"/>
-            </w:pPr>
-            <w:r/>
-            <w:r>
-              <w:rPr>
-                <w:b w:val="0"/>
-                <w:sz w:val="16"/>
-              </w:rPr>
-              <w:t>Fora e persistente: arquivo de tarefa e banco</w:t>
+              <w:t>Cascata de fases. Dentro de cada uma, duas agentes conversam até fechar a subtarefa.</w:t>
             </w:r>
           </w:p>
         </w:tc>
       </w:tr>
       <w:tr>
+        <w:trPr>
+          <w:cantSplit/>
+        </w:trPr>
         <w:tc>
           <w:tcPr>
-            <w:tcW w:type="dxa" w:w="1928"/>
+            <w:tcW w:type="dxa" w:w="1701"/>
             <w:shd w:val="clear" w:fill="F5F5F2"/>
           </w:tcPr>
           <w:p>
@@ -1418,13 +2230,13 @@
                 <w:b w:val="0"/>
                 <w:sz w:val="16"/>
               </w:rPr>
-              <w:t>Quem fecha o laço de controle</w:t>
+              <w:t>MetaGPT</w:t>
             </w:r>
           </w:p>
         </w:tc>
         <w:tc>
           <w:tcPr>
-            <w:tcW w:type="dxa" w:w="2494"/>
+            <w:tcW w:type="dxa" w:w="2948"/>
             <w:shd w:val="clear" w:fill="F5F5F2"/>
           </w:tcPr>
           <w:p>
@@ -1437,13 +2249,13 @@
                 <w:b w:val="0"/>
                 <w:sz w:val="16"/>
               </w:rPr>
-              <w:t>A estrutura do processo, fixada antes de começar</w:t>
+              <w:t>papel → quadro → papel</w:t>
             </w:r>
           </w:p>
         </w:tc>
         <w:tc>
           <w:tcPr>
-            <w:tcW w:type="dxa" w:w="2211"/>
+            <w:tcW w:type="dxa" w:w="4422"/>
             <w:shd w:val="clear" w:fill="F5F5F2"/>
           </w:tcPr>
           <w:p>
@@ -1456,100 +2268,7 @@
                 <w:b w:val="0"/>
                 <w:sz w:val="16"/>
               </w:rPr>
-              <w:t>O operador humano, a cada passo</w:t>
-            </w:r>
-          </w:p>
-        </w:tc>
-        <w:tc>
-          <w:tcPr>
-            <w:tcW w:type="dxa" w:w="2438"/>
-            <w:shd w:val="clear" w:fill="F5F5F2"/>
-          </w:tcPr>
-          <w:p>
-            <w:pPr>
-              <w:spacing w:after="20"/>
-            </w:pPr>
-            <w:r/>
-            <w:r>
-              <w:rPr>
-                <w:b w:val="0"/>
-                <w:sz w:val="16"/>
-              </w:rPr>
-              <w:t>Código que lê o estado e deriva a ordem em execução</w:t>
-            </w:r>
-          </w:p>
-        </w:tc>
-      </w:tr>
-      <w:tr>
-        <w:tc>
-          <w:tcPr>
-            <w:tcW w:type="dxa" w:w="1928"/>
-          </w:tcPr>
-          <w:p>
-            <w:pPr>
-              <w:spacing w:after="20"/>
-            </w:pPr>
-            <w:r/>
-            <w:r>
-              <w:rPr>
-                <w:b w:val="0"/>
-                <w:sz w:val="16"/>
-              </w:rPr>
-              <w:t>Como a autoridade é imposta</w:t>
-            </w:r>
-          </w:p>
-        </w:tc>
-        <w:tc>
-          <w:tcPr>
-            <w:tcW w:type="dxa" w:w="2494"/>
-          </w:tcPr>
-          <w:p>
-            <w:pPr>
-              <w:spacing w:after="20"/>
-            </w:pPr>
-            <w:r/>
-            <w:r>
-              <w:rPr>
-                <w:b w:val="0"/>
-                <w:sz w:val="16"/>
-              </w:rPr>
-              <w:t>Texto que o modelo interpreta</w:t>
-            </w:r>
-          </w:p>
-        </w:tc>
-        <w:tc>
-          <w:tcPr>
-            <w:tcW w:type="dxa" w:w="2211"/>
-          </w:tcPr>
-          <w:p>
-            <w:pPr>
-              <w:spacing w:after="20"/>
-            </w:pPr>
-            <w:r/>
-            <w:r>
-              <w:rPr>
-                <w:b w:val="0"/>
-                <w:sz w:val="16"/>
-              </w:rPr>
-              <w:t>Barreira de interface, com o humano atrás</w:t>
-            </w:r>
-          </w:p>
-        </w:tc>
-        <w:tc>
-          <w:tcPr>
-            <w:tcW w:type="dxa" w:w="2438"/>
-          </w:tcPr>
-          <w:p>
-            <w:pPr>
-              <w:spacing w:after="20"/>
-            </w:pPr>
-            <w:r/>
-            <w:r>
-              <w:rPr>
-                <w:b w:val="0"/>
-                <w:sz w:val="16"/>
-              </w:rPr>
-              <w:t>Ausência da ferramenta no catálogo do papel</w:t>
+              <w:t>Quadro de avisos. Ninguém fala com ninguém: cada papel publica o que produziu e lê o que lhe interessa.</w:t>
             </w:r>
           </w:p>
         </w:tc>
@@ -1571,23 +2290,7 @@
           <w:i w:val="0"/>
           <w:sz w:val="20"/>
         </w:rPr>
-        <w:t xml:space="preserve">Somadas, as três colocam este trabalho na combinação que os outros não ocupam: </w:t>
-      </w:r>
-      <w:r>
-        <w:rPr>
-          <w:b/>
-          <w:i w:val="0"/>
-          <w:sz w:val="20"/>
-        </w:rPr>
-        <w:t>estado fora da conversa e persistente, laço de controle fechado por código, e autoridade imposta por ausência de ferramenta</w:t>
-      </w:r>
-      <w:r>
-        <w:rPr>
-          <w:b w:val="0"/>
-          <w:i w:val="0"/>
-          <w:sz w:val="20"/>
-        </w:rPr>
-        <w:t>. É o único ponto do espaço em que a separação entre construir e aprovar se mantém sem operador humano presente — e é dessa escolha que decorre toda a maquinaria de limite de ciclos e redivisão de tarefa, porque não há quem interrompa.</w:t>
+        <w:t>Os dois guardam o estado dentro da execução — no diálogo, no caso do ChatDev; num quadro de mensagens em memória, no do MetaGPT. Quando a execução termina, não há a que voltar. É isso que os afasta tanto deste trabalho quanto do softwarefabrik, e que torna o confronto acima o único realmente informativo.</w:t>
       </w:r>
     </w:p>
     <w:p>
@@ -1617,6 +2320,9 @@
         <w:gridCol w:w="3173"/>
       </w:tblGrid>
       <w:tr>
+        <w:trPr>
+          <w:cantSplit/>
+        </w:trPr>
         <w:tc>
           <w:tcPr>
             <w:tcW w:type="dxa" w:w="1247"/>
@@ -1679,6 +2385,9 @@
         </w:tc>
       </w:tr>
       <w:tr>
+        <w:trPr>
+          <w:cantSplit/>
+        </w:trPr>
         <w:tc>
           <w:tcPr>
             <w:tcW w:type="dxa" w:w="1247"/>
@@ -1729,12 +2438,15 @@
                 <w:b w:val="0"/>
                 <w:sz w:val="16"/>
               </w:rPr>
-              <w:t>Contexto passa a ser função do papel, e não do projeto</w:t>
+              <w:t>O contexto entregue a um agente passa a ser função do papel dele, e não do projeto</w:t>
             </w:r>
           </w:p>
         </w:tc>
       </w:tr>
       <w:tr>
+        <w:trPr>
+          <w:cantSplit/>
+        </w:trPr>
         <w:tc>
           <w:tcPr>
             <w:tcW w:type="dxa" w:w="1247"/>
@@ -1794,6 +2506,9 @@
         </w:tc>
       </w:tr>
       <w:tr>
+        <w:trPr>
+          <w:cantSplit/>
+        </w:trPr>
         <w:tc>
           <w:tcPr>
             <w:tcW w:type="dxa" w:w="1247"/>
@@ -1844,12 +2559,15 @@
                 <w:b w:val="0"/>
                 <w:sz w:val="16"/>
               </w:rPr>
-              <w:t>O avanço deixa de depender de julgamento humano</w:t>
+              <w:t>O avanço entre tarefas deixa de depender de julgamento humano</w:t>
             </w:r>
           </w:p>
         </w:tc>
       </w:tr>
       <w:tr>
+        <w:trPr>
+          <w:cantSplit/>
+        </w:trPr>
         <w:tc>
           <w:tcPr>
             <w:tcW w:type="dxa" w:w="1247"/>
@@ -1903,7 +2621,7 @@
                 <w:b w:val="0"/>
                 <w:sz w:val="16"/>
               </w:rPr>
-              <w:t>O portão é fechado nos dois caminhos de saída do construtor</w:t>
+              <w:t>O portão de verificação é fechado nos dois caminhos de saída do construtor</w:t>
             </w:r>
           </w:p>
         </w:tc>
